--- a/python/p1_python_programming_language.docx
+++ b/python/p1_python_programming_language.docx
@@ -36756,12 +36756,16 @@
         <w:spacing w:line="240" w:lineRule="auto"/>
         <w:jc w:val="both"/>
         <w:rPr>
-          <w:sz w:val="32"/>
-          <w:szCs w:val="32"/>
-        </w:rPr>
-      </w:pPr>
-      <w:r>
-        <w:rPr>
+          <w:b/>
+          <w:bCs/>
+          <w:sz w:val="32"/>
+          <w:szCs w:val="32"/>
+        </w:rPr>
+      </w:pPr>
+      <w:r>
+        <w:rPr>
+          <w:b/>
+          <w:bCs/>
           <w:sz w:val="32"/>
           <w:szCs w:val="32"/>
         </w:rPr>
@@ -37095,17 +37099,7 @@
           <w:sz w:val="32"/>
           <w:szCs w:val="32"/>
         </w:rPr>
-        <w:t xml:space="preserve">) </w:t>
-      </w:r>
-      <w:r>
-        <w:rPr>
-          <w:b/>
-          <w:bCs/>
-          <w:color w:val="D86DCB" w:themeColor="accent5" w:themeTint="99"/>
-          <w:sz w:val="32"/>
-          <w:szCs w:val="32"/>
-        </w:rPr>
-        <w:t># {'name': 'Nazmul', 'phone': '01991407207', 'email': 'email'}</w:t>
+        <w:t>) # {'name': 'Nazmul', 'phone': '01991407207', 'email': 'email'}</w:t>
       </w:r>
     </w:p>
     <w:p>
@@ -37151,119 +37145,56 @@
           <w:sz w:val="32"/>
           <w:szCs w:val="32"/>
         </w:rPr>
-        <w:t>))</w:t>
-      </w:r>
-      <w:r>
-        <w:rPr>
-          <w:b/>
-          <w:bCs/>
-          <w:color w:val="D86DCB" w:themeColor="accent5" w:themeTint="99"/>
+        <w:t>)) # &lt;class '</w:t>
+      </w:r>
+      <w:proofErr w:type="spellStart"/>
+      <w:r>
+        <w:rPr>
+          <w:b/>
+          <w:bCs/>
+          <w:color w:val="D86DCB" w:themeColor="accent5" w:themeTint="99"/>
+          <w:sz w:val="32"/>
+          <w:szCs w:val="32"/>
+        </w:rPr>
+        <w:t>dict</w:t>
+      </w:r>
+      <w:proofErr w:type="spellEnd"/>
+      <w:r>
+        <w:rPr>
+          <w:b/>
+          <w:bCs/>
+          <w:color w:val="D86DCB" w:themeColor="accent5" w:themeTint="99"/>
+          <w:sz w:val="32"/>
+          <w:szCs w:val="32"/>
+        </w:rPr>
+        <w:t>'&gt;</w:t>
+      </w:r>
+    </w:p>
+    <w:p>
+      <w:pPr>
+        <w:spacing w:line="240" w:lineRule="auto"/>
+        <w:jc w:val="both"/>
+        <w:rPr>
+          <w:sz w:val="32"/>
+          <w:szCs w:val="32"/>
+        </w:rPr>
+      </w:pPr>
+      <w:r>
+        <w:rPr>
+          <w:sz w:val="32"/>
+          <w:szCs w:val="32"/>
+        </w:rPr>
+        <w:t># Another example, here we open a JSON file in write mode. Then use the</w:t>
+      </w:r>
+      <w:r>
+        <w:rPr>
+          <w:b/>
+          <w:bCs/>
           <w:sz w:val="32"/>
           <w:szCs w:val="32"/>
         </w:rPr>
         <w:t xml:space="preserve"> </w:t>
       </w:r>
-      <w:r>
-        <w:rPr>
-          <w:b/>
-          <w:bCs/>
-          <w:color w:val="D86DCB" w:themeColor="accent5" w:themeTint="99"/>
-          <w:sz w:val="32"/>
-          <w:szCs w:val="32"/>
-        </w:rPr>
-        <w:t># &lt;class '</w:t>
-      </w:r>
-      <w:proofErr w:type="spellStart"/>
-      <w:r>
-        <w:rPr>
-          <w:b/>
-          <w:bCs/>
-          <w:color w:val="D86DCB" w:themeColor="accent5" w:themeTint="99"/>
-          <w:sz w:val="32"/>
-          <w:szCs w:val="32"/>
-        </w:rPr>
-        <w:t>dict</w:t>
-      </w:r>
-      <w:proofErr w:type="spellEnd"/>
-      <w:r>
-        <w:rPr>
-          <w:b/>
-          <w:bCs/>
-          <w:color w:val="D86DCB" w:themeColor="accent5" w:themeTint="99"/>
-          <w:sz w:val="32"/>
-          <w:szCs w:val="32"/>
-        </w:rPr>
-        <w:t>'&gt;</w:t>
-      </w:r>
-    </w:p>
-    <w:p>
-      <w:pPr>
-        <w:spacing w:line="240" w:lineRule="auto"/>
-        <w:jc w:val="both"/>
-        <w:rPr>
-          <w:b/>
-          <w:bCs/>
-          <w:sz w:val="32"/>
-          <w:szCs w:val="32"/>
-        </w:rPr>
-      </w:pPr>
-    </w:p>
-    <w:p>
-      <w:pPr>
-        <w:spacing w:line="240" w:lineRule="auto"/>
-        <w:jc w:val="both"/>
-        <w:rPr>
-          <w:b/>
-          <w:bCs/>
-          <w:sz w:val="32"/>
-          <w:szCs w:val="32"/>
-        </w:rPr>
-      </w:pPr>
-    </w:p>
-    <w:p>
-      <w:pPr>
-        <w:spacing w:line="240" w:lineRule="auto"/>
-        <w:jc w:val="both"/>
-        <w:rPr>
-          <w:b/>
-          <w:bCs/>
-          <w:sz w:val="32"/>
-          <w:szCs w:val="32"/>
-        </w:rPr>
-      </w:pPr>
-      <w:r>
-        <w:rPr>
-          <w:b/>
-          <w:bCs/>
-          <w:sz w:val="32"/>
-          <w:szCs w:val="32"/>
-        </w:rPr>
-        <w:t>Python Extra Methods (IMPORTANT):</w:t>
-      </w:r>
-    </w:p>
-    <w:p>
-      <w:pPr>
-        <w:spacing w:line="240" w:lineRule="auto"/>
-        <w:jc w:val="both"/>
-        <w:rPr>
-          <w:b/>
-          <w:bCs/>
-          <w:sz w:val="32"/>
-          <w:szCs w:val="32"/>
-        </w:rPr>
-      </w:pPr>
-    </w:p>
-    <w:p>
-      <w:pPr>
-        <w:spacing w:line="240" w:lineRule="auto"/>
-        <w:jc w:val="both"/>
-        <w:rPr>
-          <w:b/>
-          <w:bCs/>
-          <w:sz w:val="32"/>
-          <w:szCs w:val="32"/>
-        </w:rPr>
-      </w:pPr>
       <w:proofErr w:type="spellStart"/>
       <w:proofErr w:type="gramStart"/>
       <w:r>
@@ -37273,18 +37204,9 @@
           <w:sz w:val="32"/>
           <w:szCs w:val="32"/>
         </w:rPr>
-        <w:t>divmod</w:t>
+        <w:t>json.dump</w:t>
       </w:r>
       <w:proofErr w:type="spellEnd"/>
-      <w:r>
-        <w:rPr>
-          <w:b/>
-          <w:bCs/>
-          <w:sz w:val="32"/>
-          <w:szCs w:val="32"/>
-        </w:rPr>
-        <w:t>(</w:t>
-      </w:r>
       <w:proofErr w:type="gramEnd"/>
       <w:r>
         <w:rPr>
@@ -37293,7 +37215,32 @@
           <w:sz w:val="32"/>
           <w:szCs w:val="32"/>
         </w:rPr>
-        <w:t>):</w:t>
+        <w:t>(…, …</w:t>
+      </w:r>
+      <w:r>
+        <w:rPr>
+          <w:b/>
+          <w:bCs/>
+          <w:sz w:val="32"/>
+          <w:szCs w:val="32"/>
+        </w:rPr>
+        <w:t>, …</w:t>
+      </w:r>
+      <w:r>
+        <w:rPr>
+          <w:b/>
+          <w:bCs/>
+          <w:sz w:val="32"/>
+          <w:szCs w:val="32"/>
+        </w:rPr>
+        <w:t>)</w:t>
+      </w:r>
+      <w:r>
+        <w:rPr>
+          <w:sz w:val="32"/>
+          <w:szCs w:val="32"/>
+        </w:rPr>
+        <w:t xml:space="preserve"> method to write the data which is a dictionary, in this JSON file.</w:t>
       </w:r>
     </w:p>
     <w:p>
@@ -37314,10 +37261,19 @@
       </w:r>
       <w:r>
         <w:rPr>
-          <w:sz w:val="32"/>
-          <w:szCs w:val="32"/>
-        </w:rPr>
-        <w:t>It is a super handy built-in Python function that does division + remainder at the same time.</w:t>
+          <w:b/>
+          <w:bCs/>
+          <w:sz w:val="32"/>
+          <w:szCs w:val="32"/>
+        </w:rPr>
+        <w:t>Indent=4</w:t>
+      </w:r>
+      <w:r>
+        <w:rPr>
+          <w:sz w:val="32"/>
+          <w:szCs w:val="32"/>
+        </w:rPr>
+        <w:t xml:space="preserve"> is used to increase readability of the JSON file</w:t>
       </w:r>
     </w:p>
     <w:p>
@@ -37325,16 +37281,295 @@
         <w:spacing w:line="240" w:lineRule="auto"/>
         <w:jc w:val="both"/>
         <w:rPr>
-          <w:sz w:val="32"/>
-          <w:szCs w:val="32"/>
-        </w:rPr>
-      </w:pPr>
-      <w:r>
-        <w:rPr>
-          <w:sz w:val="32"/>
-          <w:szCs w:val="32"/>
-        </w:rPr>
-        <w:t xml:space="preserve"># </w:t>
+          <w:b/>
+          <w:bCs/>
+          <w:color w:val="D86DCB" w:themeColor="accent5" w:themeTint="99"/>
+          <w:sz w:val="32"/>
+          <w:szCs w:val="32"/>
+        </w:rPr>
+      </w:pPr>
+      <w:r>
+        <w:rPr>
+          <w:b/>
+          <w:bCs/>
+          <w:color w:val="D86DCB" w:themeColor="accent5" w:themeTint="99"/>
+          <w:sz w:val="32"/>
+          <w:szCs w:val="32"/>
+        </w:rPr>
+        <w:t xml:space="preserve">import </w:t>
+      </w:r>
+      <w:proofErr w:type="spellStart"/>
+      <w:r>
+        <w:rPr>
+          <w:b/>
+          <w:bCs/>
+          <w:color w:val="D86DCB" w:themeColor="accent5" w:themeTint="99"/>
+          <w:sz w:val="32"/>
+          <w:szCs w:val="32"/>
+        </w:rPr>
+        <w:t>json</w:t>
+      </w:r>
+      <w:proofErr w:type="spellEnd"/>
+    </w:p>
+    <w:p>
+      <w:pPr>
+        <w:spacing w:line="240" w:lineRule="auto"/>
+        <w:jc w:val="both"/>
+        <w:rPr>
+          <w:b/>
+          <w:bCs/>
+          <w:color w:val="D86DCB" w:themeColor="accent5" w:themeTint="99"/>
+          <w:sz w:val="32"/>
+          <w:szCs w:val="32"/>
+        </w:rPr>
+      </w:pPr>
+      <w:r>
+        <w:rPr>
+          <w:b/>
+          <w:bCs/>
+          <w:color w:val="D86DCB" w:themeColor="accent5" w:themeTint="99"/>
+          <w:sz w:val="32"/>
+          <w:szCs w:val="32"/>
+        </w:rPr>
+        <w:t>data = {</w:t>
+      </w:r>
+    </w:p>
+    <w:p>
+      <w:pPr>
+        <w:spacing w:line="240" w:lineRule="auto"/>
+        <w:jc w:val="both"/>
+        <w:rPr>
+          <w:b/>
+          <w:bCs/>
+          <w:color w:val="D86DCB" w:themeColor="accent5" w:themeTint="99"/>
+          <w:sz w:val="32"/>
+          <w:szCs w:val="32"/>
+        </w:rPr>
+      </w:pPr>
+      <w:r>
+        <w:rPr>
+          <w:b/>
+          <w:bCs/>
+          <w:color w:val="D86DCB" w:themeColor="accent5" w:themeTint="99"/>
+          <w:sz w:val="32"/>
+          <w:szCs w:val="32"/>
+        </w:rPr>
+        <w:t xml:space="preserve">    "name</w:t>
+      </w:r>
+      <w:proofErr w:type="gramStart"/>
+      <w:r>
+        <w:rPr>
+          <w:b/>
+          <w:bCs/>
+          <w:color w:val="D86DCB" w:themeColor="accent5" w:themeTint="99"/>
+          <w:sz w:val="32"/>
+          <w:szCs w:val="32"/>
+        </w:rPr>
+        <w:t>" :</w:t>
+      </w:r>
+      <w:proofErr w:type="gramEnd"/>
+      <w:r>
+        <w:rPr>
+          <w:b/>
+          <w:bCs/>
+          <w:color w:val="D86DCB" w:themeColor="accent5" w:themeTint="99"/>
+          <w:sz w:val="32"/>
+          <w:szCs w:val="32"/>
+        </w:rPr>
+        <w:t xml:space="preserve"> "Alice",</w:t>
+      </w:r>
+    </w:p>
+    <w:p>
+      <w:pPr>
+        <w:spacing w:line="240" w:lineRule="auto"/>
+        <w:jc w:val="both"/>
+        <w:rPr>
+          <w:b/>
+          <w:bCs/>
+          <w:color w:val="D86DCB" w:themeColor="accent5" w:themeTint="99"/>
+          <w:sz w:val="32"/>
+          <w:szCs w:val="32"/>
+        </w:rPr>
+      </w:pPr>
+      <w:r>
+        <w:rPr>
+          <w:b/>
+          <w:bCs/>
+          <w:color w:val="D86DCB" w:themeColor="accent5" w:themeTint="99"/>
+          <w:sz w:val="32"/>
+          <w:szCs w:val="32"/>
+        </w:rPr>
+        <w:t xml:space="preserve">    "age</w:t>
+      </w:r>
+      <w:proofErr w:type="gramStart"/>
+      <w:r>
+        <w:rPr>
+          <w:b/>
+          <w:bCs/>
+          <w:color w:val="D86DCB" w:themeColor="accent5" w:themeTint="99"/>
+          <w:sz w:val="32"/>
+          <w:szCs w:val="32"/>
+        </w:rPr>
+        <w:t>" :</w:t>
+      </w:r>
+      <w:proofErr w:type="gramEnd"/>
+      <w:r>
+        <w:rPr>
+          <w:b/>
+          <w:bCs/>
+          <w:color w:val="D86DCB" w:themeColor="accent5" w:themeTint="99"/>
+          <w:sz w:val="32"/>
+          <w:szCs w:val="32"/>
+        </w:rPr>
+        <w:t xml:space="preserve"> 30,</w:t>
+      </w:r>
+    </w:p>
+    <w:p>
+      <w:pPr>
+        <w:spacing w:line="240" w:lineRule="auto"/>
+        <w:jc w:val="both"/>
+        <w:rPr>
+          <w:b/>
+          <w:bCs/>
+          <w:color w:val="D86DCB" w:themeColor="accent5" w:themeTint="99"/>
+          <w:sz w:val="32"/>
+          <w:szCs w:val="32"/>
+        </w:rPr>
+      </w:pPr>
+      <w:r>
+        <w:rPr>
+          <w:b/>
+          <w:bCs/>
+          <w:color w:val="D86DCB" w:themeColor="accent5" w:themeTint="99"/>
+          <w:sz w:val="32"/>
+          <w:szCs w:val="32"/>
+        </w:rPr>
+        <w:t xml:space="preserve">    "</w:t>
+      </w:r>
+      <w:proofErr w:type="spellStart"/>
+      <w:r>
+        <w:rPr>
+          <w:b/>
+          <w:bCs/>
+          <w:color w:val="D86DCB" w:themeColor="accent5" w:themeTint="99"/>
+          <w:sz w:val="32"/>
+          <w:szCs w:val="32"/>
+        </w:rPr>
+        <w:t>is_student</w:t>
+      </w:r>
+      <w:proofErr w:type="spellEnd"/>
+      <w:proofErr w:type="gramStart"/>
+      <w:r>
+        <w:rPr>
+          <w:b/>
+          <w:bCs/>
+          <w:color w:val="D86DCB" w:themeColor="accent5" w:themeTint="99"/>
+          <w:sz w:val="32"/>
+          <w:szCs w:val="32"/>
+        </w:rPr>
+        <w:t>" :</w:t>
+      </w:r>
+      <w:proofErr w:type="gramEnd"/>
+      <w:r>
+        <w:rPr>
+          <w:b/>
+          <w:bCs/>
+          <w:color w:val="D86DCB" w:themeColor="accent5" w:themeTint="99"/>
+          <w:sz w:val="32"/>
+          <w:szCs w:val="32"/>
+        </w:rPr>
+        <w:t xml:space="preserve"> False,</w:t>
+      </w:r>
+    </w:p>
+    <w:p>
+      <w:pPr>
+        <w:spacing w:line="240" w:lineRule="auto"/>
+        <w:jc w:val="both"/>
+        <w:rPr>
+          <w:b/>
+          <w:bCs/>
+          <w:color w:val="D86DCB" w:themeColor="accent5" w:themeTint="99"/>
+          <w:sz w:val="32"/>
+          <w:szCs w:val="32"/>
+        </w:rPr>
+      </w:pPr>
+      <w:r>
+        <w:rPr>
+          <w:b/>
+          <w:bCs/>
+          <w:color w:val="D86DCB" w:themeColor="accent5" w:themeTint="99"/>
+          <w:sz w:val="32"/>
+          <w:szCs w:val="32"/>
+        </w:rPr>
+        <w:t xml:space="preserve">    "courses</w:t>
+      </w:r>
+      <w:proofErr w:type="gramStart"/>
+      <w:r>
+        <w:rPr>
+          <w:b/>
+          <w:bCs/>
+          <w:color w:val="D86DCB" w:themeColor="accent5" w:themeTint="99"/>
+          <w:sz w:val="32"/>
+          <w:szCs w:val="32"/>
+        </w:rPr>
+        <w:t>" :</w:t>
+      </w:r>
+      <w:proofErr w:type="gramEnd"/>
+      <w:r>
+        <w:rPr>
+          <w:b/>
+          <w:bCs/>
+          <w:color w:val="D86DCB" w:themeColor="accent5" w:themeTint="99"/>
+          <w:sz w:val="32"/>
+          <w:szCs w:val="32"/>
+        </w:rPr>
+        <w:t xml:space="preserve"> ["History", "Math"]</w:t>
+      </w:r>
+    </w:p>
+    <w:p>
+      <w:pPr>
+        <w:spacing w:line="240" w:lineRule="auto"/>
+        <w:jc w:val="both"/>
+        <w:rPr>
+          <w:b/>
+          <w:bCs/>
+          <w:color w:val="D86DCB" w:themeColor="accent5" w:themeTint="99"/>
+          <w:sz w:val="32"/>
+          <w:szCs w:val="32"/>
+        </w:rPr>
+      </w:pPr>
+      <w:r>
+        <w:rPr>
+          <w:b/>
+          <w:bCs/>
+          <w:color w:val="D86DCB" w:themeColor="accent5" w:themeTint="99"/>
+          <w:sz w:val="32"/>
+          <w:szCs w:val="32"/>
+        </w:rPr>
+        <w:t>}</w:t>
+      </w:r>
+    </w:p>
+    <w:p>
+      <w:pPr>
+        <w:spacing w:line="240" w:lineRule="auto"/>
+        <w:jc w:val="both"/>
+        <w:rPr>
+          <w:b/>
+          <w:bCs/>
+          <w:color w:val="D86DCB" w:themeColor="accent5" w:themeTint="99"/>
+          <w:sz w:val="32"/>
+          <w:szCs w:val="32"/>
+        </w:rPr>
+      </w:pPr>
+      <w:r>
+        <w:rPr>
+          <w:b/>
+          <w:bCs/>
+          <w:color w:val="D86DCB" w:themeColor="accent5" w:themeTint="99"/>
+          <w:sz w:val="32"/>
+          <w:szCs w:val="32"/>
+        </w:rPr>
+        <w:t>with open ('</w:t>
       </w:r>
       <w:proofErr w:type="spellStart"/>
       <w:proofErr w:type="gramStart"/>
@@ -37342,6 +37577,146 @@
         <w:rPr>
           <w:b/>
           <w:bCs/>
+          <w:color w:val="D86DCB" w:themeColor="accent5" w:themeTint="99"/>
+          <w:sz w:val="32"/>
+          <w:szCs w:val="32"/>
+        </w:rPr>
+        <w:t>data.json</w:t>
+      </w:r>
+      <w:proofErr w:type="spellEnd"/>
+      <w:proofErr w:type="gramEnd"/>
+      <w:r>
+        <w:rPr>
+          <w:b/>
+          <w:bCs/>
+          <w:color w:val="D86DCB" w:themeColor="accent5" w:themeTint="99"/>
+          <w:sz w:val="32"/>
+          <w:szCs w:val="32"/>
+        </w:rPr>
+        <w:t>', 'w') as f:</w:t>
+      </w:r>
+    </w:p>
+    <w:p>
+      <w:pPr>
+        <w:spacing w:line="240" w:lineRule="auto"/>
+        <w:jc w:val="both"/>
+        <w:rPr>
+          <w:b/>
+          <w:bCs/>
+          <w:color w:val="D86DCB" w:themeColor="accent5" w:themeTint="99"/>
+          <w:sz w:val="32"/>
+          <w:szCs w:val="32"/>
+        </w:rPr>
+      </w:pPr>
+      <w:r>
+        <w:rPr>
+          <w:b/>
+          <w:bCs/>
+          <w:color w:val="D86DCB" w:themeColor="accent5" w:themeTint="99"/>
+          <w:sz w:val="32"/>
+          <w:szCs w:val="32"/>
+        </w:rPr>
+        <w:t xml:space="preserve">    </w:t>
+      </w:r>
+      <w:proofErr w:type="spellStart"/>
+      <w:proofErr w:type="gramStart"/>
+      <w:r>
+        <w:rPr>
+          <w:b/>
+          <w:bCs/>
+          <w:color w:val="D86DCB" w:themeColor="accent5" w:themeTint="99"/>
+          <w:sz w:val="32"/>
+          <w:szCs w:val="32"/>
+        </w:rPr>
+        <w:t>json.dump</w:t>
+      </w:r>
+      <w:proofErr w:type="spellEnd"/>
+      <w:proofErr w:type="gramEnd"/>
+      <w:r>
+        <w:rPr>
+          <w:b/>
+          <w:bCs/>
+          <w:color w:val="D86DCB" w:themeColor="accent5" w:themeTint="99"/>
+          <w:sz w:val="32"/>
+          <w:szCs w:val="32"/>
+        </w:rPr>
+        <w:t>(data, f, indent=4)</w:t>
+      </w:r>
+    </w:p>
+    <w:p>
+      <w:pPr>
+        <w:spacing w:line="240" w:lineRule="auto"/>
+        <w:jc w:val="both"/>
+        <w:rPr>
+          <w:b/>
+          <w:bCs/>
+          <w:sz w:val="32"/>
+          <w:szCs w:val="32"/>
+        </w:rPr>
+      </w:pPr>
+    </w:p>
+    <w:p>
+      <w:pPr>
+        <w:spacing w:line="240" w:lineRule="auto"/>
+        <w:jc w:val="both"/>
+        <w:rPr>
+          <w:b/>
+          <w:bCs/>
+          <w:sz w:val="32"/>
+          <w:szCs w:val="32"/>
+        </w:rPr>
+      </w:pPr>
+    </w:p>
+    <w:p>
+      <w:pPr>
+        <w:spacing w:line="240" w:lineRule="auto"/>
+        <w:jc w:val="both"/>
+        <w:rPr>
+          <w:b/>
+          <w:bCs/>
+          <w:sz w:val="32"/>
+          <w:szCs w:val="32"/>
+        </w:rPr>
+      </w:pPr>
+      <w:r>
+        <w:rPr>
+          <w:b/>
+          <w:bCs/>
+          <w:sz w:val="32"/>
+          <w:szCs w:val="32"/>
+        </w:rPr>
+        <w:t>Python Extra Methods (IMPORTANT):</w:t>
+      </w:r>
+    </w:p>
+    <w:p>
+      <w:pPr>
+        <w:spacing w:line="240" w:lineRule="auto"/>
+        <w:jc w:val="both"/>
+        <w:rPr>
+          <w:b/>
+          <w:bCs/>
+          <w:sz w:val="32"/>
+          <w:szCs w:val="32"/>
+        </w:rPr>
+      </w:pPr>
+    </w:p>
+    <w:p>
+      <w:pPr>
+        <w:spacing w:line="240" w:lineRule="auto"/>
+        <w:jc w:val="both"/>
+        <w:rPr>
+          <w:b/>
+          <w:bCs/>
+          <w:sz w:val="32"/>
+          <w:szCs w:val="32"/>
+        </w:rPr>
+      </w:pPr>
+      <w:proofErr w:type="spellStart"/>
+      <w:proofErr w:type="gramStart"/>
+      <w:r>
+        <w:rPr>
+          <w:b/>
+          <w:bCs/>
           <w:sz w:val="32"/>
           <w:szCs w:val="32"/>
         </w:rPr>
@@ -37365,6 +37740,78 @@
           <w:sz w:val="32"/>
           <w:szCs w:val="32"/>
         </w:rPr>
+        <w:t>):</w:t>
+      </w:r>
+    </w:p>
+    <w:p>
+      <w:pPr>
+        <w:spacing w:line="240" w:lineRule="auto"/>
+        <w:jc w:val="both"/>
+        <w:rPr>
+          <w:sz w:val="32"/>
+          <w:szCs w:val="32"/>
+        </w:rPr>
+      </w:pPr>
+      <w:r>
+        <w:rPr>
+          <w:sz w:val="32"/>
+          <w:szCs w:val="32"/>
+        </w:rPr>
+        <w:t xml:space="preserve"># </w:t>
+      </w:r>
+      <w:r>
+        <w:rPr>
+          <w:sz w:val="32"/>
+          <w:szCs w:val="32"/>
+        </w:rPr>
+        <w:t>It is a super handy built-in Python function that does division + remainder at the same time.</w:t>
+      </w:r>
+    </w:p>
+    <w:p>
+      <w:pPr>
+        <w:spacing w:line="240" w:lineRule="auto"/>
+        <w:jc w:val="both"/>
+        <w:rPr>
+          <w:sz w:val="32"/>
+          <w:szCs w:val="32"/>
+        </w:rPr>
+      </w:pPr>
+      <w:r>
+        <w:rPr>
+          <w:sz w:val="32"/>
+          <w:szCs w:val="32"/>
+        </w:rPr>
+        <w:t xml:space="preserve"># </w:t>
+      </w:r>
+      <w:proofErr w:type="spellStart"/>
+      <w:proofErr w:type="gramStart"/>
+      <w:r>
+        <w:rPr>
+          <w:b/>
+          <w:bCs/>
+          <w:sz w:val="32"/>
+          <w:szCs w:val="32"/>
+        </w:rPr>
+        <w:t>divmod</w:t>
+      </w:r>
+      <w:proofErr w:type="spellEnd"/>
+      <w:r>
+        <w:rPr>
+          <w:b/>
+          <w:bCs/>
+          <w:sz w:val="32"/>
+          <w:szCs w:val="32"/>
+        </w:rPr>
+        <w:t>(</w:t>
+      </w:r>
+      <w:proofErr w:type="gramEnd"/>
+      <w:r>
+        <w:rPr>
+          <w:b/>
+          <w:bCs/>
+          <w:sz w:val="32"/>
+          <w:szCs w:val="32"/>
+        </w:rPr>
         <w:t>a, b)</w:t>
       </w:r>
       <w:r>
@@ -37464,6 +37911,7 @@
           <w:sz w:val="32"/>
           <w:szCs w:val="32"/>
         </w:rPr>
+        <w:lastRenderedPageBreak/>
         <w:t xml:space="preserve"># Example, </w:t>
       </w:r>
       <w:r>
@@ -38053,7 +38501,6 @@
           <w:sz w:val="32"/>
           <w:szCs w:val="32"/>
         </w:rPr>
-        <w:lastRenderedPageBreak/>
         <w:t>print(</w:t>
       </w:r>
       <w:proofErr w:type="spellStart"/>

--- a/python/p1_python_programming_language.docx
+++ b/python/p1_python_programming_language.docx
@@ -17079,6 +17079,345 @@
           <w:szCs w:val="32"/>
         </w:rPr>
       </w:pPr>
+      <w:proofErr w:type="gramStart"/>
+      <w:r>
+        <w:rPr>
+          <w:sz w:val="32"/>
+          <w:szCs w:val="32"/>
+        </w:rPr>
+        <w:t xml:space="preserve"># </w:t>
+      </w:r>
+      <w:r>
+        <w:rPr>
+          <w:b/>
+          <w:bCs/>
+          <w:sz w:val="32"/>
+          <w:szCs w:val="32"/>
+        </w:rPr>
+        <w:t>.sum</w:t>
+      </w:r>
+      <w:proofErr w:type="gramEnd"/>
+      <w:r>
+        <w:rPr>
+          <w:b/>
+          <w:bCs/>
+          <w:sz w:val="32"/>
+          <w:szCs w:val="32"/>
+        </w:rPr>
+        <w:t>()</w:t>
+      </w:r>
+      <w:r>
+        <w:rPr>
+          <w:sz w:val="32"/>
+          <w:szCs w:val="32"/>
+        </w:rPr>
+        <w:t xml:space="preserve"> method takes a list and calculates the sum of all items and returns it. The second parameter is</w:t>
+      </w:r>
+      <w:r>
+        <w:rPr>
+          <w:b/>
+          <w:bCs/>
+          <w:sz w:val="32"/>
+          <w:szCs w:val="32"/>
+        </w:rPr>
+        <w:t xml:space="preserve"> start </w:t>
+      </w:r>
+      <w:r>
+        <w:rPr>
+          <w:sz w:val="32"/>
+          <w:szCs w:val="32"/>
+        </w:rPr>
+        <w:t>which is by default</w:t>
+      </w:r>
+      <w:r>
+        <w:rPr>
+          <w:b/>
+          <w:bCs/>
+          <w:sz w:val="32"/>
+          <w:szCs w:val="32"/>
+        </w:rPr>
+        <w:t xml:space="preserve"> 0</w:t>
+      </w:r>
+      <w:r>
+        <w:rPr>
+          <w:sz w:val="32"/>
+          <w:szCs w:val="32"/>
+        </w:rPr>
+        <w:t>, the number specified here will be added too with the total value</w:t>
+      </w:r>
+    </w:p>
+    <w:p>
+      <w:pPr>
+        <w:jc w:val="both"/>
+        <w:rPr>
+          <w:b/>
+          <w:bCs/>
+          <w:color w:val="D86DCB" w:themeColor="accent5" w:themeTint="99"/>
+          <w:sz w:val="32"/>
+          <w:szCs w:val="32"/>
+        </w:rPr>
+      </w:pPr>
+      <w:proofErr w:type="spellStart"/>
+      <w:r>
+        <w:rPr>
+          <w:b/>
+          <w:bCs/>
+          <w:color w:val="D86DCB" w:themeColor="accent5" w:themeTint="99"/>
+          <w:sz w:val="32"/>
+          <w:szCs w:val="32"/>
+        </w:rPr>
+        <w:t>nums</w:t>
+      </w:r>
+      <w:proofErr w:type="spellEnd"/>
+      <w:r>
+        <w:rPr>
+          <w:b/>
+          <w:bCs/>
+          <w:color w:val="D86DCB" w:themeColor="accent5" w:themeTint="99"/>
+          <w:sz w:val="32"/>
+          <w:szCs w:val="32"/>
+        </w:rPr>
+        <w:t xml:space="preserve"> = [1, 2, 3, 4, 5]</w:t>
+      </w:r>
+    </w:p>
+    <w:p>
+      <w:pPr>
+        <w:jc w:val="both"/>
+        <w:rPr>
+          <w:b/>
+          <w:bCs/>
+          <w:color w:val="D86DCB" w:themeColor="accent5" w:themeTint="99"/>
+          <w:sz w:val="32"/>
+          <w:szCs w:val="32"/>
+        </w:rPr>
+      </w:pPr>
+      <w:r>
+        <w:rPr>
+          <w:b/>
+          <w:bCs/>
+          <w:color w:val="D86DCB" w:themeColor="accent5" w:themeTint="99"/>
+          <w:sz w:val="32"/>
+          <w:szCs w:val="32"/>
+        </w:rPr>
+        <w:t>print(sum(</w:t>
+      </w:r>
+      <w:proofErr w:type="spellStart"/>
+      <w:r>
+        <w:rPr>
+          <w:b/>
+          <w:bCs/>
+          <w:color w:val="D86DCB" w:themeColor="accent5" w:themeTint="99"/>
+          <w:sz w:val="32"/>
+          <w:szCs w:val="32"/>
+        </w:rPr>
+        <w:t>nums</w:t>
+      </w:r>
+      <w:proofErr w:type="spellEnd"/>
+      <w:r>
+        <w:rPr>
+          <w:b/>
+          <w:bCs/>
+          <w:color w:val="D86DCB" w:themeColor="accent5" w:themeTint="99"/>
+          <w:sz w:val="32"/>
+          <w:szCs w:val="32"/>
+        </w:rPr>
+        <w:t>)) # 15</w:t>
+      </w:r>
+    </w:p>
+    <w:p>
+      <w:pPr>
+        <w:jc w:val="both"/>
+        <w:rPr>
+          <w:b/>
+          <w:bCs/>
+          <w:color w:val="D86DCB" w:themeColor="accent5" w:themeTint="99"/>
+          <w:sz w:val="32"/>
+          <w:szCs w:val="32"/>
+        </w:rPr>
+      </w:pPr>
+      <w:proofErr w:type="gramStart"/>
+      <w:r>
+        <w:rPr>
+          <w:b/>
+          <w:bCs/>
+          <w:color w:val="D86DCB" w:themeColor="accent5" w:themeTint="99"/>
+          <w:sz w:val="32"/>
+          <w:szCs w:val="32"/>
+        </w:rPr>
+        <w:t>print(</w:t>
+      </w:r>
+      <w:proofErr w:type="gramEnd"/>
+      <w:r>
+        <w:rPr>
+          <w:b/>
+          <w:bCs/>
+          <w:color w:val="D86DCB" w:themeColor="accent5" w:themeTint="99"/>
+          <w:sz w:val="32"/>
+          <w:szCs w:val="32"/>
+        </w:rPr>
+        <w:t>sum(</w:t>
+      </w:r>
+      <w:proofErr w:type="spellStart"/>
+      <w:r>
+        <w:rPr>
+          <w:b/>
+          <w:bCs/>
+          <w:color w:val="D86DCB" w:themeColor="accent5" w:themeTint="99"/>
+          <w:sz w:val="32"/>
+          <w:szCs w:val="32"/>
+        </w:rPr>
+        <w:t>nums</w:t>
+      </w:r>
+      <w:proofErr w:type="spellEnd"/>
+      <w:r>
+        <w:rPr>
+          <w:b/>
+          <w:bCs/>
+          <w:color w:val="D86DCB" w:themeColor="accent5" w:themeTint="99"/>
+          <w:sz w:val="32"/>
+          <w:szCs w:val="32"/>
+        </w:rPr>
+        <w:t>, 3)) # 15 + 3 =18</w:t>
+      </w:r>
+    </w:p>
+    <w:p>
+      <w:pPr>
+        <w:jc w:val="both"/>
+        <w:rPr>
+          <w:sz w:val="32"/>
+          <w:szCs w:val="32"/>
+        </w:rPr>
+      </w:pPr>
+      <w:r>
+        <w:rPr>
+          <w:sz w:val="32"/>
+          <w:szCs w:val="32"/>
+        </w:rPr>
+        <w:t xml:space="preserve"># </w:t>
+      </w:r>
+      <w:r>
+        <w:rPr>
+          <w:b/>
+          <w:bCs/>
+          <w:sz w:val="32"/>
+          <w:szCs w:val="32"/>
+        </w:rPr>
+        <w:t>.</w:t>
+      </w:r>
+      <w:proofErr w:type="gramStart"/>
+      <w:r>
+        <w:rPr>
+          <w:b/>
+          <w:bCs/>
+          <w:sz w:val="32"/>
+          <w:szCs w:val="32"/>
+        </w:rPr>
+        <w:t>max(</w:t>
+      </w:r>
+      <w:proofErr w:type="gramEnd"/>
+      <w:r>
+        <w:rPr>
+          <w:b/>
+          <w:bCs/>
+          <w:sz w:val="32"/>
+          <w:szCs w:val="32"/>
+        </w:rPr>
+        <w:t xml:space="preserve">) </w:t>
+      </w:r>
+      <w:r>
+        <w:rPr>
+          <w:sz w:val="32"/>
+          <w:szCs w:val="32"/>
+        </w:rPr>
+        <w:t>method takes a list and returns the largest item in the list</w:t>
+      </w:r>
+    </w:p>
+    <w:p>
+      <w:pPr>
+        <w:jc w:val="both"/>
+        <w:rPr>
+          <w:b/>
+          <w:bCs/>
+          <w:color w:val="D86DCB" w:themeColor="accent5" w:themeTint="99"/>
+          <w:sz w:val="32"/>
+          <w:szCs w:val="32"/>
+        </w:rPr>
+      </w:pPr>
+      <w:proofErr w:type="spellStart"/>
+      <w:r>
+        <w:rPr>
+          <w:b/>
+          <w:bCs/>
+          <w:color w:val="D86DCB" w:themeColor="accent5" w:themeTint="99"/>
+          <w:sz w:val="32"/>
+          <w:szCs w:val="32"/>
+        </w:rPr>
+        <w:t>nums</w:t>
+      </w:r>
+      <w:proofErr w:type="spellEnd"/>
+      <w:r>
+        <w:rPr>
+          <w:b/>
+          <w:bCs/>
+          <w:color w:val="D86DCB" w:themeColor="accent5" w:themeTint="99"/>
+          <w:sz w:val="32"/>
+          <w:szCs w:val="32"/>
+        </w:rPr>
+        <w:t xml:space="preserve"> = [5, 3, 1, 8, 4]</w:t>
+      </w:r>
+    </w:p>
+    <w:p>
+      <w:pPr>
+        <w:jc w:val="both"/>
+        <w:rPr>
+          <w:b/>
+          <w:bCs/>
+          <w:color w:val="D86DCB" w:themeColor="accent5" w:themeTint="99"/>
+          <w:sz w:val="32"/>
+          <w:szCs w:val="32"/>
+        </w:rPr>
+      </w:pPr>
+      <w:r>
+        <w:rPr>
+          <w:b/>
+          <w:bCs/>
+          <w:color w:val="D86DCB" w:themeColor="accent5" w:themeTint="99"/>
+          <w:sz w:val="32"/>
+          <w:szCs w:val="32"/>
+        </w:rPr>
+        <w:t>print(max(</w:t>
+      </w:r>
+      <w:proofErr w:type="spellStart"/>
+      <w:r>
+        <w:rPr>
+          <w:b/>
+          <w:bCs/>
+          <w:color w:val="D86DCB" w:themeColor="accent5" w:themeTint="99"/>
+          <w:sz w:val="32"/>
+          <w:szCs w:val="32"/>
+        </w:rPr>
+        <w:t>nums</w:t>
+      </w:r>
+      <w:proofErr w:type="spellEnd"/>
+      <w:r>
+        <w:rPr>
+          <w:b/>
+          <w:bCs/>
+          <w:color w:val="D86DCB" w:themeColor="accent5" w:themeTint="99"/>
+          <w:sz w:val="32"/>
+          <w:szCs w:val="32"/>
+        </w:rPr>
+        <w:t>)) # 8</w:t>
+      </w:r>
+    </w:p>
+    <w:p>
+      <w:pPr>
+        <w:jc w:val="both"/>
+        <w:rPr>
+          <w:sz w:val="32"/>
+          <w:szCs w:val="32"/>
+        </w:rPr>
+      </w:pPr>
     </w:p>
     <w:p>
       <w:pPr>
@@ -17109,6 +17448,7 @@
           <w:sz w:val="32"/>
           <w:szCs w:val="32"/>
         </w:rPr>
+        <w:lastRenderedPageBreak/>
         <w:t xml:space="preserve"># </w:t>
       </w:r>
       <w:r>
@@ -17450,7 +17790,6 @@
           <w:sz w:val="32"/>
           <w:szCs w:val="32"/>
         </w:rPr>
-        <w:lastRenderedPageBreak/>
         <w:t>print(new) # [2, 4, 6, 8, 10]</w:t>
       </w:r>
     </w:p>
@@ -17978,6 +18317,7 @@
           <w:sz w:val="32"/>
           <w:szCs w:val="32"/>
         </w:rPr>
+        <w:lastRenderedPageBreak/>
         <w:t>list1 = [2, 3, 5]</w:t>
       </w:r>
     </w:p>
@@ -18111,417 +18451,417 @@
           <w:sz w:val="32"/>
           <w:szCs w:val="32"/>
         </w:rPr>
+        <w:t># We can access the values or elements of nested list using indexing</w:t>
+      </w:r>
+      <w:r>
+        <w:rPr>
+          <w:sz w:val="32"/>
+          <w:szCs w:val="32"/>
+        </w:rPr>
+        <w:t xml:space="preserve"> like</w:t>
+      </w:r>
+      <w:r>
+        <w:rPr>
+          <w:sz w:val="32"/>
+          <w:szCs w:val="32"/>
+        </w:rPr>
+        <w:t xml:space="preserve"> double</w:t>
+      </w:r>
+      <w:r>
+        <w:rPr>
+          <w:b/>
+          <w:bCs/>
+          <w:sz w:val="32"/>
+          <w:szCs w:val="32"/>
+        </w:rPr>
+        <w:t xml:space="preserve"> </w:t>
+      </w:r>
+      <w:proofErr w:type="gramStart"/>
+      <w:r>
+        <w:rPr>
+          <w:b/>
+          <w:bCs/>
+          <w:sz w:val="32"/>
+          <w:szCs w:val="32"/>
+        </w:rPr>
+        <w:t>[][</w:t>
+      </w:r>
+      <w:proofErr w:type="gramEnd"/>
+      <w:r>
+        <w:rPr>
+          <w:b/>
+          <w:bCs/>
+          <w:sz w:val="32"/>
+          <w:szCs w:val="32"/>
+        </w:rPr>
+        <w:t xml:space="preserve">] </w:t>
+      </w:r>
+      <w:r>
+        <w:rPr>
+          <w:sz w:val="32"/>
+          <w:szCs w:val="32"/>
+        </w:rPr>
+        <w:t>square parentheses</w:t>
+      </w:r>
+      <w:r>
+        <w:rPr>
+          <w:sz w:val="32"/>
+          <w:szCs w:val="32"/>
+        </w:rPr>
+        <w:t>. When we get to the element where the second sub-list is stored, we access it using a second</w:t>
+      </w:r>
+      <w:r>
+        <w:rPr>
+          <w:b/>
+          <w:bCs/>
+          <w:sz w:val="32"/>
+          <w:szCs w:val="32"/>
+        </w:rPr>
+        <w:t xml:space="preserve"> []</w:t>
+      </w:r>
+      <w:r>
+        <w:rPr>
+          <w:sz w:val="32"/>
+          <w:szCs w:val="32"/>
+        </w:rPr>
+        <w:t xml:space="preserve"> and so on.</w:t>
+      </w:r>
+    </w:p>
+    <w:p>
+      <w:pPr>
+        <w:jc w:val="both"/>
+        <w:rPr>
+          <w:b/>
+          <w:bCs/>
+          <w:color w:val="D86DCB" w:themeColor="accent5" w:themeTint="99"/>
+          <w:sz w:val="32"/>
+          <w:szCs w:val="32"/>
+        </w:rPr>
+      </w:pPr>
+      <w:r>
+        <w:rPr>
+          <w:b/>
+          <w:bCs/>
+          <w:color w:val="D86DCB" w:themeColor="accent5" w:themeTint="99"/>
+          <w:sz w:val="32"/>
+          <w:szCs w:val="32"/>
+        </w:rPr>
+        <w:t>l = [ 5, [10, 6, [3, 6], 8], 9]</w:t>
+      </w:r>
+    </w:p>
+    <w:p>
+      <w:pPr>
+        <w:jc w:val="both"/>
+        <w:rPr>
+          <w:b/>
+          <w:bCs/>
+          <w:color w:val="D86DCB" w:themeColor="accent5" w:themeTint="99"/>
+          <w:sz w:val="32"/>
+          <w:szCs w:val="32"/>
+        </w:rPr>
+      </w:pPr>
+      <w:r>
+        <w:rPr>
+          <w:b/>
+          <w:bCs/>
+          <w:color w:val="D86DCB" w:themeColor="accent5" w:themeTint="99"/>
+          <w:sz w:val="32"/>
+          <w:szCs w:val="32"/>
+        </w:rPr>
+        <w:t>print(</w:t>
+      </w:r>
+      <w:proofErr w:type="gramStart"/>
+      <w:r>
+        <w:rPr>
+          <w:b/>
+          <w:bCs/>
+          <w:color w:val="D86DCB" w:themeColor="accent5" w:themeTint="99"/>
+          <w:sz w:val="32"/>
+          <w:szCs w:val="32"/>
+        </w:rPr>
+        <w:t>l[</w:t>
+      </w:r>
+      <w:proofErr w:type="gramEnd"/>
+      <w:r>
+        <w:rPr>
+          <w:b/>
+          <w:bCs/>
+          <w:color w:val="D86DCB" w:themeColor="accent5" w:themeTint="99"/>
+          <w:sz w:val="32"/>
+          <w:szCs w:val="32"/>
+        </w:rPr>
+        <w:t>1]) # [10, 6, [3, 6], 8]</w:t>
+      </w:r>
+    </w:p>
+    <w:p>
+      <w:pPr>
+        <w:jc w:val="both"/>
+        <w:rPr>
+          <w:b/>
+          <w:bCs/>
+          <w:color w:val="D86DCB" w:themeColor="accent5" w:themeTint="99"/>
+          <w:sz w:val="32"/>
+          <w:szCs w:val="32"/>
+        </w:rPr>
+      </w:pPr>
+      <w:r>
+        <w:rPr>
+          <w:b/>
+          <w:bCs/>
+          <w:color w:val="D86DCB" w:themeColor="accent5" w:themeTint="99"/>
+          <w:sz w:val="32"/>
+          <w:szCs w:val="32"/>
+        </w:rPr>
+        <w:t>print(</w:t>
+      </w:r>
+      <w:proofErr w:type="gramStart"/>
+      <w:r>
+        <w:rPr>
+          <w:b/>
+          <w:bCs/>
+          <w:color w:val="D86DCB" w:themeColor="accent5" w:themeTint="99"/>
+          <w:sz w:val="32"/>
+          <w:szCs w:val="32"/>
+        </w:rPr>
+        <w:t>l[</w:t>
+      </w:r>
+      <w:proofErr w:type="gramEnd"/>
+      <w:r>
+        <w:rPr>
+          <w:b/>
+          <w:bCs/>
+          <w:color w:val="D86DCB" w:themeColor="accent5" w:themeTint="99"/>
+          <w:sz w:val="32"/>
+          <w:szCs w:val="32"/>
+        </w:rPr>
+        <w:t>1][2]) # [3, 6]</w:t>
+      </w:r>
+    </w:p>
+    <w:p>
+      <w:pPr>
+        <w:jc w:val="both"/>
+        <w:rPr>
+          <w:b/>
+          <w:bCs/>
+          <w:color w:val="D86DCB" w:themeColor="accent5" w:themeTint="99"/>
+          <w:sz w:val="32"/>
+          <w:szCs w:val="32"/>
+        </w:rPr>
+      </w:pPr>
+      <w:r>
+        <w:rPr>
+          <w:b/>
+          <w:bCs/>
+          <w:color w:val="D86DCB" w:themeColor="accent5" w:themeTint="99"/>
+          <w:sz w:val="32"/>
+          <w:szCs w:val="32"/>
+        </w:rPr>
+        <w:t>print(</w:t>
+      </w:r>
+      <w:proofErr w:type="gramStart"/>
+      <w:r>
+        <w:rPr>
+          <w:b/>
+          <w:bCs/>
+          <w:color w:val="D86DCB" w:themeColor="accent5" w:themeTint="99"/>
+          <w:sz w:val="32"/>
+          <w:szCs w:val="32"/>
+        </w:rPr>
+        <w:t>l[</w:t>
+      </w:r>
+      <w:proofErr w:type="gramEnd"/>
+      <w:r>
+        <w:rPr>
+          <w:b/>
+          <w:bCs/>
+          <w:color w:val="D86DCB" w:themeColor="accent5" w:themeTint="99"/>
+          <w:sz w:val="32"/>
+          <w:szCs w:val="32"/>
+        </w:rPr>
+        <w:t>1][2][0]) # 3</w:t>
+      </w:r>
+    </w:p>
+    <w:p>
+      <w:pPr>
+        <w:jc w:val="both"/>
+        <w:rPr>
+          <w:b/>
+          <w:bCs/>
+          <w:color w:val="D86DCB" w:themeColor="accent5" w:themeTint="99"/>
+          <w:sz w:val="32"/>
+          <w:szCs w:val="32"/>
+        </w:rPr>
+      </w:pPr>
+      <w:r>
+        <w:rPr>
+          <w:b/>
+          <w:bCs/>
+          <w:color w:val="D86DCB" w:themeColor="accent5" w:themeTint="99"/>
+          <w:sz w:val="32"/>
+          <w:szCs w:val="32"/>
+        </w:rPr>
+        <w:t>print(</w:t>
+      </w:r>
+      <w:proofErr w:type="gramStart"/>
+      <w:r>
+        <w:rPr>
+          <w:b/>
+          <w:bCs/>
+          <w:color w:val="D86DCB" w:themeColor="accent5" w:themeTint="99"/>
+          <w:sz w:val="32"/>
+          <w:szCs w:val="32"/>
+        </w:rPr>
+        <w:t>l[</w:t>
+      </w:r>
+      <w:proofErr w:type="gramEnd"/>
+      <w:r>
+        <w:rPr>
+          <w:b/>
+          <w:bCs/>
+          <w:color w:val="D86DCB" w:themeColor="accent5" w:themeTint="99"/>
+          <w:sz w:val="32"/>
+          <w:szCs w:val="32"/>
+        </w:rPr>
+        <w:t>1][2][1]) # 6</w:t>
+      </w:r>
+    </w:p>
+    <w:p>
+      <w:pPr>
+        <w:jc w:val="both"/>
+        <w:rPr>
+          <w:sz w:val="32"/>
+          <w:szCs w:val="32"/>
+        </w:rPr>
+      </w:pPr>
+    </w:p>
+    <w:p>
+      <w:pPr>
+        <w:jc w:val="both"/>
+        <w:rPr>
+          <w:b/>
+          <w:bCs/>
+          <w:sz w:val="32"/>
+          <w:szCs w:val="32"/>
+        </w:rPr>
+      </w:pPr>
+      <w:r>
+        <w:rPr>
+          <w:b/>
+          <w:bCs/>
+          <w:sz w:val="32"/>
+          <w:szCs w:val="32"/>
+        </w:rPr>
+        <w:t>tuple:</w:t>
+      </w:r>
+    </w:p>
+    <w:p>
+      <w:pPr>
+        <w:jc w:val="both"/>
+        <w:rPr>
+          <w:sz w:val="32"/>
+          <w:szCs w:val="32"/>
+        </w:rPr>
+      </w:pPr>
+      <w:r>
+        <w:rPr>
+          <w:sz w:val="32"/>
+          <w:szCs w:val="32"/>
+        </w:rPr>
+        <w:t xml:space="preserve"># Tuple is a constant array which can’t be added with elements or removed. It is defined or enclosed by round brackets/parentheses </w:t>
+      </w:r>
+      <w:r>
+        <w:rPr>
+          <w:b/>
+          <w:bCs/>
+          <w:sz w:val="32"/>
+          <w:szCs w:val="32"/>
+        </w:rPr>
+        <w:t>()</w:t>
+      </w:r>
+      <w:r>
+        <w:rPr>
+          <w:sz w:val="32"/>
+          <w:szCs w:val="32"/>
+        </w:rPr>
+        <w:t xml:space="preserve"> (we can also use </w:t>
+      </w:r>
+      <w:proofErr w:type="gramStart"/>
+      <w:r>
+        <w:rPr>
+          <w:b/>
+          <w:bCs/>
+          <w:sz w:val="32"/>
+          <w:szCs w:val="32"/>
+        </w:rPr>
+        <w:t>tuple(</w:t>
+      </w:r>
+      <w:proofErr w:type="gramEnd"/>
+      <w:r>
+        <w:rPr>
+          <w:b/>
+          <w:bCs/>
+          <w:sz w:val="32"/>
+          <w:szCs w:val="32"/>
+        </w:rPr>
+        <w:t>)</w:t>
+      </w:r>
+      <w:r>
+        <w:rPr>
+          <w:sz w:val="32"/>
+          <w:szCs w:val="32"/>
+        </w:rPr>
+        <w:t xml:space="preserve"> method)</w:t>
+      </w:r>
+    </w:p>
+    <w:p>
+      <w:pPr>
+        <w:jc w:val="both"/>
+        <w:rPr>
+          <w:b/>
+          <w:bCs/>
+          <w:color w:val="D86DCB" w:themeColor="accent5" w:themeTint="99"/>
+          <w:sz w:val="32"/>
+          <w:szCs w:val="32"/>
+        </w:rPr>
+      </w:pPr>
+      <w:proofErr w:type="spellStart"/>
+      <w:r>
+        <w:rPr>
+          <w:b/>
+          <w:bCs/>
+          <w:color w:val="D86DCB" w:themeColor="accent5" w:themeTint="99"/>
+          <w:sz w:val="32"/>
+          <w:szCs w:val="32"/>
+        </w:rPr>
+        <w:t>var_tuple</w:t>
+      </w:r>
+      <w:proofErr w:type="spellEnd"/>
+      <w:r>
+        <w:rPr>
+          <w:b/>
+          <w:bCs/>
+          <w:color w:val="D86DCB" w:themeColor="accent5" w:themeTint="99"/>
+          <w:sz w:val="32"/>
+          <w:szCs w:val="32"/>
+        </w:rPr>
+        <w:t xml:space="preserve"> = (1, 2)</w:t>
+      </w:r>
+    </w:p>
+    <w:p>
+      <w:pPr>
+        <w:jc w:val="both"/>
+        <w:rPr>
+          <w:sz w:val="32"/>
+          <w:szCs w:val="32"/>
+        </w:rPr>
+      </w:pPr>
+      <w:proofErr w:type="gramStart"/>
+      <w:r>
+        <w:rPr>
+          <w:sz w:val="32"/>
+          <w:szCs w:val="32"/>
+        </w:rPr>
         <w:lastRenderedPageBreak/>
-        <w:t># We can access the values or elements of nested list using indexing</w:t>
-      </w:r>
-      <w:r>
-        <w:rPr>
-          <w:sz w:val="32"/>
-          <w:szCs w:val="32"/>
-        </w:rPr>
-        <w:t xml:space="preserve"> like</w:t>
-      </w:r>
-      <w:r>
-        <w:rPr>
-          <w:sz w:val="32"/>
-          <w:szCs w:val="32"/>
-        </w:rPr>
-        <w:t xml:space="preserve"> double</w:t>
-      </w:r>
-      <w:r>
-        <w:rPr>
-          <w:b/>
-          <w:bCs/>
-          <w:sz w:val="32"/>
-          <w:szCs w:val="32"/>
-        </w:rPr>
-        <w:t xml:space="preserve"> </w:t>
-      </w:r>
-      <w:proofErr w:type="gramStart"/>
-      <w:r>
-        <w:rPr>
-          <w:b/>
-          <w:bCs/>
-          <w:sz w:val="32"/>
-          <w:szCs w:val="32"/>
-        </w:rPr>
-        <w:t>[][</w:t>
-      </w:r>
-      <w:proofErr w:type="gramEnd"/>
-      <w:r>
-        <w:rPr>
-          <w:b/>
-          <w:bCs/>
-          <w:sz w:val="32"/>
-          <w:szCs w:val="32"/>
-        </w:rPr>
-        <w:t xml:space="preserve">] </w:t>
-      </w:r>
-      <w:r>
-        <w:rPr>
-          <w:sz w:val="32"/>
-          <w:szCs w:val="32"/>
-        </w:rPr>
-        <w:t>square parentheses</w:t>
-      </w:r>
-      <w:r>
-        <w:rPr>
-          <w:sz w:val="32"/>
-          <w:szCs w:val="32"/>
-        </w:rPr>
-        <w:t>. When we get to the element where the second sub-list is stored, we access it using a second</w:t>
-      </w:r>
-      <w:r>
-        <w:rPr>
-          <w:b/>
-          <w:bCs/>
-          <w:sz w:val="32"/>
-          <w:szCs w:val="32"/>
-        </w:rPr>
-        <w:t xml:space="preserve"> []</w:t>
-      </w:r>
-      <w:r>
-        <w:rPr>
-          <w:sz w:val="32"/>
-          <w:szCs w:val="32"/>
-        </w:rPr>
-        <w:t xml:space="preserve"> and so on.</w:t>
-      </w:r>
-    </w:p>
-    <w:p>
-      <w:pPr>
-        <w:jc w:val="both"/>
-        <w:rPr>
-          <w:b/>
-          <w:bCs/>
-          <w:color w:val="D86DCB" w:themeColor="accent5" w:themeTint="99"/>
-          <w:sz w:val="32"/>
-          <w:szCs w:val="32"/>
-        </w:rPr>
-      </w:pPr>
-      <w:r>
-        <w:rPr>
-          <w:b/>
-          <w:bCs/>
-          <w:color w:val="D86DCB" w:themeColor="accent5" w:themeTint="99"/>
-          <w:sz w:val="32"/>
-          <w:szCs w:val="32"/>
-        </w:rPr>
-        <w:t>l = [ 5, [10, 6, [3, 6], 8], 9]</w:t>
-      </w:r>
-    </w:p>
-    <w:p>
-      <w:pPr>
-        <w:jc w:val="both"/>
-        <w:rPr>
-          <w:b/>
-          <w:bCs/>
-          <w:color w:val="D86DCB" w:themeColor="accent5" w:themeTint="99"/>
-          <w:sz w:val="32"/>
-          <w:szCs w:val="32"/>
-        </w:rPr>
-      </w:pPr>
-      <w:r>
-        <w:rPr>
-          <w:b/>
-          <w:bCs/>
-          <w:color w:val="D86DCB" w:themeColor="accent5" w:themeTint="99"/>
-          <w:sz w:val="32"/>
-          <w:szCs w:val="32"/>
-        </w:rPr>
-        <w:t>print(</w:t>
-      </w:r>
-      <w:proofErr w:type="gramStart"/>
-      <w:r>
-        <w:rPr>
-          <w:b/>
-          <w:bCs/>
-          <w:color w:val="D86DCB" w:themeColor="accent5" w:themeTint="99"/>
-          <w:sz w:val="32"/>
-          <w:szCs w:val="32"/>
-        </w:rPr>
-        <w:t>l[</w:t>
-      </w:r>
-      <w:proofErr w:type="gramEnd"/>
-      <w:r>
-        <w:rPr>
-          <w:b/>
-          <w:bCs/>
-          <w:color w:val="D86DCB" w:themeColor="accent5" w:themeTint="99"/>
-          <w:sz w:val="32"/>
-          <w:szCs w:val="32"/>
-        </w:rPr>
-        <w:t>1]) # [10, 6, [3, 6], 8]</w:t>
-      </w:r>
-    </w:p>
-    <w:p>
-      <w:pPr>
-        <w:jc w:val="both"/>
-        <w:rPr>
-          <w:b/>
-          <w:bCs/>
-          <w:color w:val="D86DCB" w:themeColor="accent5" w:themeTint="99"/>
-          <w:sz w:val="32"/>
-          <w:szCs w:val="32"/>
-        </w:rPr>
-      </w:pPr>
-      <w:r>
-        <w:rPr>
-          <w:b/>
-          <w:bCs/>
-          <w:color w:val="D86DCB" w:themeColor="accent5" w:themeTint="99"/>
-          <w:sz w:val="32"/>
-          <w:szCs w:val="32"/>
-        </w:rPr>
-        <w:t>print(</w:t>
-      </w:r>
-      <w:proofErr w:type="gramStart"/>
-      <w:r>
-        <w:rPr>
-          <w:b/>
-          <w:bCs/>
-          <w:color w:val="D86DCB" w:themeColor="accent5" w:themeTint="99"/>
-          <w:sz w:val="32"/>
-          <w:szCs w:val="32"/>
-        </w:rPr>
-        <w:t>l[</w:t>
-      </w:r>
-      <w:proofErr w:type="gramEnd"/>
-      <w:r>
-        <w:rPr>
-          <w:b/>
-          <w:bCs/>
-          <w:color w:val="D86DCB" w:themeColor="accent5" w:themeTint="99"/>
-          <w:sz w:val="32"/>
-          <w:szCs w:val="32"/>
-        </w:rPr>
-        <w:t>1][2]) # [3, 6]</w:t>
-      </w:r>
-    </w:p>
-    <w:p>
-      <w:pPr>
-        <w:jc w:val="both"/>
-        <w:rPr>
-          <w:b/>
-          <w:bCs/>
-          <w:color w:val="D86DCB" w:themeColor="accent5" w:themeTint="99"/>
-          <w:sz w:val="32"/>
-          <w:szCs w:val="32"/>
-        </w:rPr>
-      </w:pPr>
-      <w:r>
-        <w:rPr>
-          <w:b/>
-          <w:bCs/>
-          <w:color w:val="D86DCB" w:themeColor="accent5" w:themeTint="99"/>
-          <w:sz w:val="32"/>
-          <w:szCs w:val="32"/>
-        </w:rPr>
-        <w:t>print(</w:t>
-      </w:r>
-      <w:proofErr w:type="gramStart"/>
-      <w:r>
-        <w:rPr>
-          <w:b/>
-          <w:bCs/>
-          <w:color w:val="D86DCB" w:themeColor="accent5" w:themeTint="99"/>
-          <w:sz w:val="32"/>
-          <w:szCs w:val="32"/>
-        </w:rPr>
-        <w:t>l[</w:t>
-      </w:r>
-      <w:proofErr w:type="gramEnd"/>
-      <w:r>
-        <w:rPr>
-          <w:b/>
-          <w:bCs/>
-          <w:color w:val="D86DCB" w:themeColor="accent5" w:themeTint="99"/>
-          <w:sz w:val="32"/>
-          <w:szCs w:val="32"/>
-        </w:rPr>
-        <w:t>1][2][0]) # 3</w:t>
-      </w:r>
-    </w:p>
-    <w:p>
-      <w:pPr>
-        <w:jc w:val="both"/>
-        <w:rPr>
-          <w:b/>
-          <w:bCs/>
-          <w:color w:val="D86DCB" w:themeColor="accent5" w:themeTint="99"/>
-          <w:sz w:val="32"/>
-          <w:szCs w:val="32"/>
-        </w:rPr>
-      </w:pPr>
-      <w:r>
-        <w:rPr>
-          <w:b/>
-          <w:bCs/>
-          <w:color w:val="D86DCB" w:themeColor="accent5" w:themeTint="99"/>
-          <w:sz w:val="32"/>
-          <w:szCs w:val="32"/>
-        </w:rPr>
-        <w:t>print(</w:t>
-      </w:r>
-      <w:proofErr w:type="gramStart"/>
-      <w:r>
-        <w:rPr>
-          <w:b/>
-          <w:bCs/>
-          <w:color w:val="D86DCB" w:themeColor="accent5" w:themeTint="99"/>
-          <w:sz w:val="32"/>
-          <w:szCs w:val="32"/>
-        </w:rPr>
-        <w:t>l[</w:t>
-      </w:r>
-      <w:proofErr w:type="gramEnd"/>
-      <w:r>
-        <w:rPr>
-          <w:b/>
-          <w:bCs/>
-          <w:color w:val="D86DCB" w:themeColor="accent5" w:themeTint="99"/>
-          <w:sz w:val="32"/>
-          <w:szCs w:val="32"/>
-        </w:rPr>
-        <w:t>1][2][1]) # 6</w:t>
-      </w:r>
-    </w:p>
-    <w:p>
-      <w:pPr>
-        <w:jc w:val="both"/>
-        <w:rPr>
-          <w:sz w:val="32"/>
-          <w:szCs w:val="32"/>
-        </w:rPr>
-      </w:pPr>
-    </w:p>
-    <w:p>
-      <w:pPr>
-        <w:jc w:val="both"/>
-        <w:rPr>
-          <w:b/>
-          <w:bCs/>
-          <w:sz w:val="32"/>
-          <w:szCs w:val="32"/>
-        </w:rPr>
-      </w:pPr>
-      <w:r>
-        <w:rPr>
-          <w:b/>
-          <w:bCs/>
-          <w:sz w:val="32"/>
-          <w:szCs w:val="32"/>
-        </w:rPr>
-        <w:t>tuple:</w:t>
-      </w:r>
-    </w:p>
-    <w:p>
-      <w:pPr>
-        <w:jc w:val="both"/>
-        <w:rPr>
-          <w:sz w:val="32"/>
-          <w:szCs w:val="32"/>
-        </w:rPr>
-      </w:pPr>
-      <w:r>
-        <w:rPr>
-          <w:sz w:val="32"/>
-          <w:szCs w:val="32"/>
-        </w:rPr>
-        <w:t xml:space="preserve"># Tuple is a constant array which can’t be added with elements or removed. It is defined or enclosed by round brackets/parentheses </w:t>
-      </w:r>
-      <w:r>
-        <w:rPr>
-          <w:b/>
-          <w:bCs/>
-          <w:sz w:val="32"/>
-          <w:szCs w:val="32"/>
-        </w:rPr>
-        <w:t>()</w:t>
-      </w:r>
-      <w:r>
-        <w:rPr>
-          <w:sz w:val="32"/>
-          <w:szCs w:val="32"/>
-        </w:rPr>
-        <w:t xml:space="preserve"> (we can also use </w:t>
-      </w:r>
-      <w:proofErr w:type="gramStart"/>
-      <w:r>
-        <w:rPr>
-          <w:b/>
-          <w:bCs/>
-          <w:sz w:val="32"/>
-          <w:szCs w:val="32"/>
-        </w:rPr>
-        <w:t>tuple(</w:t>
-      </w:r>
-      <w:proofErr w:type="gramEnd"/>
-      <w:r>
-        <w:rPr>
-          <w:b/>
-          <w:bCs/>
-          <w:sz w:val="32"/>
-          <w:szCs w:val="32"/>
-        </w:rPr>
-        <w:t>)</w:t>
-      </w:r>
-      <w:r>
-        <w:rPr>
-          <w:sz w:val="32"/>
-          <w:szCs w:val="32"/>
-        </w:rPr>
-        <w:t xml:space="preserve"> method)</w:t>
-      </w:r>
-    </w:p>
-    <w:p>
-      <w:pPr>
-        <w:jc w:val="both"/>
-        <w:rPr>
-          <w:b/>
-          <w:bCs/>
-          <w:color w:val="D86DCB" w:themeColor="accent5" w:themeTint="99"/>
-          <w:sz w:val="32"/>
-          <w:szCs w:val="32"/>
-        </w:rPr>
-      </w:pPr>
-      <w:proofErr w:type="spellStart"/>
-      <w:r>
-        <w:rPr>
-          <w:b/>
-          <w:bCs/>
-          <w:color w:val="D86DCB" w:themeColor="accent5" w:themeTint="99"/>
-          <w:sz w:val="32"/>
-          <w:szCs w:val="32"/>
-        </w:rPr>
-        <w:t>var_tuple</w:t>
-      </w:r>
-      <w:proofErr w:type="spellEnd"/>
-      <w:r>
-        <w:rPr>
-          <w:b/>
-          <w:bCs/>
-          <w:color w:val="D86DCB" w:themeColor="accent5" w:themeTint="99"/>
-          <w:sz w:val="32"/>
-          <w:szCs w:val="32"/>
-        </w:rPr>
-        <w:t xml:space="preserve"> = (1, 2)</w:t>
-      </w:r>
-    </w:p>
-    <w:p>
-      <w:pPr>
-        <w:jc w:val="both"/>
-        <w:rPr>
-          <w:sz w:val="32"/>
-          <w:szCs w:val="32"/>
-        </w:rPr>
-      </w:pPr>
-      <w:proofErr w:type="gramStart"/>
-      <w:r>
-        <w:rPr>
-          <w:sz w:val="32"/>
-          <w:szCs w:val="32"/>
-        </w:rPr>
         <w:t xml:space="preserve"># </w:t>
       </w:r>
       <w:r>
@@ -18872,7 +19212,6 @@
           <w:sz w:val="32"/>
           <w:szCs w:val="32"/>
         </w:rPr>
-        <w:lastRenderedPageBreak/>
         <w:t>print(var) # 2</w:t>
       </w:r>
     </w:p>
@@ -19632,6 +19971,7 @@
           <w:sz w:val="32"/>
           <w:szCs w:val="32"/>
         </w:rPr>
+        <w:lastRenderedPageBreak/>
         <w:t># It is unordered, changeable and does not allow duplicates.</w:t>
       </w:r>
     </w:p>
@@ -19927,7 +20267,6 @@
           <w:sz w:val="32"/>
           <w:szCs w:val="32"/>
         </w:rPr>
-        <w:lastRenderedPageBreak/>
         <w:t>stu_info</w:t>
       </w:r>
       <w:proofErr w:type="spellEnd"/>
@@ -20505,6 +20844,7 @@
           <w:sz w:val="32"/>
           <w:szCs w:val="32"/>
         </w:rPr>
+        <w:lastRenderedPageBreak/>
         <w:t>Changing values of a</w:t>
       </w:r>
       <w:r>
@@ -20883,7 +21223,6 @@
           <w:sz w:val="32"/>
           <w:szCs w:val="32"/>
         </w:rPr>
-        <w:lastRenderedPageBreak/>
         <w:t>stu_</w:t>
       </w:r>
       <w:proofErr w:type="gramStart"/>
@@ -21009,133 +21348,218 @@
           <w:sz w:val="32"/>
           <w:szCs w:val="32"/>
         </w:rPr>
-        <w:t>()</w:t>
-      </w:r>
-      <w:r>
-        <w:rPr>
-          <w:sz w:val="32"/>
-          <w:szCs w:val="32"/>
-        </w:rPr>
-        <w:t xml:space="preserve"> method returns the value of a key which can be stored in a variable </w:t>
-      </w:r>
-      <w:r>
-        <w:rPr>
-          <w:sz w:val="32"/>
-          <w:szCs w:val="32"/>
-        </w:rPr>
-        <w:t xml:space="preserve">like </w:t>
-      </w:r>
-      <w:proofErr w:type="spellStart"/>
-      <w:r>
-        <w:rPr>
-          <w:b/>
-          <w:bCs/>
-          <w:sz w:val="32"/>
-          <w:szCs w:val="32"/>
-        </w:rPr>
-        <w:t>var_new</w:t>
-      </w:r>
-      <w:proofErr w:type="spellEnd"/>
-    </w:p>
-    <w:p>
-      <w:pPr>
-        <w:jc w:val="both"/>
-        <w:rPr>
-          <w:b/>
-          <w:bCs/>
-          <w:color w:val="D86DCB" w:themeColor="accent5" w:themeTint="99"/>
-          <w:sz w:val="32"/>
-          <w:szCs w:val="32"/>
-        </w:rPr>
-      </w:pPr>
-      <w:proofErr w:type="spellStart"/>
-      <w:r>
-        <w:rPr>
-          <w:b/>
-          <w:bCs/>
-          <w:color w:val="D86DCB" w:themeColor="accent5" w:themeTint="99"/>
-          <w:sz w:val="32"/>
-          <w:szCs w:val="32"/>
-        </w:rPr>
-        <w:t>var_new</w:t>
-      </w:r>
-      <w:proofErr w:type="spellEnd"/>
-      <w:r>
-        <w:rPr>
-          <w:b/>
-          <w:bCs/>
-          <w:color w:val="D86DCB" w:themeColor="accent5" w:themeTint="99"/>
-          <w:sz w:val="32"/>
-          <w:szCs w:val="32"/>
-        </w:rPr>
-        <w:t xml:space="preserve"> = </w:t>
-      </w:r>
-      <w:proofErr w:type="spellStart"/>
-      <w:r>
-        <w:rPr>
-          <w:b/>
-          <w:bCs/>
-          <w:color w:val="D86DCB" w:themeColor="accent5" w:themeTint="99"/>
-          <w:sz w:val="32"/>
-          <w:szCs w:val="32"/>
-        </w:rPr>
-        <w:t>stu_info.get</w:t>
-      </w:r>
-      <w:proofErr w:type="spellEnd"/>
-      <w:r>
-        <w:rPr>
-          <w:b/>
-          <w:bCs/>
-          <w:color w:val="D86DCB" w:themeColor="accent5" w:themeTint="99"/>
-          <w:sz w:val="32"/>
-          <w:szCs w:val="32"/>
-        </w:rPr>
-        <w:t>('gender')</w:t>
-      </w:r>
-    </w:p>
-    <w:p>
-      <w:pPr>
-        <w:jc w:val="both"/>
-        <w:rPr>
-          <w:b/>
-          <w:bCs/>
-          <w:color w:val="D86DCB" w:themeColor="accent5" w:themeTint="99"/>
-          <w:sz w:val="32"/>
-          <w:szCs w:val="32"/>
-        </w:rPr>
-      </w:pPr>
-      <w:r>
-        <w:rPr>
-          <w:b/>
-          <w:bCs/>
-          <w:color w:val="D86DCB" w:themeColor="accent5" w:themeTint="99"/>
-          <w:sz w:val="32"/>
-          <w:szCs w:val="32"/>
-        </w:rPr>
-        <w:t>print(</w:t>
-      </w:r>
-      <w:proofErr w:type="spellStart"/>
-      <w:r>
-        <w:rPr>
-          <w:b/>
-          <w:bCs/>
-          <w:color w:val="D86DCB" w:themeColor="accent5" w:themeTint="99"/>
-          <w:sz w:val="32"/>
-          <w:szCs w:val="32"/>
-        </w:rPr>
-        <w:t>var_new</w:t>
-      </w:r>
-      <w:proofErr w:type="spellEnd"/>
-      <w:r>
-        <w:rPr>
-          <w:b/>
-          <w:bCs/>
-          <w:color w:val="D86DCB" w:themeColor="accent5" w:themeTint="99"/>
-          <w:sz w:val="32"/>
-          <w:szCs w:val="32"/>
-        </w:rPr>
-        <w:t>) # male</w:t>
-      </w:r>
+        <w:t xml:space="preserve">() </w:t>
+      </w:r>
+      <w:r>
+        <w:rPr>
+          <w:sz w:val="32"/>
+          <w:szCs w:val="32"/>
+        </w:rPr>
+        <w:t xml:space="preserve">method is also used to get a value safely using a Key that might not exist in the dictionary and by using the second parameter we can get an initial value like </w:t>
+      </w:r>
+      <w:r>
+        <w:rPr>
+          <w:b/>
+          <w:bCs/>
+          <w:sz w:val="32"/>
+          <w:szCs w:val="32"/>
+        </w:rPr>
+        <w:t>0</w:t>
+      </w:r>
+      <w:r>
+        <w:rPr>
+          <w:sz w:val="32"/>
+          <w:szCs w:val="32"/>
+        </w:rPr>
+        <w:t xml:space="preserve"> and create the Key for later access</w:t>
+      </w:r>
+    </w:p>
+    <w:p>
+      <w:pPr>
+        <w:jc w:val="both"/>
+        <w:rPr>
+          <w:sz w:val="32"/>
+          <w:szCs w:val="32"/>
+        </w:rPr>
+      </w:pPr>
+      <w:r>
+        <w:rPr>
+          <w:sz w:val="32"/>
+          <w:szCs w:val="32"/>
+        </w:rPr>
+        <w:t># Otherwise, if the Key doesn’t exist and we access it like the traditional way it will throw error</w:t>
+      </w:r>
+    </w:p>
+    <w:p>
+      <w:pPr>
+        <w:jc w:val="both"/>
+        <w:rPr>
+          <w:b/>
+          <w:bCs/>
+          <w:color w:val="D86DCB" w:themeColor="accent5" w:themeTint="99"/>
+          <w:sz w:val="32"/>
+          <w:szCs w:val="32"/>
+        </w:rPr>
+      </w:pPr>
+      <w:r>
+        <w:rPr>
+          <w:b/>
+          <w:bCs/>
+          <w:color w:val="D86DCB" w:themeColor="accent5" w:themeTint="99"/>
+          <w:sz w:val="32"/>
+          <w:szCs w:val="32"/>
+        </w:rPr>
+        <w:t>dictionary1 = {}</w:t>
+      </w:r>
+    </w:p>
+    <w:p>
+      <w:pPr>
+        <w:jc w:val="both"/>
+        <w:rPr>
+          <w:b/>
+          <w:bCs/>
+          <w:color w:val="D86DCB" w:themeColor="accent5" w:themeTint="99"/>
+          <w:sz w:val="32"/>
+          <w:szCs w:val="32"/>
+        </w:rPr>
+      </w:pPr>
+      <w:r>
+        <w:rPr>
+          <w:b/>
+          <w:bCs/>
+          <w:color w:val="D86DCB" w:themeColor="accent5" w:themeTint="99"/>
+          <w:sz w:val="32"/>
+          <w:szCs w:val="32"/>
+        </w:rPr>
+        <w:t xml:space="preserve">value = </w:t>
+      </w:r>
+      <w:proofErr w:type="gramStart"/>
+      <w:r>
+        <w:rPr>
+          <w:b/>
+          <w:bCs/>
+          <w:color w:val="D86DCB" w:themeColor="accent5" w:themeTint="99"/>
+          <w:sz w:val="32"/>
+          <w:szCs w:val="32"/>
+        </w:rPr>
+        <w:t>dictionary1.get(</w:t>
+      </w:r>
+      <w:proofErr w:type="gramEnd"/>
+      <w:r>
+        <w:rPr>
+          <w:b/>
+          <w:bCs/>
+          <w:color w:val="D86DCB" w:themeColor="accent5" w:themeTint="99"/>
+          <w:sz w:val="32"/>
+          <w:szCs w:val="32"/>
+        </w:rPr>
+        <w:t>'age', 0)</w:t>
+      </w:r>
+      <w:r>
+        <w:rPr>
+          <w:b/>
+          <w:bCs/>
+          <w:color w:val="D86DCB" w:themeColor="accent5" w:themeTint="99"/>
+          <w:sz w:val="32"/>
+          <w:szCs w:val="32"/>
+        </w:rPr>
+        <w:t xml:space="preserve"> # Key</w:t>
+      </w:r>
+      <w:r>
+        <w:rPr>
+          <w:b/>
+          <w:bCs/>
+          <w:color w:val="D86DCB" w:themeColor="accent5" w:themeTint="99"/>
+          <w:sz w:val="32"/>
+          <w:szCs w:val="32"/>
+        </w:rPr>
+        <w:t xml:space="preserve"> missing</w:t>
+      </w:r>
+      <w:r>
+        <w:rPr>
+          <w:b/>
+          <w:bCs/>
+          <w:color w:val="D86DCB" w:themeColor="accent5" w:themeTint="99"/>
+          <w:sz w:val="32"/>
+          <w:szCs w:val="32"/>
+        </w:rPr>
+        <w:t>, create it with 0</w:t>
+      </w:r>
+    </w:p>
+    <w:p>
+      <w:pPr>
+        <w:jc w:val="both"/>
+        <w:rPr>
+          <w:b/>
+          <w:bCs/>
+          <w:color w:val="D86DCB" w:themeColor="accent5" w:themeTint="99"/>
+          <w:sz w:val="32"/>
+          <w:szCs w:val="32"/>
+        </w:rPr>
+      </w:pPr>
+      <w:r>
+        <w:rPr>
+          <w:b/>
+          <w:bCs/>
+          <w:color w:val="D86DCB" w:themeColor="accent5" w:themeTint="99"/>
+          <w:sz w:val="32"/>
+          <w:szCs w:val="32"/>
+        </w:rPr>
+        <w:t>print(value) # 0</w:t>
+      </w:r>
+    </w:p>
+    <w:p>
+      <w:pPr>
+        <w:jc w:val="both"/>
+        <w:rPr>
+          <w:b/>
+          <w:bCs/>
+          <w:color w:val="D86DCB" w:themeColor="accent5" w:themeTint="99"/>
+          <w:sz w:val="32"/>
+          <w:szCs w:val="32"/>
+        </w:rPr>
+      </w:pPr>
+      <w:r>
+        <w:rPr>
+          <w:b/>
+          <w:bCs/>
+          <w:color w:val="D86DCB" w:themeColor="accent5" w:themeTint="99"/>
+          <w:sz w:val="32"/>
+          <w:szCs w:val="32"/>
+        </w:rPr>
+        <w:t>dictionary1['age'] = 5</w:t>
+      </w:r>
+    </w:p>
+    <w:p>
+      <w:pPr>
+        <w:jc w:val="both"/>
+        <w:rPr>
+          <w:b/>
+          <w:bCs/>
+          <w:color w:val="D86DCB" w:themeColor="accent5" w:themeTint="99"/>
+          <w:sz w:val="32"/>
+          <w:szCs w:val="32"/>
+        </w:rPr>
+      </w:pPr>
+      <w:r>
+        <w:rPr>
+          <w:b/>
+          <w:bCs/>
+          <w:color w:val="D86DCB" w:themeColor="accent5" w:themeTint="99"/>
+          <w:sz w:val="32"/>
+          <w:szCs w:val="32"/>
+        </w:rPr>
+        <w:t>print(dictionary1['age']) # 5</w:t>
+      </w:r>
+    </w:p>
+    <w:p>
+      <w:pPr>
+        <w:jc w:val="both"/>
+        <w:rPr>
+          <w:sz w:val="32"/>
+          <w:szCs w:val="32"/>
+        </w:rPr>
+      </w:pPr>
     </w:p>
     <w:p>
       <w:pPr>
@@ -21757,7 +22181,6 @@
           <w:sz w:val="32"/>
           <w:szCs w:val="32"/>
         </w:rPr>
-        <w:lastRenderedPageBreak/>
         <w:t xml:space="preserve"># </w:t>
       </w:r>
       <w:r>
@@ -22095,6 +22518,7 @@
           <w:sz w:val="32"/>
           <w:szCs w:val="32"/>
         </w:rPr>
+        <w:lastRenderedPageBreak/>
         <w:t>print(</w:t>
       </w:r>
       <w:proofErr w:type="spellStart"/>
@@ -22867,7 +23291,6 @@
           <w:sz w:val="32"/>
           <w:szCs w:val="32"/>
         </w:rPr>
-        <w:lastRenderedPageBreak/>
         <w:t>.values</w:t>
       </w:r>
       <w:proofErr w:type="gramEnd"/>
@@ -23009,6 +23432,7 @@
           <w:sz w:val="32"/>
           <w:szCs w:val="32"/>
         </w:rPr>
+        <w:lastRenderedPageBreak/>
         <w:t>contacts = {</w:t>
       </w:r>
     </w:p>
@@ -23420,7 +23844,659 @@
           <w:sz w:val="32"/>
           <w:szCs w:val="32"/>
         </w:rPr>
+        <w:t xml:space="preserve">    </w:t>
+      </w:r>
+      <w:proofErr w:type="gramStart"/>
+      <w:r>
+        <w:rPr>
+          <w:b/>
+          <w:bCs/>
+          <w:color w:val="D86DCB" w:themeColor="accent5" w:themeTint="99"/>
+          <w:sz w:val="32"/>
+          <w:szCs w:val="32"/>
+        </w:rPr>
+        <w:t>print(</w:t>
+      </w:r>
+      <w:proofErr w:type="gramEnd"/>
+      <w:r>
+        <w:rPr>
+          <w:b/>
+          <w:bCs/>
+          <w:color w:val="D86DCB" w:themeColor="accent5" w:themeTint="99"/>
+          <w:sz w:val="32"/>
+          <w:szCs w:val="32"/>
+        </w:rPr>
+        <w:t>'\</w:t>
+      </w:r>
+      <w:proofErr w:type="spellStart"/>
+      <w:r>
+        <w:rPr>
+          <w:b/>
+          <w:bCs/>
+          <w:color w:val="D86DCB" w:themeColor="accent5" w:themeTint="99"/>
+          <w:sz w:val="32"/>
+          <w:szCs w:val="32"/>
+        </w:rPr>
+        <w:t>nname</w:t>
+      </w:r>
+      <w:proofErr w:type="spellEnd"/>
+      <w:r>
+        <w:rPr>
+          <w:b/>
+          <w:bCs/>
+          <w:color w:val="D86DCB" w:themeColor="accent5" w:themeTint="99"/>
+          <w:sz w:val="32"/>
+          <w:szCs w:val="32"/>
+        </w:rPr>
+        <w:t>', name)</w:t>
+      </w:r>
+    </w:p>
+    <w:p>
+      <w:pPr>
+        <w:jc w:val="both"/>
+        <w:rPr>
+          <w:b/>
+          <w:bCs/>
+          <w:color w:val="D86DCB" w:themeColor="accent5" w:themeTint="99"/>
+          <w:sz w:val="32"/>
+          <w:szCs w:val="32"/>
+        </w:rPr>
+      </w:pPr>
+      <w:r>
+        <w:rPr>
+          <w:b/>
+          <w:bCs/>
+          <w:color w:val="D86DCB" w:themeColor="accent5" w:themeTint="99"/>
+          <w:sz w:val="32"/>
+          <w:szCs w:val="32"/>
+        </w:rPr>
+        <w:t xml:space="preserve">    </w:t>
+      </w:r>
+      <w:proofErr w:type="gramStart"/>
+      <w:r>
+        <w:rPr>
+          <w:b/>
+          <w:bCs/>
+          <w:color w:val="D86DCB" w:themeColor="accent5" w:themeTint="99"/>
+          <w:sz w:val="32"/>
+          <w:szCs w:val="32"/>
+        </w:rPr>
+        <w:t>print(</w:t>
+      </w:r>
+      <w:proofErr w:type="gramEnd"/>
+      <w:r>
+        <w:rPr>
+          <w:b/>
+          <w:bCs/>
+          <w:color w:val="D86DCB" w:themeColor="accent5" w:themeTint="99"/>
+          <w:sz w:val="32"/>
+          <w:szCs w:val="32"/>
+        </w:rPr>
+        <w:t>'Phone', info['phone'])</w:t>
+      </w:r>
+    </w:p>
+    <w:p>
+      <w:pPr>
+        <w:jc w:val="both"/>
+        <w:rPr>
+          <w:b/>
+          <w:bCs/>
+          <w:color w:val="D86DCB" w:themeColor="accent5" w:themeTint="99"/>
+          <w:sz w:val="32"/>
+          <w:szCs w:val="32"/>
+        </w:rPr>
+      </w:pPr>
+      <w:r>
+        <w:rPr>
+          <w:b/>
+          <w:bCs/>
+          <w:color w:val="D86DCB" w:themeColor="accent5" w:themeTint="99"/>
+          <w:sz w:val="32"/>
+          <w:szCs w:val="32"/>
+        </w:rPr>
+        <w:t xml:space="preserve">    </w:t>
+      </w:r>
+      <w:proofErr w:type="gramStart"/>
+      <w:r>
+        <w:rPr>
+          <w:b/>
+          <w:bCs/>
+          <w:color w:val="D86DCB" w:themeColor="accent5" w:themeTint="99"/>
+          <w:sz w:val="32"/>
+          <w:szCs w:val="32"/>
+        </w:rPr>
+        <w:t>print(</w:t>
+      </w:r>
+      <w:proofErr w:type="gramEnd"/>
+      <w:r>
+        <w:rPr>
+          <w:b/>
+          <w:bCs/>
+          <w:color w:val="D86DCB" w:themeColor="accent5" w:themeTint="99"/>
+          <w:sz w:val="32"/>
+          <w:szCs w:val="32"/>
+        </w:rPr>
+        <w:t>'Email', info['email'])</w:t>
+      </w:r>
+    </w:p>
+    <w:p>
+      <w:pPr>
+        <w:jc w:val="both"/>
+        <w:rPr>
+          <w:sz w:val="32"/>
+          <w:szCs w:val="32"/>
+        </w:rPr>
+      </w:pPr>
+    </w:p>
+    <w:p>
+      <w:pPr>
+        <w:jc w:val="both"/>
+        <w:rPr>
+          <w:b/>
+          <w:bCs/>
+          <w:sz w:val="32"/>
+          <w:szCs w:val="32"/>
+        </w:rPr>
+      </w:pPr>
+      <w:r>
+        <w:rPr>
+          <w:b/>
+          <w:bCs/>
+          <w:sz w:val="32"/>
+          <w:szCs w:val="32"/>
+        </w:rPr>
+        <w:t>Error Handling:</w:t>
+      </w:r>
+    </w:p>
+    <w:p>
+      <w:pPr>
+        <w:jc w:val="both"/>
+        <w:rPr>
+          <w:sz w:val="32"/>
+          <w:szCs w:val="32"/>
+        </w:rPr>
+      </w:pPr>
+      <w:r>
+        <w:rPr>
+          <w:sz w:val="32"/>
+          <w:szCs w:val="32"/>
+        </w:rPr>
         <w:lastRenderedPageBreak/>
+        <w:t xml:space="preserve"># </w:t>
+      </w:r>
+      <w:r>
+        <w:rPr>
+          <w:sz w:val="32"/>
+          <w:szCs w:val="32"/>
+        </w:rPr>
+        <w:t>Syntax</w:t>
+      </w:r>
+      <w:r>
+        <w:rPr>
+          <w:sz w:val="32"/>
+          <w:szCs w:val="32"/>
+        </w:rPr>
+        <w:t xml:space="preserve">. </w:t>
+      </w:r>
+      <w:r>
+        <w:rPr>
+          <w:b/>
+          <w:bCs/>
+          <w:sz w:val="32"/>
+          <w:szCs w:val="32"/>
+        </w:rPr>
+        <w:t>try</w:t>
+      </w:r>
+      <w:r>
+        <w:rPr>
+          <w:sz w:val="32"/>
+          <w:szCs w:val="32"/>
+        </w:rPr>
+        <w:t xml:space="preserve"> is for errors that checks if an error is happening or not</w:t>
+      </w:r>
+      <w:r>
+        <w:rPr>
+          <w:sz w:val="32"/>
+          <w:szCs w:val="32"/>
+        </w:rPr>
+        <w:t xml:space="preserve">. </w:t>
+      </w:r>
+      <w:r>
+        <w:rPr>
+          <w:b/>
+          <w:bCs/>
+          <w:sz w:val="32"/>
+          <w:szCs w:val="32"/>
+        </w:rPr>
+        <w:t>except</w:t>
+      </w:r>
+      <w:r>
+        <w:rPr>
+          <w:sz w:val="32"/>
+          <w:szCs w:val="32"/>
+        </w:rPr>
+        <w:t xml:space="preserve"> handles the error and the code does not crash. </w:t>
+      </w:r>
+      <w:r>
+        <w:rPr>
+          <w:b/>
+          <w:bCs/>
+          <w:sz w:val="32"/>
+          <w:szCs w:val="32"/>
+        </w:rPr>
+        <w:t>finally</w:t>
+      </w:r>
+      <w:r>
+        <w:rPr>
+          <w:sz w:val="32"/>
+          <w:szCs w:val="32"/>
+        </w:rPr>
+        <w:t xml:space="preserve"> runs the code error or no error.</w:t>
+      </w:r>
+    </w:p>
+    <w:p>
+      <w:pPr>
+        <w:jc w:val="both"/>
+        <w:rPr>
+          <w:b/>
+          <w:bCs/>
+          <w:color w:val="D86DCB" w:themeColor="accent5" w:themeTint="99"/>
+          <w:sz w:val="32"/>
+          <w:szCs w:val="32"/>
+        </w:rPr>
+      </w:pPr>
+      <w:r>
+        <w:rPr>
+          <w:b/>
+          <w:bCs/>
+          <w:color w:val="D86DCB" w:themeColor="accent5" w:themeTint="99"/>
+          <w:sz w:val="32"/>
+          <w:szCs w:val="32"/>
+        </w:rPr>
+        <w:t>try:</w:t>
+      </w:r>
+    </w:p>
+    <w:p>
+      <w:pPr>
+        <w:jc w:val="both"/>
+        <w:rPr>
+          <w:b/>
+          <w:bCs/>
+          <w:color w:val="D86DCB" w:themeColor="accent5" w:themeTint="99"/>
+          <w:sz w:val="32"/>
+          <w:szCs w:val="32"/>
+        </w:rPr>
+      </w:pPr>
+      <w:r>
+        <w:rPr>
+          <w:b/>
+          <w:bCs/>
+          <w:color w:val="D86DCB" w:themeColor="accent5" w:themeTint="99"/>
+          <w:sz w:val="32"/>
+          <w:szCs w:val="32"/>
+        </w:rPr>
+        <w:t xml:space="preserve">    # Some risky code that may cause error</w:t>
+      </w:r>
+    </w:p>
+    <w:p>
+      <w:pPr>
+        <w:jc w:val="both"/>
+        <w:rPr>
+          <w:b/>
+          <w:bCs/>
+          <w:color w:val="D86DCB" w:themeColor="accent5" w:themeTint="99"/>
+          <w:sz w:val="32"/>
+          <w:szCs w:val="32"/>
+        </w:rPr>
+      </w:pPr>
+      <w:r>
+        <w:rPr>
+          <w:b/>
+          <w:bCs/>
+          <w:color w:val="D86DCB" w:themeColor="accent5" w:themeTint="99"/>
+          <w:sz w:val="32"/>
+          <w:szCs w:val="32"/>
+        </w:rPr>
+        <w:t xml:space="preserve">except </w:t>
+      </w:r>
+      <w:proofErr w:type="spellStart"/>
+      <w:r>
+        <w:rPr>
+          <w:b/>
+          <w:bCs/>
+          <w:color w:val="D86DCB" w:themeColor="accent5" w:themeTint="99"/>
+          <w:sz w:val="32"/>
+          <w:szCs w:val="32"/>
+        </w:rPr>
+        <w:t>ValueError</w:t>
+      </w:r>
+      <w:proofErr w:type="spellEnd"/>
+      <w:r>
+        <w:rPr>
+          <w:b/>
+          <w:bCs/>
+          <w:color w:val="D86DCB" w:themeColor="accent5" w:themeTint="99"/>
+          <w:sz w:val="32"/>
+          <w:szCs w:val="32"/>
+        </w:rPr>
+        <w:t>:</w:t>
+      </w:r>
+    </w:p>
+    <w:p>
+      <w:pPr>
+        <w:jc w:val="both"/>
+        <w:rPr>
+          <w:b/>
+          <w:bCs/>
+          <w:color w:val="D86DCB" w:themeColor="accent5" w:themeTint="99"/>
+          <w:sz w:val="32"/>
+          <w:szCs w:val="32"/>
+        </w:rPr>
+      </w:pPr>
+      <w:r>
+        <w:rPr>
+          <w:b/>
+          <w:bCs/>
+          <w:color w:val="D86DCB" w:themeColor="accent5" w:themeTint="99"/>
+          <w:sz w:val="32"/>
+          <w:szCs w:val="32"/>
+        </w:rPr>
+        <w:t xml:space="preserve">    # Handles the error</w:t>
+      </w:r>
+    </w:p>
+    <w:p>
+      <w:pPr>
+        <w:jc w:val="both"/>
+        <w:rPr>
+          <w:b/>
+          <w:bCs/>
+          <w:color w:val="D86DCB" w:themeColor="accent5" w:themeTint="99"/>
+          <w:sz w:val="32"/>
+          <w:szCs w:val="32"/>
+        </w:rPr>
+      </w:pPr>
+      <w:r>
+        <w:rPr>
+          <w:b/>
+          <w:bCs/>
+          <w:color w:val="D86DCB" w:themeColor="accent5" w:themeTint="99"/>
+          <w:sz w:val="32"/>
+          <w:szCs w:val="32"/>
+        </w:rPr>
+        <w:t>finally:</w:t>
+      </w:r>
+    </w:p>
+    <w:p>
+      <w:pPr>
+        <w:jc w:val="both"/>
+        <w:rPr>
+          <w:b/>
+          <w:bCs/>
+          <w:color w:val="D86DCB" w:themeColor="accent5" w:themeTint="99"/>
+          <w:sz w:val="32"/>
+          <w:szCs w:val="32"/>
+        </w:rPr>
+      </w:pPr>
+      <w:r>
+        <w:rPr>
+          <w:b/>
+          <w:bCs/>
+          <w:color w:val="D86DCB" w:themeColor="accent5" w:themeTint="99"/>
+          <w:sz w:val="32"/>
+          <w:szCs w:val="32"/>
+        </w:rPr>
+        <w:t xml:space="preserve">    # Main code</w:t>
+      </w:r>
+    </w:p>
+    <w:p>
+      <w:pPr>
+        <w:jc w:val="both"/>
+        <w:rPr>
+          <w:sz w:val="32"/>
+          <w:szCs w:val="32"/>
+        </w:rPr>
+      </w:pPr>
+      <w:r>
+        <w:rPr>
+          <w:sz w:val="32"/>
+          <w:szCs w:val="32"/>
+        </w:rPr>
+        <w:t xml:space="preserve"># Here, if we enter a string </w:t>
+      </w:r>
+      <w:r>
+        <w:rPr>
+          <w:sz w:val="32"/>
+          <w:szCs w:val="32"/>
+        </w:rPr>
+        <w:t xml:space="preserve">instead of integer. </w:t>
+      </w:r>
+      <w:r>
+        <w:rPr>
+          <w:b/>
+          <w:bCs/>
+          <w:sz w:val="32"/>
+          <w:szCs w:val="32"/>
+        </w:rPr>
+        <w:t xml:space="preserve">except </w:t>
+      </w:r>
+      <w:r>
+        <w:rPr>
+          <w:sz w:val="32"/>
+          <w:szCs w:val="32"/>
+        </w:rPr>
+        <w:t>will handle</w:t>
+      </w:r>
+      <w:r>
+        <w:rPr>
+          <w:sz w:val="32"/>
+          <w:szCs w:val="32"/>
+        </w:rPr>
+        <w:t xml:space="preserve"> it using </w:t>
+      </w:r>
+      <w:proofErr w:type="spellStart"/>
+      <w:r>
+        <w:rPr>
+          <w:b/>
+          <w:bCs/>
+          <w:sz w:val="32"/>
+          <w:szCs w:val="32"/>
+        </w:rPr>
+        <w:t>ValueError</w:t>
+      </w:r>
+      <w:proofErr w:type="spellEnd"/>
+      <w:r>
+        <w:rPr>
+          <w:sz w:val="32"/>
+          <w:szCs w:val="32"/>
+        </w:rPr>
+        <w:t xml:space="preserve"> printing invalid input. </w:t>
+      </w:r>
+      <w:proofErr w:type="gramStart"/>
+      <w:r>
+        <w:rPr>
+          <w:b/>
+          <w:bCs/>
+          <w:sz w:val="32"/>
+          <w:szCs w:val="32"/>
+        </w:rPr>
+        <w:t>f</w:t>
+      </w:r>
+      <w:r>
+        <w:rPr>
+          <w:b/>
+          <w:bCs/>
+          <w:sz w:val="32"/>
+          <w:szCs w:val="32"/>
+        </w:rPr>
+        <w:t>inally</w:t>
+      </w:r>
+      <w:proofErr w:type="gramEnd"/>
+      <w:r>
+        <w:rPr>
+          <w:sz w:val="32"/>
+          <w:szCs w:val="32"/>
+        </w:rPr>
+        <w:t xml:space="preserve"> will </w:t>
+      </w:r>
+      <w:r>
+        <w:rPr>
+          <w:sz w:val="32"/>
+          <w:szCs w:val="32"/>
+        </w:rPr>
+        <w:t>run the code no matter what</w:t>
+      </w:r>
+    </w:p>
+    <w:p>
+      <w:pPr>
+        <w:jc w:val="both"/>
+        <w:rPr>
+          <w:b/>
+          <w:bCs/>
+          <w:color w:val="D86DCB" w:themeColor="accent5" w:themeTint="99"/>
+          <w:sz w:val="32"/>
+          <w:szCs w:val="32"/>
+        </w:rPr>
+      </w:pPr>
+      <w:r>
+        <w:rPr>
+          <w:b/>
+          <w:bCs/>
+          <w:color w:val="D86DCB" w:themeColor="accent5" w:themeTint="99"/>
+          <w:sz w:val="32"/>
+          <w:szCs w:val="32"/>
+        </w:rPr>
+        <w:t>n = 0</w:t>
+      </w:r>
+    </w:p>
+    <w:p>
+      <w:pPr>
+        <w:jc w:val="both"/>
+        <w:rPr>
+          <w:b/>
+          <w:bCs/>
+          <w:color w:val="D86DCB" w:themeColor="accent5" w:themeTint="99"/>
+          <w:sz w:val="32"/>
+          <w:szCs w:val="32"/>
+        </w:rPr>
+      </w:pPr>
+      <w:r>
+        <w:rPr>
+          <w:b/>
+          <w:bCs/>
+          <w:color w:val="D86DCB" w:themeColor="accent5" w:themeTint="99"/>
+          <w:sz w:val="32"/>
+          <w:szCs w:val="32"/>
+        </w:rPr>
+        <w:t>try:</w:t>
+      </w:r>
+    </w:p>
+    <w:p>
+      <w:pPr>
+        <w:jc w:val="both"/>
+        <w:rPr>
+          <w:b/>
+          <w:bCs/>
+          <w:color w:val="D86DCB" w:themeColor="accent5" w:themeTint="99"/>
+          <w:sz w:val="32"/>
+          <w:szCs w:val="32"/>
+        </w:rPr>
+      </w:pPr>
+      <w:r>
+        <w:rPr>
+          <w:b/>
+          <w:bCs/>
+          <w:color w:val="D86DCB" w:themeColor="accent5" w:themeTint="99"/>
+          <w:sz w:val="32"/>
+          <w:szCs w:val="32"/>
+        </w:rPr>
+        <w:t xml:space="preserve">    n = int(</w:t>
+      </w:r>
+      <w:proofErr w:type="gramStart"/>
+      <w:r>
+        <w:rPr>
+          <w:b/>
+          <w:bCs/>
+          <w:color w:val="D86DCB" w:themeColor="accent5" w:themeTint="99"/>
+          <w:sz w:val="32"/>
+          <w:szCs w:val="32"/>
+        </w:rPr>
+        <w:t>input(</w:t>
+      </w:r>
+      <w:proofErr w:type="gramEnd"/>
+      <w:r>
+        <w:rPr>
+          <w:b/>
+          <w:bCs/>
+          <w:color w:val="D86DCB" w:themeColor="accent5" w:themeTint="99"/>
+          <w:sz w:val="32"/>
+          <w:szCs w:val="32"/>
+        </w:rPr>
+        <w:t>))</w:t>
+      </w:r>
+    </w:p>
+    <w:p>
+      <w:pPr>
+        <w:jc w:val="both"/>
+        <w:rPr>
+          <w:b/>
+          <w:bCs/>
+          <w:color w:val="D86DCB" w:themeColor="accent5" w:themeTint="99"/>
+          <w:sz w:val="32"/>
+          <w:szCs w:val="32"/>
+        </w:rPr>
+      </w:pPr>
+      <w:r>
+        <w:rPr>
+          <w:b/>
+          <w:bCs/>
+          <w:color w:val="D86DCB" w:themeColor="accent5" w:themeTint="99"/>
+          <w:sz w:val="32"/>
+          <w:szCs w:val="32"/>
+        </w:rPr>
+        <w:t xml:space="preserve">except </w:t>
+      </w:r>
+      <w:proofErr w:type="spellStart"/>
+      <w:r>
+        <w:rPr>
+          <w:b/>
+          <w:bCs/>
+          <w:color w:val="D86DCB" w:themeColor="accent5" w:themeTint="99"/>
+          <w:sz w:val="32"/>
+          <w:szCs w:val="32"/>
+        </w:rPr>
+        <w:t>ValueError</w:t>
+      </w:r>
+      <w:proofErr w:type="spellEnd"/>
+      <w:r>
+        <w:rPr>
+          <w:b/>
+          <w:bCs/>
+          <w:color w:val="D86DCB" w:themeColor="accent5" w:themeTint="99"/>
+          <w:sz w:val="32"/>
+          <w:szCs w:val="32"/>
+        </w:rPr>
+        <w:t>:</w:t>
+      </w:r>
+    </w:p>
+    <w:p>
+      <w:pPr>
+        <w:jc w:val="both"/>
+        <w:rPr>
+          <w:b/>
+          <w:bCs/>
+          <w:color w:val="D86DCB" w:themeColor="accent5" w:themeTint="99"/>
+          <w:sz w:val="32"/>
+          <w:szCs w:val="32"/>
+        </w:rPr>
+      </w:pPr>
+      <w:r>
+        <w:rPr>
+          <w:b/>
+          <w:bCs/>
+          <w:color w:val="D86DCB" w:themeColor="accent5" w:themeTint="99"/>
+          <w:sz w:val="32"/>
+          <w:szCs w:val="32"/>
+        </w:rPr>
         <w:t xml:space="preserve">    </w:t>
       </w:r>
       <w:proofErr w:type="gramStart"/>
@@ -23443,57 +24519,481 @@
           <w:sz w:val="32"/>
           <w:szCs w:val="32"/>
         </w:rPr>
-        <w:t>'\</w:t>
+        <w:t>'Invalid Input')</w:t>
+      </w:r>
+    </w:p>
+    <w:p>
+      <w:pPr>
+        <w:jc w:val="both"/>
+        <w:rPr>
+          <w:b/>
+          <w:bCs/>
+          <w:color w:val="D86DCB" w:themeColor="accent5" w:themeTint="99"/>
+          <w:sz w:val="32"/>
+          <w:szCs w:val="32"/>
+        </w:rPr>
+      </w:pPr>
+      <w:r>
+        <w:rPr>
+          <w:b/>
+          <w:bCs/>
+          <w:color w:val="D86DCB" w:themeColor="accent5" w:themeTint="99"/>
+          <w:sz w:val="32"/>
+          <w:szCs w:val="32"/>
+        </w:rPr>
+        <w:t>finally:</w:t>
+      </w:r>
+    </w:p>
+    <w:p>
+      <w:pPr>
+        <w:jc w:val="both"/>
+        <w:rPr>
+          <w:b/>
+          <w:bCs/>
+          <w:color w:val="D86DCB" w:themeColor="accent5" w:themeTint="99"/>
+          <w:sz w:val="32"/>
+          <w:szCs w:val="32"/>
+        </w:rPr>
+      </w:pPr>
+      <w:r>
+        <w:rPr>
+          <w:b/>
+          <w:bCs/>
+          <w:color w:val="D86DCB" w:themeColor="accent5" w:themeTint="99"/>
+          <w:sz w:val="32"/>
+          <w:szCs w:val="32"/>
+        </w:rPr>
+        <w:t xml:space="preserve">    print(n) # hi - Invalid Input</w:t>
+      </w:r>
+      <w:r>
+        <w:rPr>
+          <w:b/>
+          <w:bCs/>
+          <w:color w:val="D86DCB" w:themeColor="accent5" w:themeTint="99"/>
+          <w:sz w:val="32"/>
+          <w:szCs w:val="32"/>
+        </w:rPr>
+        <w:t xml:space="preserve"> 0</w:t>
+      </w:r>
+    </w:p>
+    <w:p>
+      <w:pPr>
+        <w:jc w:val="both"/>
+        <w:rPr>
+          <w:sz w:val="32"/>
+          <w:szCs w:val="32"/>
+        </w:rPr>
+      </w:pPr>
+      <w:r>
+        <w:rPr>
+          <w:sz w:val="32"/>
+          <w:szCs w:val="32"/>
+        </w:rPr>
+        <w:t xml:space="preserve"># We can use this to handle error in loop if </w:t>
+      </w:r>
+      <w:r>
+        <w:rPr>
+          <w:b/>
+          <w:bCs/>
+          <w:sz w:val="32"/>
+          <w:szCs w:val="32"/>
+        </w:rPr>
+        <w:t>except</w:t>
+      </w:r>
+      <w:r>
+        <w:rPr>
+          <w:sz w:val="32"/>
+          <w:szCs w:val="32"/>
+        </w:rPr>
+        <w:t xml:space="preserve"> has </w:t>
       </w:r>
       <w:proofErr w:type="spellStart"/>
       <w:r>
         <w:rPr>
           <w:b/>
           <w:bCs/>
-          <w:color w:val="D86DCB" w:themeColor="accent5" w:themeTint="99"/>
-          <w:sz w:val="32"/>
-          <w:szCs w:val="32"/>
-        </w:rPr>
-        <w:t>nname</w:t>
+          <w:sz w:val="32"/>
+          <w:szCs w:val="32"/>
+        </w:rPr>
+        <w:t>ValueError</w:t>
       </w:r>
       <w:proofErr w:type="spellEnd"/>
       <w:r>
         <w:rPr>
-          <w:b/>
-          <w:bCs/>
-          <w:color w:val="D86DCB" w:themeColor="accent5" w:themeTint="99"/>
-          <w:sz w:val="32"/>
-          <w:szCs w:val="32"/>
-        </w:rPr>
-        <w:t>', name)</w:t>
-      </w:r>
-    </w:p>
-    <w:p>
-      <w:pPr>
-        <w:jc w:val="both"/>
-        <w:rPr>
-          <w:b/>
-          <w:bCs/>
-          <w:color w:val="D86DCB" w:themeColor="accent5" w:themeTint="99"/>
-          <w:sz w:val="32"/>
-          <w:szCs w:val="32"/>
-        </w:rPr>
-      </w:pPr>
-      <w:r>
-        <w:rPr>
-          <w:b/>
-          <w:bCs/>
-          <w:color w:val="D86DCB" w:themeColor="accent5" w:themeTint="99"/>
-          <w:sz w:val="32"/>
-          <w:szCs w:val="32"/>
-        </w:rPr>
-        <w:t xml:space="preserve">    </w:t>
+          <w:sz w:val="32"/>
+          <w:szCs w:val="32"/>
+        </w:rPr>
+        <w:t>, it will continue the code which skips iteration and run the loop again.</w:t>
+      </w:r>
+    </w:p>
+    <w:p>
+      <w:pPr>
+        <w:jc w:val="both"/>
+        <w:rPr>
+          <w:sz w:val="32"/>
+          <w:szCs w:val="32"/>
+        </w:rPr>
+      </w:pPr>
+      <w:r>
+        <w:rPr>
+          <w:b/>
+          <w:bCs/>
+          <w:sz w:val="32"/>
+          <w:szCs w:val="32"/>
+        </w:rPr>
+        <w:t>NOTE:</w:t>
+      </w:r>
+      <w:r>
+        <w:rPr>
+          <w:sz w:val="32"/>
+          <w:szCs w:val="32"/>
+        </w:rPr>
+        <w:t xml:space="preserve"> There’s also </w:t>
+      </w:r>
+      <w:proofErr w:type="spellStart"/>
+      <w:r>
+        <w:rPr>
+          <w:b/>
+          <w:bCs/>
+          <w:sz w:val="32"/>
+          <w:szCs w:val="32"/>
+        </w:rPr>
+        <w:t>FileExistError</w:t>
+      </w:r>
+      <w:proofErr w:type="spellEnd"/>
+      <w:r>
+        <w:rPr>
+          <w:sz w:val="32"/>
+          <w:szCs w:val="32"/>
+        </w:rPr>
+        <w:t xml:space="preserve"> and </w:t>
+      </w:r>
+      <w:proofErr w:type="spellStart"/>
+      <w:r>
+        <w:rPr>
+          <w:b/>
+          <w:bCs/>
+          <w:sz w:val="32"/>
+          <w:szCs w:val="32"/>
+        </w:rPr>
+        <w:t>KeyError</w:t>
+      </w:r>
+      <w:proofErr w:type="spellEnd"/>
+      <w:r>
+        <w:rPr>
+          <w:sz w:val="32"/>
+          <w:szCs w:val="32"/>
+        </w:rPr>
+        <w:t xml:space="preserve"> like </w:t>
+      </w:r>
+      <w:proofErr w:type="spellStart"/>
+      <w:r>
+        <w:rPr>
+          <w:b/>
+          <w:bCs/>
+          <w:sz w:val="32"/>
+          <w:szCs w:val="32"/>
+        </w:rPr>
+        <w:t>ValueError</w:t>
+      </w:r>
+      <w:proofErr w:type="spellEnd"/>
+      <w:r>
+        <w:rPr>
+          <w:sz w:val="32"/>
+          <w:szCs w:val="32"/>
+        </w:rPr>
+        <w:t xml:space="preserve"> (</w:t>
+      </w:r>
+      <w:r>
+        <w:rPr>
+          <w:b/>
+          <w:bCs/>
+          <w:sz w:val="32"/>
+          <w:szCs w:val="32"/>
+        </w:rPr>
+        <w:t xml:space="preserve">except </w:t>
+      </w:r>
+      <w:proofErr w:type="spellStart"/>
+      <w:r>
+        <w:rPr>
+          <w:b/>
+          <w:bCs/>
+          <w:sz w:val="32"/>
+          <w:szCs w:val="32"/>
+        </w:rPr>
+        <w:t>FileExistError</w:t>
+      </w:r>
+      <w:proofErr w:type="spellEnd"/>
+      <w:r>
+        <w:rPr>
+          <w:sz w:val="32"/>
+          <w:szCs w:val="32"/>
+        </w:rPr>
+        <w:t>)</w:t>
+      </w:r>
+    </w:p>
+    <w:p>
+      <w:pPr>
+        <w:jc w:val="both"/>
+        <w:rPr>
+          <w:b/>
+          <w:bCs/>
+          <w:color w:val="D86DCB" w:themeColor="accent5" w:themeTint="99"/>
+          <w:sz w:val="32"/>
+          <w:szCs w:val="32"/>
+        </w:rPr>
+      </w:pPr>
+      <w:r>
+        <w:rPr>
+          <w:b/>
+          <w:bCs/>
+          <w:color w:val="D86DCB" w:themeColor="accent5" w:themeTint="99"/>
+          <w:sz w:val="32"/>
+          <w:szCs w:val="32"/>
+        </w:rPr>
+        <w:lastRenderedPageBreak/>
+        <w:t>while True:</w:t>
+      </w:r>
+    </w:p>
+    <w:p>
+      <w:pPr>
+        <w:jc w:val="both"/>
+        <w:rPr>
+          <w:b/>
+          <w:bCs/>
+          <w:color w:val="D86DCB" w:themeColor="accent5" w:themeTint="99"/>
+          <w:sz w:val="32"/>
+          <w:szCs w:val="32"/>
+        </w:rPr>
+      </w:pPr>
+      <w:r>
+        <w:rPr>
+          <w:b/>
+          <w:bCs/>
+          <w:color w:val="D86DCB" w:themeColor="accent5" w:themeTint="99"/>
+          <w:sz w:val="32"/>
+          <w:szCs w:val="32"/>
+        </w:rPr>
+        <w:t xml:space="preserve">    try:</w:t>
+      </w:r>
+    </w:p>
+    <w:p>
+      <w:pPr>
+        <w:jc w:val="both"/>
+        <w:rPr>
+          <w:b/>
+          <w:bCs/>
+          <w:color w:val="D86DCB" w:themeColor="accent5" w:themeTint="99"/>
+          <w:sz w:val="32"/>
+          <w:szCs w:val="32"/>
+        </w:rPr>
+      </w:pPr>
+      <w:r>
+        <w:rPr>
+          <w:b/>
+          <w:bCs/>
+          <w:color w:val="D86DCB" w:themeColor="accent5" w:themeTint="99"/>
+          <w:sz w:val="32"/>
+          <w:szCs w:val="32"/>
+        </w:rPr>
+        <w:t xml:space="preserve">        # risky code</w:t>
+      </w:r>
+    </w:p>
+    <w:p>
+      <w:pPr>
+        <w:jc w:val="both"/>
+        <w:rPr>
+          <w:b/>
+          <w:bCs/>
+          <w:color w:val="D86DCB" w:themeColor="accent5" w:themeTint="99"/>
+          <w:sz w:val="32"/>
+          <w:szCs w:val="32"/>
+        </w:rPr>
+      </w:pPr>
+      <w:r>
+        <w:rPr>
+          <w:b/>
+          <w:bCs/>
+          <w:color w:val="D86DCB" w:themeColor="accent5" w:themeTint="99"/>
+          <w:sz w:val="32"/>
+          <w:szCs w:val="32"/>
+        </w:rPr>
+        <w:t xml:space="preserve">    except </w:t>
+      </w:r>
+      <w:proofErr w:type="spellStart"/>
+      <w:r>
+        <w:rPr>
+          <w:b/>
+          <w:bCs/>
+          <w:color w:val="D86DCB" w:themeColor="accent5" w:themeTint="99"/>
+          <w:sz w:val="32"/>
+          <w:szCs w:val="32"/>
+        </w:rPr>
+        <w:t>ValueError</w:t>
+      </w:r>
+      <w:proofErr w:type="spellEnd"/>
+      <w:r>
+        <w:rPr>
+          <w:b/>
+          <w:bCs/>
+          <w:color w:val="D86DCB" w:themeColor="accent5" w:themeTint="99"/>
+          <w:sz w:val="32"/>
+          <w:szCs w:val="32"/>
+        </w:rPr>
+        <w:t>:</w:t>
+      </w:r>
+    </w:p>
+    <w:p>
+      <w:pPr>
+        <w:jc w:val="both"/>
+        <w:rPr>
+          <w:b/>
+          <w:bCs/>
+          <w:color w:val="D86DCB" w:themeColor="accent5" w:themeTint="99"/>
+          <w:sz w:val="32"/>
+          <w:szCs w:val="32"/>
+        </w:rPr>
+      </w:pPr>
+      <w:r>
+        <w:rPr>
+          <w:b/>
+          <w:bCs/>
+          <w:color w:val="D86DCB" w:themeColor="accent5" w:themeTint="99"/>
+          <w:sz w:val="32"/>
+          <w:szCs w:val="32"/>
+        </w:rPr>
+        <w:t xml:space="preserve">        # handles error</w:t>
+      </w:r>
+    </w:p>
+    <w:p>
+      <w:pPr>
+        <w:jc w:val="both"/>
+        <w:rPr>
+          <w:b/>
+          <w:bCs/>
+          <w:color w:val="D86DCB" w:themeColor="accent5" w:themeTint="99"/>
+          <w:sz w:val="32"/>
+          <w:szCs w:val="32"/>
+        </w:rPr>
+      </w:pPr>
+      <w:r>
+        <w:rPr>
+          <w:b/>
+          <w:bCs/>
+          <w:color w:val="D86DCB" w:themeColor="accent5" w:themeTint="99"/>
+          <w:sz w:val="32"/>
+          <w:szCs w:val="32"/>
+        </w:rPr>
+        <w:t xml:space="preserve">    continue</w:t>
+      </w:r>
+    </w:p>
+    <w:p>
+      <w:pPr>
+        <w:jc w:val="both"/>
+        <w:rPr>
+          <w:sz w:val="32"/>
+          <w:szCs w:val="32"/>
+        </w:rPr>
+      </w:pPr>
+    </w:p>
+    <w:p>
+      <w:pPr>
+        <w:jc w:val="both"/>
+        <w:rPr>
+          <w:sz w:val="32"/>
+          <w:szCs w:val="32"/>
+        </w:rPr>
+      </w:pPr>
+      <w:r>
+        <w:rPr>
+          <w:sz w:val="32"/>
+          <w:szCs w:val="32"/>
+        </w:rPr>
+        <w:t>Header Alignment:</w:t>
+      </w:r>
+    </w:p>
+    <w:p>
+      <w:pPr>
+        <w:jc w:val="both"/>
+        <w:rPr>
+          <w:sz w:val="32"/>
+          <w:szCs w:val="32"/>
+        </w:rPr>
+      </w:pPr>
+      <w:r>
+        <w:rPr>
+          <w:sz w:val="32"/>
+          <w:szCs w:val="32"/>
+        </w:rPr>
+        <w:t xml:space="preserve"># In </w:t>
+      </w:r>
+      <w:r>
+        <w:rPr>
+          <w:b/>
+          <w:bCs/>
+          <w:sz w:val="32"/>
+          <w:szCs w:val="32"/>
+        </w:rPr>
+        <w:t>f</w:t>
+      </w:r>
+      <w:r>
+        <w:rPr>
+          <w:sz w:val="32"/>
+          <w:szCs w:val="32"/>
+        </w:rPr>
+        <w:t xml:space="preserve"> string functions </w:t>
       </w:r>
       <w:proofErr w:type="gramStart"/>
       <w:r>
         <w:rPr>
           <w:b/>
           <w:bCs/>
+          <w:sz w:val="32"/>
+          <w:szCs w:val="32"/>
+        </w:rPr>
+        <w:t>{ }</w:t>
+      </w:r>
+      <w:proofErr w:type="gramEnd"/>
+      <w:r>
+        <w:rPr>
+          <w:sz w:val="32"/>
+          <w:szCs w:val="32"/>
+        </w:rPr>
+        <w:t xml:space="preserve"> by writing in this format</w:t>
+      </w:r>
+      <w:r>
+        <w:rPr>
+          <w:b/>
+          <w:bCs/>
+          <w:sz w:val="32"/>
+          <w:szCs w:val="32"/>
+        </w:rPr>
+        <w:t xml:space="preserve"> { :&gt;{10}}</w:t>
+      </w:r>
+      <w:r>
+        <w:rPr>
+          <w:sz w:val="32"/>
+          <w:szCs w:val="32"/>
+        </w:rPr>
+        <w:t xml:space="preserve"> we can align it.</w:t>
+      </w:r>
+    </w:p>
+    <w:p>
+      <w:pPr>
+        <w:jc w:val="both"/>
+        <w:rPr>
+          <w:b/>
+          <w:bCs/>
+          <w:color w:val="D86DCB" w:themeColor="accent5" w:themeTint="99"/>
+          <w:sz w:val="32"/>
+          <w:szCs w:val="32"/>
+        </w:rPr>
+      </w:pPr>
+      <w:proofErr w:type="gramStart"/>
+      <w:r>
+        <w:rPr>
+          <w:b/>
+          <w:bCs/>
           <w:color w:val="D86DCB" w:themeColor="accent5" w:themeTint="99"/>
           <w:sz w:val="32"/>
           <w:szCs w:val="32"/>
@@ -23509,30 +25009,20 @@
           <w:sz w:val="32"/>
           <w:szCs w:val="32"/>
         </w:rPr>
-        <w:t>'Phone', info['phone'])</w:t>
-      </w:r>
-    </w:p>
-    <w:p>
-      <w:pPr>
-        <w:jc w:val="both"/>
-        <w:rPr>
-          <w:b/>
-          <w:bCs/>
-          <w:color w:val="D86DCB" w:themeColor="accent5" w:themeTint="99"/>
-          <w:sz w:val="32"/>
-          <w:szCs w:val="32"/>
-        </w:rPr>
-      </w:pPr>
-      <w:r>
-        <w:rPr>
-          <w:b/>
-          <w:bCs/>
-          <w:color w:val="D86DCB" w:themeColor="accent5" w:themeTint="99"/>
-          <w:sz w:val="32"/>
-          <w:szCs w:val="32"/>
-        </w:rPr>
-        <w:t xml:space="preserve">    </w:t>
-      </w:r>
+        <w:t>f"{'Key' :&gt;{10}}")</w:t>
+      </w:r>
+    </w:p>
+    <w:p>
+      <w:pPr>
+        <w:jc w:val="both"/>
+        <w:rPr>
+          <w:b/>
+          <w:bCs/>
+          <w:color w:val="D86DCB" w:themeColor="accent5" w:themeTint="99"/>
+          <w:sz w:val="32"/>
+          <w:szCs w:val="32"/>
+        </w:rPr>
+      </w:pPr>
       <w:proofErr w:type="gramStart"/>
       <w:r>
         <w:rPr>
@@ -23553,440 +25043,143 @@
           <w:sz w:val="32"/>
           <w:szCs w:val="32"/>
         </w:rPr>
-        <w:t>'Email', info['email'])</w:t>
-      </w:r>
-    </w:p>
-    <w:p>
-      <w:pPr>
-        <w:jc w:val="both"/>
-        <w:rPr>
-          <w:sz w:val="32"/>
-          <w:szCs w:val="32"/>
-        </w:rPr>
-      </w:pPr>
-    </w:p>
-    <w:p>
-      <w:pPr>
-        <w:jc w:val="both"/>
-        <w:rPr>
-          <w:b/>
-          <w:bCs/>
-          <w:sz w:val="32"/>
-          <w:szCs w:val="32"/>
-        </w:rPr>
-      </w:pPr>
-      <w:r>
-        <w:rPr>
-          <w:b/>
-          <w:bCs/>
-          <w:sz w:val="32"/>
-          <w:szCs w:val="32"/>
-        </w:rPr>
-        <w:t>Error Handling:</w:t>
-      </w:r>
-    </w:p>
-    <w:p>
-      <w:pPr>
-        <w:jc w:val="both"/>
-        <w:rPr>
-          <w:sz w:val="32"/>
-          <w:szCs w:val="32"/>
-        </w:rPr>
-      </w:pPr>
-      <w:r>
-        <w:rPr>
-          <w:sz w:val="32"/>
-          <w:szCs w:val="32"/>
-        </w:rPr>
-        <w:t xml:space="preserve"># </w:t>
-      </w:r>
-      <w:r>
-        <w:rPr>
-          <w:sz w:val="32"/>
-          <w:szCs w:val="32"/>
-        </w:rPr>
-        <w:t>Syntax</w:t>
-      </w:r>
-      <w:r>
-        <w:rPr>
-          <w:sz w:val="32"/>
-          <w:szCs w:val="32"/>
-        </w:rPr>
-        <w:t xml:space="preserve">. </w:t>
-      </w:r>
-      <w:r>
-        <w:rPr>
-          <w:b/>
-          <w:bCs/>
-          <w:sz w:val="32"/>
-          <w:szCs w:val="32"/>
-        </w:rPr>
-        <w:t>try</w:t>
-      </w:r>
-      <w:r>
-        <w:rPr>
-          <w:sz w:val="32"/>
-          <w:szCs w:val="32"/>
-        </w:rPr>
-        <w:t xml:space="preserve"> is for errors that checks if an error is happening or not</w:t>
-      </w:r>
-      <w:r>
-        <w:rPr>
-          <w:sz w:val="32"/>
-          <w:szCs w:val="32"/>
-        </w:rPr>
-        <w:t xml:space="preserve">. </w:t>
-      </w:r>
-      <w:r>
-        <w:rPr>
-          <w:b/>
-          <w:bCs/>
-          <w:sz w:val="32"/>
-          <w:szCs w:val="32"/>
-        </w:rPr>
-        <w:t>except</w:t>
-      </w:r>
-      <w:r>
-        <w:rPr>
-          <w:sz w:val="32"/>
-          <w:szCs w:val="32"/>
-        </w:rPr>
-        <w:t xml:space="preserve"> handles the error and the code does not crash. </w:t>
-      </w:r>
-      <w:r>
-        <w:rPr>
-          <w:b/>
-          <w:bCs/>
-          <w:sz w:val="32"/>
-          <w:szCs w:val="32"/>
-        </w:rPr>
-        <w:t>finally</w:t>
-      </w:r>
-      <w:r>
-        <w:rPr>
-          <w:sz w:val="32"/>
-          <w:szCs w:val="32"/>
-        </w:rPr>
-        <w:t xml:space="preserve"> runs the code error or no error.</w:t>
-      </w:r>
-    </w:p>
-    <w:p>
-      <w:pPr>
-        <w:jc w:val="both"/>
-        <w:rPr>
-          <w:b/>
-          <w:bCs/>
-          <w:color w:val="D86DCB" w:themeColor="accent5" w:themeTint="99"/>
-          <w:sz w:val="32"/>
-          <w:szCs w:val="32"/>
-        </w:rPr>
-      </w:pPr>
-      <w:r>
-        <w:rPr>
-          <w:b/>
-          <w:bCs/>
-          <w:color w:val="D86DCB" w:themeColor="accent5" w:themeTint="99"/>
-          <w:sz w:val="32"/>
-          <w:szCs w:val="32"/>
-        </w:rPr>
-        <w:t>try:</w:t>
-      </w:r>
-    </w:p>
-    <w:p>
-      <w:pPr>
-        <w:jc w:val="both"/>
-        <w:rPr>
-          <w:b/>
-          <w:bCs/>
-          <w:color w:val="D86DCB" w:themeColor="accent5" w:themeTint="99"/>
-          <w:sz w:val="32"/>
-          <w:szCs w:val="32"/>
-        </w:rPr>
-      </w:pPr>
-      <w:r>
-        <w:rPr>
-          <w:b/>
-          <w:bCs/>
-          <w:color w:val="D86DCB" w:themeColor="accent5" w:themeTint="99"/>
-          <w:sz w:val="32"/>
-          <w:szCs w:val="32"/>
-        </w:rPr>
-        <w:t xml:space="preserve">    # Some risky code that may cause error</w:t>
-      </w:r>
-    </w:p>
-    <w:p>
-      <w:pPr>
-        <w:jc w:val="both"/>
-        <w:rPr>
-          <w:b/>
-          <w:bCs/>
-          <w:color w:val="D86DCB" w:themeColor="accent5" w:themeTint="99"/>
-          <w:sz w:val="32"/>
-          <w:szCs w:val="32"/>
-        </w:rPr>
-      </w:pPr>
-      <w:r>
-        <w:rPr>
-          <w:b/>
-          <w:bCs/>
-          <w:color w:val="D86DCB" w:themeColor="accent5" w:themeTint="99"/>
-          <w:sz w:val="32"/>
-          <w:szCs w:val="32"/>
-        </w:rPr>
-        <w:t xml:space="preserve">except </w:t>
-      </w:r>
-      <w:proofErr w:type="spellStart"/>
-      <w:r>
-        <w:rPr>
-          <w:b/>
-          <w:bCs/>
-          <w:color w:val="D86DCB" w:themeColor="accent5" w:themeTint="99"/>
-          <w:sz w:val="32"/>
-          <w:szCs w:val="32"/>
-        </w:rPr>
-        <w:t>ValueError</w:t>
-      </w:r>
-      <w:proofErr w:type="spellEnd"/>
-      <w:r>
-        <w:rPr>
-          <w:b/>
-          <w:bCs/>
-          <w:color w:val="D86DCB" w:themeColor="accent5" w:themeTint="99"/>
-          <w:sz w:val="32"/>
-          <w:szCs w:val="32"/>
-        </w:rPr>
-        <w:t>:</w:t>
-      </w:r>
-    </w:p>
-    <w:p>
-      <w:pPr>
-        <w:jc w:val="both"/>
-        <w:rPr>
-          <w:b/>
-          <w:bCs/>
-          <w:color w:val="D86DCB" w:themeColor="accent5" w:themeTint="99"/>
-          <w:sz w:val="32"/>
-          <w:szCs w:val="32"/>
-        </w:rPr>
-      </w:pPr>
-      <w:r>
-        <w:rPr>
-          <w:b/>
-          <w:bCs/>
-          <w:color w:val="D86DCB" w:themeColor="accent5" w:themeTint="99"/>
-          <w:sz w:val="32"/>
-          <w:szCs w:val="32"/>
-        </w:rPr>
-        <w:t xml:space="preserve">    # Handles the error</w:t>
-      </w:r>
-    </w:p>
-    <w:p>
-      <w:pPr>
-        <w:jc w:val="both"/>
-        <w:rPr>
-          <w:b/>
-          <w:bCs/>
-          <w:color w:val="D86DCB" w:themeColor="accent5" w:themeTint="99"/>
-          <w:sz w:val="32"/>
-          <w:szCs w:val="32"/>
-        </w:rPr>
-      </w:pPr>
-      <w:r>
-        <w:rPr>
-          <w:b/>
-          <w:bCs/>
-          <w:color w:val="D86DCB" w:themeColor="accent5" w:themeTint="99"/>
-          <w:sz w:val="32"/>
-          <w:szCs w:val="32"/>
-        </w:rPr>
-        <w:t>finally:</w:t>
-      </w:r>
-    </w:p>
-    <w:p>
-      <w:pPr>
-        <w:jc w:val="both"/>
-        <w:rPr>
-          <w:b/>
-          <w:bCs/>
-          <w:color w:val="D86DCB" w:themeColor="accent5" w:themeTint="99"/>
-          <w:sz w:val="32"/>
-          <w:szCs w:val="32"/>
-        </w:rPr>
-      </w:pPr>
-      <w:r>
-        <w:rPr>
-          <w:b/>
-          <w:bCs/>
-          <w:color w:val="D86DCB" w:themeColor="accent5" w:themeTint="99"/>
-          <w:sz w:val="32"/>
-          <w:szCs w:val="32"/>
-        </w:rPr>
-        <w:t xml:space="preserve">    # Main code</w:t>
-      </w:r>
-    </w:p>
-    <w:p>
-      <w:pPr>
-        <w:jc w:val="both"/>
-        <w:rPr>
-          <w:sz w:val="32"/>
-          <w:szCs w:val="32"/>
-        </w:rPr>
-      </w:pPr>
-      <w:r>
-        <w:rPr>
-          <w:sz w:val="32"/>
-          <w:szCs w:val="32"/>
-        </w:rPr>
-        <w:t xml:space="preserve"># Here, if we enter a string </w:t>
-      </w:r>
-      <w:r>
-        <w:rPr>
-          <w:sz w:val="32"/>
-          <w:szCs w:val="32"/>
-        </w:rPr>
-        <w:t xml:space="preserve">instead of integer. </w:t>
-      </w:r>
-      <w:r>
-        <w:rPr>
-          <w:b/>
-          <w:bCs/>
-          <w:sz w:val="32"/>
-          <w:szCs w:val="32"/>
-        </w:rPr>
-        <w:t xml:space="preserve">except </w:t>
-      </w:r>
-      <w:r>
-        <w:rPr>
-          <w:sz w:val="32"/>
-          <w:szCs w:val="32"/>
-        </w:rPr>
-        <w:t>will handle</w:t>
-      </w:r>
-      <w:r>
-        <w:rPr>
-          <w:sz w:val="32"/>
-          <w:szCs w:val="32"/>
-        </w:rPr>
-        <w:t xml:space="preserve"> it using </w:t>
-      </w:r>
-      <w:proofErr w:type="spellStart"/>
-      <w:r>
-        <w:rPr>
-          <w:b/>
-          <w:bCs/>
-          <w:sz w:val="32"/>
-          <w:szCs w:val="32"/>
-        </w:rPr>
-        <w:t>ValueError</w:t>
-      </w:r>
-      <w:proofErr w:type="spellEnd"/>
-      <w:r>
-        <w:rPr>
-          <w:sz w:val="32"/>
-          <w:szCs w:val="32"/>
-        </w:rPr>
-        <w:t xml:space="preserve"> printing invalid input. </w:t>
+        <w:t xml:space="preserve">"-"*20) </w:t>
+      </w:r>
+    </w:p>
+    <w:p>
+      <w:pPr>
+        <w:jc w:val="both"/>
+        <w:rPr>
+          <w:sz w:val="32"/>
+          <w:szCs w:val="32"/>
+        </w:rPr>
+      </w:pPr>
+      <w:r>
+        <w:rPr>
+          <w:sz w:val="32"/>
+          <w:szCs w:val="32"/>
+        </w:rPr>
+        <w:t># Output:</w:t>
+      </w:r>
+    </w:p>
+    <w:p>
+      <w:pPr>
+        <w:jc w:val="both"/>
+        <w:rPr>
+          <w:b/>
+          <w:bCs/>
+          <w:sz w:val="32"/>
+          <w:szCs w:val="32"/>
+        </w:rPr>
+      </w:pPr>
+      <w:r>
+        <w:rPr>
+          <w:sz w:val="32"/>
+          <w:szCs w:val="32"/>
+        </w:rPr>
+        <w:t xml:space="preserve">  </w:t>
+      </w:r>
+      <w:r>
+        <w:rPr>
+          <w:b/>
+          <w:bCs/>
+          <w:sz w:val="32"/>
+          <w:szCs w:val="32"/>
+        </w:rPr>
+        <w:t xml:space="preserve">     Key</w:t>
+      </w:r>
+    </w:p>
+    <w:p>
+      <w:pPr>
+        <w:jc w:val="both"/>
+        <w:rPr>
+          <w:b/>
+          <w:bCs/>
+          <w:sz w:val="32"/>
+          <w:szCs w:val="32"/>
+        </w:rPr>
+      </w:pPr>
+      <w:r>
+        <w:rPr>
+          <w:b/>
+          <w:bCs/>
+          <w:sz w:val="32"/>
+          <w:szCs w:val="32"/>
+        </w:rPr>
+        <w:t>------------------</w:t>
+      </w:r>
+    </w:p>
+    <w:p>
+      <w:pPr>
+        <w:jc w:val="both"/>
+        <w:rPr>
+          <w:sz w:val="32"/>
+          <w:szCs w:val="32"/>
+        </w:rPr>
+      </w:pPr>
+      <w:r>
+        <w:rPr>
+          <w:sz w:val="32"/>
+          <w:szCs w:val="32"/>
+        </w:rPr>
+        <w:t># In this pattern, aligns text or strings with multiple variables, with 10 spaces in between</w:t>
+      </w:r>
+    </w:p>
+    <w:p>
+      <w:pPr>
+        <w:jc w:val="both"/>
+        <w:rPr>
+          <w:b/>
+          <w:bCs/>
+          <w:color w:val="D86DCB" w:themeColor="accent5" w:themeTint="99"/>
+          <w:sz w:val="32"/>
+          <w:szCs w:val="32"/>
+        </w:rPr>
+      </w:pPr>
+      <w:r>
+        <w:rPr>
+          <w:b/>
+          <w:bCs/>
+          <w:color w:val="D86DCB" w:themeColor="accent5" w:themeTint="99"/>
+          <w:sz w:val="32"/>
+          <w:szCs w:val="32"/>
+        </w:rPr>
+        <w:t>print(f"{'Key':&lt;{10</w:t>
       </w:r>
       <w:proofErr w:type="gramStart"/>
       <w:r>
         <w:rPr>
           <w:b/>
           <w:bCs/>
-          <w:sz w:val="32"/>
-          <w:szCs w:val="32"/>
-        </w:rPr>
-        <w:t>f</w:t>
-      </w:r>
-      <w:r>
-        <w:rPr>
-          <w:b/>
-          <w:bCs/>
-          <w:sz w:val="32"/>
-          <w:szCs w:val="32"/>
-        </w:rPr>
-        <w:t>inally</w:t>
+          <w:color w:val="D86DCB" w:themeColor="accent5" w:themeTint="99"/>
+          <w:sz w:val="32"/>
+          <w:szCs w:val="32"/>
+        </w:rPr>
+        <w:t>}}{</w:t>
       </w:r>
       <w:proofErr w:type="gramEnd"/>
       <w:r>
         <w:rPr>
-          <w:sz w:val="32"/>
-          <w:szCs w:val="32"/>
-        </w:rPr>
-        <w:t xml:space="preserve"> will </w:t>
-      </w:r>
-      <w:r>
-        <w:rPr>
-          <w:sz w:val="32"/>
-          <w:szCs w:val="32"/>
-        </w:rPr>
-        <w:t>run the code no matter what</w:t>
-      </w:r>
-    </w:p>
-    <w:p>
-      <w:pPr>
-        <w:jc w:val="both"/>
-        <w:rPr>
-          <w:b/>
-          <w:bCs/>
-          <w:color w:val="D86DCB" w:themeColor="accent5" w:themeTint="99"/>
-          <w:sz w:val="32"/>
-          <w:szCs w:val="32"/>
-        </w:rPr>
-      </w:pPr>
-      <w:r>
-        <w:rPr>
-          <w:b/>
-          <w:bCs/>
-          <w:color w:val="D86DCB" w:themeColor="accent5" w:themeTint="99"/>
-          <w:sz w:val="32"/>
-          <w:szCs w:val="32"/>
-        </w:rPr>
-        <w:t>n = 0</w:t>
-      </w:r>
-    </w:p>
-    <w:p>
-      <w:pPr>
-        <w:jc w:val="both"/>
-        <w:rPr>
-          <w:b/>
-          <w:bCs/>
-          <w:color w:val="D86DCB" w:themeColor="accent5" w:themeTint="99"/>
-          <w:sz w:val="32"/>
-          <w:szCs w:val="32"/>
-        </w:rPr>
-      </w:pPr>
-      <w:r>
-        <w:rPr>
-          <w:b/>
-          <w:bCs/>
-          <w:color w:val="D86DCB" w:themeColor="accent5" w:themeTint="99"/>
-          <w:sz w:val="32"/>
-          <w:szCs w:val="32"/>
-        </w:rPr>
-        <w:t>try:</w:t>
-      </w:r>
-    </w:p>
-    <w:p>
-      <w:pPr>
-        <w:jc w:val="both"/>
-        <w:rPr>
-          <w:b/>
-          <w:bCs/>
-          <w:color w:val="D86DCB" w:themeColor="accent5" w:themeTint="99"/>
-          <w:sz w:val="32"/>
-          <w:szCs w:val="32"/>
-        </w:rPr>
-      </w:pPr>
-      <w:r>
-        <w:rPr>
-          <w:b/>
-          <w:bCs/>
-          <w:color w:val="D86DCB" w:themeColor="accent5" w:themeTint="99"/>
-          <w:sz w:val="32"/>
-          <w:szCs w:val="32"/>
-        </w:rPr>
-        <w:t xml:space="preserve">    n = int(</w:t>
-      </w:r>
+          <w:b/>
+          <w:bCs/>
+          <w:color w:val="D86DCB" w:themeColor="accent5" w:themeTint="99"/>
+          <w:sz w:val="32"/>
+          <w:szCs w:val="32"/>
+        </w:rPr>
+        <w:t>'Value':&lt;{10}}")</w:t>
+      </w:r>
+    </w:p>
+    <w:p>
+      <w:pPr>
+        <w:jc w:val="both"/>
+        <w:rPr>
+          <w:b/>
+          <w:bCs/>
+          <w:color w:val="D86DCB" w:themeColor="accent5" w:themeTint="99"/>
+          <w:sz w:val="32"/>
+          <w:szCs w:val="32"/>
+        </w:rPr>
+      </w:pPr>
       <w:proofErr w:type="gramStart"/>
       <w:r>
         <w:rPr>
@@ -23996,7 +25189,7 @@
           <w:sz w:val="32"/>
           <w:szCs w:val="32"/>
         </w:rPr>
-        <w:t>input(</w:t>
+        <w:t>print(</w:t>
       </w:r>
       <w:proofErr w:type="gramEnd"/>
       <w:r>
@@ -24007,861 +25200,92 @@
           <w:sz w:val="32"/>
           <w:szCs w:val="32"/>
         </w:rPr>
-        <w:t>))</w:t>
-      </w:r>
-    </w:p>
-    <w:p>
-      <w:pPr>
-        <w:jc w:val="both"/>
-        <w:rPr>
-          <w:b/>
-          <w:bCs/>
-          <w:color w:val="D86DCB" w:themeColor="accent5" w:themeTint="99"/>
-          <w:sz w:val="32"/>
-          <w:szCs w:val="32"/>
-        </w:rPr>
-      </w:pPr>
-      <w:r>
-        <w:rPr>
-          <w:b/>
-          <w:bCs/>
-          <w:color w:val="D86DCB" w:themeColor="accent5" w:themeTint="99"/>
-          <w:sz w:val="32"/>
-          <w:szCs w:val="32"/>
-        </w:rPr>
-        <w:t xml:space="preserve">except </w:t>
-      </w:r>
-      <w:proofErr w:type="spellStart"/>
-      <w:r>
-        <w:rPr>
-          <w:b/>
-          <w:bCs/>
-          <w:color w:val="D86DCB" w:themeColor="accent5" w:themeTint="99"/>
-          <w:sz w:val="32"/>
-          <w:szCs w:val="32"/>
-        </w:rPr>
-        <w:t>ValueError</w:t>
-      </w:r>
-      <w:proofErr w:type="spellEnd"/>
-      <w:r>
-        <w:rPr>
-          <w:b/>
-          <w:bCs/>
-          <w:color w:val="D86DCB" w:themeColor="accent5" w:themeTint="99"/>
-          <w:sz w:val="32"/>
-          <w:szCs w:val="32"/>
-        </w:rPr>
-        <w:t>:</w:t>
-      </w:r>
-    </w:p>
-    <w:p>
-      <w:pPr>
-        <w:jc w:val="both"/>
-        <w:rPr>
-          <w:b/>
-          <w:bCs/>
-          <w:color w:val="D86DCB" w:themeColor="accent5" w:themeTint="99"/>
-          <w:sz w:val="32"/>
-          <w:szCs w:val="32"/>
-        </w:rPr>
-      </w:pPr>
-      <w:r>
-        <w:rPr>
-          <w:b/>
-          <w:bCs/>
-          <w:color w:val="D86DCB" w:themeColor="accent5" w:themeTint="99"/>
-          <w:sz w:val="32"/>
-          <w:szCs w:val="32"/>
-        </w:rPr>
-        <w:t xml:space="preserve">    </w:t>
-      </w:r>
-      <w:proofErr w:type="gramStart"/>
-      <w:r>
-        <w:rPr>
-          <w:b/>
-          <w:bCs/>
-          <w:color w:val="D86DCB" w:themeColor="accent5" w:themeTint="99"/>
-          <w:sz w:val="32"/>
-          <w:szCs w:val="32"/>
-        </w:rPr>
-        <w:t>print(</w:t>
-      </w:r>
-      <w:proofErr w:type="gramEnd"/>
-      <w:r>
-        <w:rPr>
-          <w:b/>
-          <w:bCs/>
-          <w:color w:val="D86DCB" w:themeColor="accent5" w:themeTint="99"/>
-          <w:sz w:val="32"/>
-          <w:szCs w:val="32"/>
-        </w:rPr>
-        <w:t>'Invalid Input')</w:t>
-      </w:r>
-    </w:p>
-    <w:p>
-      <w:pPr>
-        <w:jc w:val="both"/>
-        <w:rPr>
-          <w:b/>
-          <w:bCs/>
-          <w:color w:val="D86DCB" w:themeColor="accent5" w:themeTint="99"/>
-          <w:sz w:val="32"/>
-          <w:szCs w:val="32"/>
-        </w:rPr>
-      </w:pPr>
-      <w:r>
-        <w:rPr>
-          <w:b/>
-          <w:bCs/>
-          <w:color w:val="D86DCB" w:themeColor="accent5" w:themeTint="99"/>
-          <w:sz w:val="32"/>
-          <w:szCs w:val="32"/>
-        </w:rPr>
-        <w:t>finally:</w:t>
-      </w:r>
-    </w:p>
-    <w:p>
-      <w:pPr>
-        <w:jc w:val="both"/>
-        <w:rPr>
-          <w:b/>
-          <w:bCs/>
-          <w:color w:val="D86DCB" w:themeColor="accent5" w:themeTint="99"/>
-          <w:sz w:val="32"/>
-          <w:szCs w:val="32"/>
-        </w:rPr>
-      </w:pPr>
-      <w:r>
-        <w:rPr>
-          <w:b/>
-          <w:bCs/>
-          <w:color w:val="D86DCB" w:themeColor="accent5" w:themeTint="99"/>
-          <w:sz w:val="32"/>
-          <w:szCs w:val="32"/>
-        </w:rPr>
-        <w:t xml:space="preserve">    print(n) # hi - Invalid Input</w:t>
-      </w:r>
-      <w:r>
-        <w:rPr>
-          <w:b/>
-          <w:bCs/>
-          <w:color w:val="D86DCB" w:themeColor="accent5" w:themeTint="99"/>
-          <w:sz w:val="32"/>
-          <w:szCs w:val="32"/>
-        </w:rPr>
-        <w:t xml:space="preserve"> 0</w:t>
-      </w:r>
-    </w:p>
-    <w:p>
-      <w:pPr>
-        <w:jc w:val="both"/>
-        <w:rPr>
-          <w:sz w:val="32"/>
-          <w:szCs w:val="32"/>
-        </w:rPr>
-      </w:pPr>
-      <w:r>
-        <w:rPr>
+        <w:t>'-'*20)</w:t>
+      </w:r>
+    </w:p>
+    <w:p>
+      <w:pPr>
+        <w:jc w:val="both"/>
+        <w:rPr>
+          <w:sz w:val="32"/>
+          <w:szCs w:val="32"/>
+        </w:rPr>
+      </w:pPr>
+      <w:r>
+        <w:rPr>
+          <w:sz w:val="32"/>
+          <w:szCs w:val="32"/>
+        </w:rPr>
+        <w:t># Output:</w:t>
+      </w:r>
+    </w:p>
+    <w:p>
+      <w:pPr>
+        <w:jc w:val="both"/>
+        <w:rPr>
+          <w:b/>
+          <w:bCs/>
+          <w:sz w:val="32"/>
+          <w:szCs w:val="32"/>
+        </w:rPr>
+      </w:pPr>
+      <w:r>
+        <w:rPr>
+          <w:b/>
+          <w:bCs/>
+          <w:sz w:val="32"/>
+          <w:szCs w:val="32"/>
+        </w:rPr>
+        <w:t xml:space="preserve">Key       Value     </w:t>
+      </w:r>
+    </w:p>
+    <w:p>
+      <w:pPr>
+        <w:jc w:val="both"/>
+        <w:rPr>
+          <w:b/>
+          <w:bCs/>
+          <w:sz w:val="32"/>
+          <w:szCs w:val="32"/>
+        </w:rPr>
+      </w:pPr>
+      <w:r>
+        <w:rPr>
+          <w:b/>
+          <w:bCs/>
+          <w:sz w:val="32"/>
+          <w:szCs w:val="32"/>
+        </w:rPr>
+        <w:t>--------------------</w:t>
+      </w:r>
+    </w:p>
+    <w:p>
+      <w:pPr>
+        <w:jc w:val="both"/>
+        <w:rPr>
+          <w:sz w:val="32"/>
+          <w:szCs w:val="32"/>
+        </w:rPr>
+      </w:pPr>
+    </w:p>
+    <w:p>
+      <w:pPr>
+        <w:jc w:val="both"/>
+        <w:rPr>
+          <w:b/>
+          <w:bCs/>
+          <w:sz w:val="32"/>
+          <w:szCs w:val="32"/>
+        </w:rPr>
+      </w:pPr>
+      <w:r>
+        <w:rPr>
+          <w:b/>
+          <w:bCs/>
           <w:sz w:val="32"/>
           <w:szCs w:val="32"/>
         </w:rPr>
         <w:lastRenderedPageBreak/>
-        <w:t xml:space="preserve"># We can use this to handle error in loop if </w:t>
-      </w:r>
-      <w:r>
-        <w:rPr>
-          <w:b/>
-          <w:bCs/>
-          <w:sz w:val="32"/>
-          <w:szCs w:val="32"/>
-        </w:rPr>
-        <w:t>except</w:t>
-      </w:r>
-      <w:r>
-        <w:rPr>
-          <w:sz w:val="32"/>
-          <w:szCs w:val="32"/>
-        </w:rPr>
-        <w:t xml:space="preserve"> has </w:t>
-      </w:r>
-      <w:proofErr w:type="spellStart"/>
-      <w:r>
-        <w:rPr>
-          <w:b/>
-          <w:bCs/>
-          <w:sz w:val="32"/>
-          <w:szCs w:val="32"/>
-        </w:rPr>
-        <w:t>ValueError</w:t>
-      </w:r>
-      <w:proofErr w:type="spellEnd"/>
-      <w:r>
-        <w:rPr>
-          <w:sz w:val="32"/>
-          <w:szCs w:val="32"/>
-        </w:rPr>
-        <w:t>, it will continue the code which skips iteration and run the loop again.</w:t>
-      </w:r>
-    </w:p>
-    <w:p>
-      <w:pPr>
-        <w:jc w:val="both"/>
-        <w:rPr>
-          <w:sz w:val="32"/>
-          <w:szCs w:val="32"/>
-        </w:rPr>
-      </w:pPr>
-      <w:r>
-        <w:rPr>
-          <w:b/>
-          <w:bCs/>
-          <w:sz w:val="32"/>
-          <w:szCs w:val="32"/>
-        </w:rPr>
-        <w:t>NOTE:</w:t>
-      </w:r>
-      <w:r>
-        <w:rPr>
-          <w:sz w:val="32"/>
-          <w:szCs w:val="32"/>
-        </w:rPr>
-        <w:t xml:space="preserve"> There’s also </w:t>
-      </w:r>
-      <w:proofErr w:type="spellStart"/>
-      <w:r>
-        <w:rPr>
-          <w:b/>
-          <w:bCs/>
-          <w:sz w:val="32"/>
-          <w:szCs w:val="32"/>
-        </w:rPr>
-        <w:t>FileExistError</w:t>
-      </w:r>
-      <w:proofErr w:type="spellEnd"/>
-      <w:r>
-        <w:rPr>
-          <w:sz w:val="32"/>
-          <w:szCs w:val="32"/>
-        </w:rPr>
-        <w:t xml:space="preserve"> and </w:t>
-      </w:r>
-      <w:proofErr w:type="spellStart"/>
-      <w:r>
-        <w:rPr>
-          <w:b/>
-          <w:bCs/>
-          <w:sz w:val="32"/>
-          <w:szCs w:val="32"/>
-        </w:rPr>
-        <w:t>KeyError</w:t>
-      </w:r>
-      <w:proofErr w:type="spellEnd"/>
-      <w:r>
-        <w:rPr>
-          <w:sz w:val="32"/>
-          <w:szCs w:val="32"/>
-        </w:rPr>
-        <w:t xml:space="preserve"> like </w:t>
-      </w:r>
-      <w:proofErr w:type="spellStart"/>
-      <w:r>
-        <w:rPr>
-          <w:b/>
-          <w:bCs/>
-          <w:sz w:val="32"/>
-          <w:szCs w:val="32"/>
-        </w:rPr>
-        <w:t>ValueError</w:t>
-      </w:r>
-      <w:proofErr w:type="spellEnd"/>
-      <w:r>
-        <w:rPr>
-          <w:sz w:val="32"/>
-          <w:szCs w:val="32"/>
-        </w:rPr>
-        <w:t xml:space="preserve"> (</w:t>
-      </w:r>
-      <w:r>
-        <w:rPr>
-          <w:b/>
-          <w:bCs/>
-          <w:sz w:val="32"/>
-          <w:szCs w:val="32"/>
-        </w:rPr>
-        <w:t xml:space="preserve">except </w:t>
-      </w:r>
-      <w:proofErr w:type="spellStart"/>
-      <w:r>
-        <w:rPr>
-          <w:b/>
-          <w:bCs/>
-          <w:sz w:val="32"/>
-          <w:szCs w:val="32"/>
-        </w:rPr>
-        <w:t>FileExistError</w:t>
-      </w:r>
-      <w:proofErr w:type="spellEnd"/>
-      <w:r>
-        <w:rPr>
-          <w:sz w:val="32"/>
-          <w:szCs w:val="32"/>
-        </w:rPr>
-        <w:t>)</w:t>
-      </w:r>
-    </w:p>
-    <w:p>
-      <w:pPr>
-        <w:jc w:val="both"/>
-        <w:rPr>
-          <w:b/>
-          <w:bCs/>
-          <w:color w:val="D86DCB" w:themeColor="accent5" w:themeTint="99"/>
-          <w:sz w:val="32"/>
-          <w:szCs w:val="32"/>
-        </w:rPr>
-      </w:pPr>
-      <w:r>
-        <w:rPr>
-          <w:b/>
-          <w:bCs/>
-          <w:color w:val="D86DCB" w:themeColor="accent5" w:themeTint="99"/>
-          <w:sz w:val="32"/>
-          <w:szCs w:val="32"/>
-        </w:rPr>
-        <w:t>while True:</w:t>
-      </w:r>
-    </w:p>
-    <w:p>
-      <w:pPr>
-        <w:jc w:val="both"/>
-        <w:rPr>
-          <w:b/>
-          <w:bCs/>
-          <w:color w:val="D86DCB" w:themeColor="accent5" w:themeTint="99"/>
-          <w:sz w:val="32"/>
-          <w:szCs w:val="32"/>
-        </w:rPr>
-      </w:pPr>
-      <w:r>
-        <w:rPr>
-          <w:b/>
-          <w:bCs/>
-          <w:color w:val="D86DCB" w:themeColor="accent5" w:themeTint="99"/>
-          <w:sz w:val="32"/>
-          <w:szCs w:val="32"/>
-        </w:rPr>
-        <w:t xml:space="preserve">    try:</w:t>
-      </w:r>
-    </w:p>
-    <w:p>
-      <w:pPr>
-        <w:jc w:val="both"/>
-        <w:rPr>
-          <w:b/>
-          <w:bCs/>
-          <w:color w:val="D86DCB" w:themeColor="accent5" w:themeTint="99"/>
-          <w:sz w:val="32"/>
-          <w:szCs w:val="32"/>
-        </w:rPr>
-      </w:pPr>
-      <w:r>
-        <w:rPr>
-          <w:b/>
-          <w:bCs/>
-          <w:color w:val="D86DCB" w:themeColor="accent5" w:themeTint="99"/>
-          <w:sz w:val="32"/>
-          <w:szCs w:val="32"/>
-        </w:rPr>
-        <w:t xml:space="preserve">        # risky code</w:t>
-      </w:r>
-    </w:p>
-    <w:p>
-      <w:pPr>
-        <w:jc w:val="both"/>
-        <w:rPr>
-          <w:b/>
-          <w:bCs/>
-          <w:color w:val="D86DCB" w:themeColor="accent5" w:themeTint="99"/>
-          <w:sz w:val="32"/>
-          <w:szCs w:val="32"/>
-        </w:rPr>
-      </w:pPr>
-      <w:r>
-        <w:rPr>
-          <w:b/>
-          <w:bCs/>
-          <w:color w:val="D86DCB" w:themeColor="accent5" w:themeTint="99"/>
-          <w:sz w:val="32"/>
-          <w:szCs w:val="32"/>
-        </w:rPr>
-        <w:t xml:space="preserve">    except </w:t>
-      </w:r>
-      <w:proofErr w:type="spellStart"/>
-      <w:r>
-        <w:rPr>
-          <w:b/>
-          <w:bCs/>
-          <w:color w:val="D86DCB" w:themeColor="accent5" w:themeTint="99"/>
-          <w:sz w:val="32"/>
-          <w:szCs w:val="32"/>
-        </w:rPr>
-        <w:t>ValueError</w:t>
-      </w:r>
-      <w:proofErr w:type="spellEnd"/>
-      <w:r>
-        <w:rPr>
-          <w:b/>
-          <w:bCs/>
-          <w:color w:val="D86DCB" w:themeColor="accent5" w:themeTint="99"/>
-          <w:sz w:val="32"/>
-          <w:szCs w:val="32"/>
-        </w:rPr>
-        <w:t>:</w:t>
-      </w:r>
-    </w:p>
-    <w:p>
-      <w:pPr>
-        <w:jc w:val="both"/>
-        <w:rPr>
-          <w:b/>
-          <w:bCs/>
-          <w:color w:val="D86DCB" w:themeColor="accent5" w:themeTint="99"/>
-          <w:sz w:val="32"/>
-          <w:szCs w:val="32"/>
-        </w:rPr>
-      </w:pPr>
-      <w:r>
-        <w:rPr>
-          <w:b/>
-          <w:bCs/>
-          <w:color w:val="D86DCB" w:themeColor="accent5" w:themeTint="99"/>
-          <w:sz w:val="32"/>
-          <w:szCs w:val="32"/>
-        </w:rPr>
-        <w:t xml:space="preserve">        # handles error</w:t>
-      </w:r>
-    </w:p>
-    <w:p>
-      <w:pPr>
-        <w:jc w:val="both"/>
-        <w:rPr>
-          <w:b/>
-          <w:bCs/>
-          <w:color w:val="D86DCB" w:themeColor="accent5" w:themeTint="99"/>
-          <w:sz w:val="32"/>
-          <w:szCs w:val="32"/>
-        </w:rPr>
-      </w:pPr>
-      <w:r>
-        <w:rPr>
-          <w:b/>
-          <w:bCs/>
-          <w:color w:val="D86DCB" w:themeColor="accent5" w:themeTint="99"/>
-          <w:sz w:val="32"/>
-          <w:szCs w:val="32"/>
-        </w:rPr>
-        <w:t xml:space="preserve">    continue</w:t>
-      </w:r>
-    </w:p>
-    <w:p>
-      <w:pPr>
-        <w:jc w:val="both"/>
-        <w:rPr>
-          <w:sz w:val="32"/>
-          <w:szCs w:val="32"/>
-        </w:rPr>
-      </w:pPr>
-    </w:p>
-    <w:p>
-      <w:pPr>
-        <w:jc w:val="both"/>
-        <w:rPr>
-          <w:sz w:val="32"/>
-          <w:szCs w:val="32"/>
-        </w:rPr>
-      </w:pPr>
-      <w:r>
-        <w:rPr>
-          <w:sz w:val="32"/>
-          <w:szCs w:val="32"/>
-        </w:rPr>
-        <w:t>Header Alignment:</w:t>
-      </w:r>
-    </w:p>
-    <w:p>
-      <w:pPr>
-        <w:jc w:val="both"/>
-        <w:rPr>
-          <w:sz w:val="32"/>
-          <w:szCs w:val="32"/>
-        </w:rPr>
-      </w:pPr>
-      <w:r>
-        <w:rPr>
-          <w:sz w:val="32"/>
-          <w:szCs w:val="32"/>
-        </w:rPr>
-        <w:t xml:space="preserve"># In </w:t>
-      </w:r>
-      <w:r>
-        <w:rPr>
-          <w:b/>
-          <w:bCs/>
-          <w:sz w:val="32"/>
-          <w:szCs w:val="32"/>
-        </w:rPr>
-        <w:t>f</w:t>
-      </w:r>
-      <w:r>
-        <w:rPr>
-          <w:sz w:val="32"/>
-          <w:szCs w:val="32"/>
-        </w:rPr>
-        <w:t xml:space="preserve"> string functions </w:t>
-      </w:r>
-      <w:proofErr w:type="gramStart"/>
-      <w:r>
-        <w:rPr>
-          <w:b/>
-          <w:bCs/>
-          <w:sz w:val="32"/>
-          <w:szCs w:val="32"/>
-        </w:rPr>
-        <w:t>{ }</w:t>
-      </w:r>
-      <w:proofErr w:type="gramEnd"/>
-      <w:r>
-        <w:rPr>
-          <w:sz w:val="32"/>
-          <w:szCs w:val="32"/>
-        </w:rPr>
-        <w:t xml:space="preserve"> by writing in this format</w:t>
-      </w:r>
-      <w:r>
-        <w:rPr>
-          <w:b/>
-          <w:bCs/>
-          <w:sz w:val="32"/>
-          <w:szCs w:val="32"/>
-        </w:rPr>
-        <w:t xml:space="preserve"> { :&gt;{10}}</w:t>
-      </w:r>
-      <w:r>
-        <w:rPr>
-          <w:sz w:val="32"/>
-          <w:szCs w:val="32"/>
-        </w:rPr>
-        <w:t xml:space="preserve"> we can align it.</w:t>
-      </w:r>
-    </w:p>
-    <w:p>
-      <w:pPr>
-        <w:jc w:val="both"/>
-        <w:rPr>
-          <w:b/>
-          <w:bCs/>
-          <w:color w:val="D86DCB" w:themeColor="accent5" w:themeTint="99"/>
-          <w:sz w:val="32"/>
-          <w:szCs w:val="32"/>
-        </w:rPr>
-      </w:pPr>
-      <w:proofErr w:type="gramStart"/>
-      <w:r>
-        <w:rPr>
-          <w:b/>
-          <w:bCs/>
-          <w:color w:val="D86DCB" w:themeColor="accent5" w:themeTint="99"/>
-          <w:sz w:val="32"/>
-          <w:szCs w:val="32"/>
-        </w:rPr>
-        <w:t>print(</w:t>
-      </w:r>
-      <w:proofErr w:type="gramEnd"/>
-      <w:r>
-        <w:rPr>
-          <w:b/>
-          <w:bCs/>
-          <w:color w:val="D86DCB" w:themeColor="accent5" w:themeTint="99"/>
-          <w:sz w:val="32"/>
-          <w:szCs w:val="32"/>
-        </w:rPr>
-        <w:t>f"{'Key' :&gt;{10}}")</w:t>
-      </w:r>
-    </w:p>
-    <w:p>
-      <w:pPr>
-        <w:jc w:val="both"/>
-        <w:rPr>
-          <w:b/>
-          <w:bCs/>
-          <w:color w:val="D86DCB" w:themeColor="accent5" w:themeTint="99"/>
-          <w:sz w:val="32"/>
-          <w:szCs w:val="32"/>
-        </w:rPr>
-      </w:pPr>
-      <w:proofErr w:type="gramStart"/>
-      <w:r>
-        <w:rPr>
-          <w:b/>
-          <w:bCs/>
-          <w:color w:val="D86DCB" w:themeColor="accent5" w:themeTint="99"/>
-          <w:sz w:val="32"/>
-          <w:szCs w:val="32"/>
-        </w:rPr>
-        <w:t>print(</w:t>
-      </w:r>
-      <w:proofErr w:type="gramEnd"/>
-      <w:r>
-        <w:rPr>
-          <w:b/>
-          <w:bCs/>
-          <w:color w:val="D86DCB" w:themeColor="accent5" w:themeTint="99"/>
-          <w:sz w:val="32"/>
-          <w:szCs w:val="32"/>
-        </w:rPr>
-        <w:t xml:space="preserve">"-"*20) </w:t>
-      </w:r>
-    </w:p>
-    <w:p>
-      <w:pPr>
-        <w:jc w:val="both"/>
-        <w:rPr>
-          <w:sz w:val="32"/>
-          <w:szCs w:val="32"/>
-        </w:rPr>
-      </w:pPr>
-      <w:r>
-        <w:rPr>
-          <w:sz w:val="32"/>
-          <w:szCs w:val="32"/>
-        </w:rPr>
-        <w:t># Output:</w:t>
-      </w:r>
-    </w:p>
-    <w:p>
-      <w:pPr>
-        <w:jc w:val="both"/>
-        <w:rPr>
-          <w:b/>
-          <w:bCs/>
-          <w:sz w:val="32"/>
-          <w:szCs w:val="32"/>
-        </w:rPr>
-      </w:pPr>
-      <w:r>
-        <w:rPr>
-          <w:sz w:val="32"/>
-          <w:szCs w:val="32"/>
-        </w:rPr>
-        <w:t xml:space="preserve">  </w:t>
-      </w:r>
-      <w:r>
-        <w:rPr>
-          <w:b/>
-          <w:bCs/>
-          <w:sz w:val="32"/>
-          <w:szCs w:val="32"/>
-        </w:rPr>
-        <w:t xml:space="preserve">     Key</w:t>
-      </w:r>
-    </w:p>
-    <w:p>
-      <w:pPr>
-        <w:jc w:val="both"/>
-        <w:rPr>
-          <w:b/>
-          <w:bCs/>
-          <w:sz w:val="32"/>
-          <w:szCs w:val="32"/>
-        </w:rPr>
-      </w:pPr>
-      <w:r>
-        <w:rPr>
-          <w:b/>
-          <w:bCs/>
-          <w:sz w:val="32"/>
-          <w:szCs w:val="32"/>
-        </w:rPr>
-        <w:t>------------------</w:t>
-      </w:r>
-    </w:p>
-    <w:p>
-      <w:pPr>
-        <w:jc w:val="both"/>
-        <w:rPr>
-          <w:sz w:val="32"/>
-          <w:szCs w:val="32"/>
-        </w:rPr>
-      </w:pPr>
-      <w:r>
-        <w:rPr>
-          <w:sz w:val="32"/>
-          <w:szCs w:val="32"/>
-        </w:rPr>
-        <w:t># In this pattern, aligns text or strings with multiple variables, with 10 spaces in between</w:t>
-      </w:r>
-    </w:p>
-    <w:p>
-      <w:pPr>
-        <w:jc w:val="both"/>
-        <w:rPr>
-          <w:b/>
-          <w:bCs/>
-          <w:color w:val="D86DCB" w:themeColor="accent5" w:themeTint="99"/>
-          <w:sz w:val="32"/>
-          <w:szCs w:val="32"/>
-        </w:rPr>
-      </w:pPr>
-      <w:r>
-        <w:rPr>
-          <w:b/>
-          <w:bCs/>
-          <w:color w:val="D86DCB" w:themeColor="accent5" w:themeTint="99"/>
-          <w:sz w:val="32"/>
-          <w:szCs w:val="32"/>
-        </w:rPr>
-        <w:t>print(f"{'Key':&lt;{10</w:t>
-      </w:r>
-      <w:proofErr w:type="gramStart"/>
-      <w:r>
-        <w:rPr>
-          <w:b/>
-          <w:bCs/>
-          <w:color w:val="D86DCB" w:themeColor="accent5" w:themeTint="99"/>
-          <w:sz w:val="32"/>
-          <w:szCs w:val="32"/>
-        </w:rPr>
-        <w:t>}}{</w:t>
-      </w:r>
-      <w:proofErr w:type="gramEnd"/>
-      <w:r>
-        <w:rPr>
-          <w:b/>
-          <w:bCs/>
-          <w:color w:val="D86DCB" w:themeColor="accent5" w:themeTint="99"/>
-          <w:sz w:val="32"/>
-          <w:szCs w:val="32"/>
-        </w:rPr>
-        <w:t>'Value':&lt;{10}}")</w:t>
-      </w:r>
-    </w:p>
-    <w:p>
-      <w:pPr>
-        <w:jc w:val="both"/>
-        <w:rPr>
-          <w:b/>
-          <w:bCs/>
-          <w:color w:val="D86DCB" w:themeColor="accent5" w:themeTint="99"/>
-          <w:sz w:val="32"/>
-          <w:szCs w:val="32"/>
-        </w:rPr>
-      </w:pPr>
-      <w:proofErr w:type="gramStart"/>
-      <w:r>
-        <w:rPr>
-          <w:b/>
-          <w:bCs/>
-          <w:color w:val="D86DCB" w:themeColor="accent5" w:themeTint="99"/>
-          <w:sz w:val="32"/>
-          <w:szCs w:val="32"/>
-        </w:rPr>
-        <w:t>print(</w:t>
-      </w:r>
-      <w:proofErr w:type="gramEnd"/>
-      <w:r>
-        <w:rPr>
-          <w:b/>
-          <w:bCs/>
-          <w:color w:val="D86DCB" w:themeColor="accent5" w:themeTint="99"/>
-          <w:sz w:val="32"/>
-          <w:szCs w:val="32"/>
-        </w:rPr>
-        <w:t>'-'*20)</w:t>
-      </w:r>
-    </w:p>
-    <w:p>
-      <w:pPr>
-        <w:jc w:val="both"/>
-        <w:rPr>
-          <w:sz w:val="32"/>
-          <w:szCs w:val="32"/>
-        </w:rPr>
-      </w:pPr>
-      <w:r>
-        <w:rPr>
-          <w:sz w:val="32"/>
-          <w:szCs w:val="32"/>
-        </w:rPr>
-        <w:lastRenderedPageBreak/>
-        <w:t># Output:</w:t>
-      </w:r>
-    </w:p>
-    <w:p>
-      <w:pPr>
-        <w:jc w:val="both"/>
-        <w:rPr>
-          <w:b/>
-          <w:bCs/>
-          <w:sz w:val="32"/>
-          <w:szCs w:val="32"/>
-        </w:rPr>
-      </w:pPr>
-      <w:r>
-        <w:rPr>
-          <w:b/>
-          <w:bCs/>
-          <w:sz w:val="32"/>
-          <w:szCs w:val="32"/>
-        </w:rPr>
-        <w:t xml:space="preserve">Key       Value     </w:t>
-      </w:r>
-    </w:p>
-    <w:p>
-      <w:pPr>
-        <w:jc w:val="both"/>
-        <w:rPr>
-          <w:b/>
-          <w:bCs/>
-          <w:sz w:val="32"/>
-          <w:szCs w:val="32"/>
-        </w:rPr>
-      </w:pPr>
-      <w:r>
-        <w:rPr>
-          <w:b/>
-          <w:bCs/>
-          <w:sz w:val="32"/>
-          <w:szCs w:val="32"/>
-        </w:rPr>
-        <w:t>--------------------</w:t>
-      </w:r>
-    </w:p>
-    <w:p>
-      <w:pPr>
-        <w:jc w:val="both"/>
-        <w:rPr>
-          <w:sz w:val="32"/>
-          <w:szCs w:val="32"/>
-        </w:rPr>
-      </w:pPr>
-    </w:p>
-    <w:p>
-      <w:pPr>
-        <w:jc w:val="both"/>
-        <w:rPr>
-          <w:b/>
-          <w:bCs/>
-          <w:sz w:val="32"/>
-          <w:szCs w:val="32"/>
-        </w:rPr>
-      </w:pPr>
-      <w:r>
-        <w:rPr>
-          <w:b/>
-          <w:bCs/>
-          <w:sz w:val="32"/>
-          <w:szCs w:val="32"/>
-        </w:rPr>
         <w:t>Module:</w:t>
       </w:r>
     </w:p>
@@ -25345,7 +25769,6 @@
           <w:sz w:val="32"/>
           <w:szCs w:val="32"/>
         </w:rPr>
-        <w:lastRenderedPageBreak/>
         <w:t>print(x) # 0.0 &lt;= x &lt; 1.0</w:t>
       </w:r>
     </w:p>
@@ -25504,6 +25927,7 @@
           <w:sz w:val="32"/>
           <w:szCs w:val="32"/>
         </w:rPr>
+        <w:lastRenderedPageBreak/>
         <w:t>#</w:t>
       </w:r>
       <w:r>
@@ -26231,7 +26655,6 @@
           <w:sz w:val="32"/>
           <w:szCs w:val="32"/>
         </w:rPr>
-        <w:lastRenderedPageBreak/>
         <w:t xml:space="preserve">x = </w:t>
       </w:r>
       <w:proofErr w:type="spellStart"/>
@@ -26398,6 +26821,7 @@
           <w:sz w:val="32"/>
           <w:szCs w:val="32"/>
         </w:rPr>
+        <w:lastRenderedPageBreak/>
         <w:t xml:space="preserve">x = </w:t>
       </w:r>
       <w:proofErr w:type="spellStart"/>
@@ -27181,7 +27605,6 @@
           <w:sz w:val="32"/>
           <w:szCs w:val="32"/>
         </w:rPr>
-        <w:lastRenderedPageBreak/>
         <w:t xml:space="preserve">n = </w:t>
       </w:r>
       <w:proofErr w:type="spellStart"/>
@@ -27372,6 +27795,7 @@
           <w:sz w:val="32"/>
           <w:szCs w:val="32"/>
         </w:rPr>
+        <w:lastRenderedPageBreak/>
         <w:t xml:space="preserve"># </w:t>
       </w:r>
       <w:proofErr w:type="gramStart"/>
@@ -28293,117 +28717,117 @@
           <w:sz w:val="32"/>
           <w:szCs w:val="32"/>
         </w:rPr>
+        <w:t>print(month) # 3</w:t>
+      </w:r>
+    </w:p>
+    <w:p>
+      <w:pPr>
+        <w:spacing w:line="240" w:lineRule="auto"/>
+        <w:jc w:val="both"/>
+        <w:rPr>
+          <w:b/>
+          <w:bCs/>
+          <w:color w:val="D86DCB" w:themeColor="accent5" w:themeTint="99"/>
+          <w:sz w:val="32"/>
+          <w:szCs w:val="32"/>
+        </w:rPr>
+      </w:pPr>
+      <w:r>
+        <w:rPr>
+          <w:b/>
+          <w:bCs/>
+          <w:color w:val="D86DCB" w:themeColor="accent5" w:themeTint="99"/>
+          <w:sz w:val="32"/>
+          <w:szCs w:val="32"/>
+        </w:rPr>
+        <w:t>print(year) # 2026</w:t>
+      </w:r>
+    </w:p>
+    <w:p>
+      <w:pPr>
+        <w:spacing w:line="240" w:lineRule="auto"/>
+        <w:jc w:val="both"/>
+        <w:rPr>
+          <w:sz w:val="32"/>
+          <w:szCs w:val="32"/>
+        </w:rPr>
+      </w:pPr>
+    </w:p>
+    <w:p>
+      <w:pPr>
+        <w:spacing w:line="240" w:lineRule="auto"/>
+        <w:jc w:val="both"/>
+        <w:rPr>
+          <w:b/>
+          <w:bCs/>
+          <w:sz w:val="32"/>
+          <w:szCs w:val="32"/>
+        </w:rPr>
+      </w:pPr>
+      <w:r>
+        <w:rPr>
+          <w:b/>
+          <w:bCs/>
+          <w:sz w:val="32"/>
+          <w:szCs w:val="32"/>
+        </w:rPr>
+        <w:t>Time module:</w:t>
+      </w:r>
+    </w:p>
+    <w:p>
+      <w:pPr>
+        <w:spacing w:line="240" w:lineRule="auto"/>
+        <w:jc w:val="both"/>
+        <w:rPr>
+          <w:sz w:val="32"/>
+          <w:szCs w:val="32"/>
+        </w:rPr>
+      </w:pPr>
+      <w:r>
+        <w:rPr>
+          <w:sz w:val="32"/>
+          <w:szCs w:val="32"/>
+        </w:rPr>
+        <w:t xml:space="preserve"># imports </w:t>
+      </w:r>
+      <w:r>
+        <w:rPr>
+          <w:b/>
+          <w:bCs/>
+          <w:sz w:val="32"/>
+          <w:szCs w:val="32"/>
+        </w:rPr>
+        <w:t>time</w:t>
+      </w:r>
+      <w:r>
+        <w:rPr>
+          <w:sz w:val="32"/>
+          <w:szCs w:val="32"/>
+        </w:rPr>
+        <w:t xml:space="preserve"> module</w:t>
+      </w:r>
+    </w:p>
+    <w:p>
+      <w:pPr>
+        <w:spacing w:line="240" w:lineRule="auto"/>
+        <w:jc w:val="both"/>
+        <w:rPr>
+          <w:b/>
+          <w:bCs/>
+          <w:color w:val="D86DCB" w:themeColor="accent5" w:themeTint="99"/>
+          <w:sz w:val="32"/>
+          <w:szCs w:val="32"/>
+        </w:rPr>
+      </w:pPr>
+      <w:r>
+        <w:rPr>
+          <w:b/>
+          <w:bCs/>
+          <w:color w:val="D86DCB" w:themeColor="accent5" w:themeTint="99"/>
+          <w:sz w:val="32"/>
+          <w:szCs w:val="32"/>
+        </w:rPr>
         <w:lastRenderedPageBreak/>
-        <w:t>print(month) # 3</w:t>
-      </w:r>
-    </w:p>
-    <w:p>
-      <w:pPr>
-        <w:spacing w:line="240" w:lineRule="auto"/>
-        <w:jc w:val="both"/>
-        <w:rPr>
-          <w:b/>
-          <w:bCs/>
-          <w:color w:val="D86DCB" w:themeColor="accent5" w:themeTint="99"/>
-          <w:sz w:val="32"/>
-          <w:szCs w:val="32"/>
-        </w:rPr>
-      </w:pPr>
-      <w:r>
-        <w:rPr>
-          <w:b/>
-          <w:bCs/>
-          <w:color w:val="D86DCB" w:themeColor="accent5" w:themeTint="99"/>
-          <w:sz w:val="32"/>
-          <w:szCs w:val="32"/>
-        </w:rPr>
-        <w:t>print(year) # 2026</w:t>
-      </w:r>
-    </w:p>
-    <w:p>
-      <w:pPr>
-        <w:spacing w:line="240" w:lineRule="auto"/>
-        <w:jc w:val="both"/>
-        <w:rPr>
-          <w:sz w:val="32"/>
-          <w:szCs w:val="32"/>
-        </w:rPr>
-      </w:pPr>
-    </w:p>
-    <w:p>
-      <w:pPr>
-        <w:spacing w:line="240" w:lineRule="auto"/>
-        <w:jc w:val="both"/>
-        <w:rPr>
-          <w:b/>
-          <w:bCs/>
-          <w:sz w:val="32"/>
-          <w:szCs w:val="32"/>
-        </w:rPr>
-      </w:pPr>
-      <w:r>
-        <w:rPr>
-          <w:b/>
-          <w:bCs/>
-          <w:sz w:val="32"/>
-          <w:szCs w:val="32"/>
-        </w:rPr>
-        <w:t>Time module:</w:t>
-      </w:r>
-    </w:p>
-    <w:p>
-      <w:pPr>
-        <w:spacing w:line="240" w:lineRule="auto"/>
-        <w:jc w:val="both"/>
-        <w:rPr>
-          <w:sz w:val="32"/>
-          <w:szCs w:val="32"/>
-        </w:rPr>
-      </w:pPr>
-      <w:r>
-        <w:rPr>
-          <w:sz w:val="32"/>
-          <w:szCs w:val="32"/>
-        </w:rPr>
-        <w:t xml:space="preserve"># imports </w:t>
-      </w:r>
-      <w:r>
-        <w:rPr>
-          <w:b/>
-          <w:bCs/>
-          <w:sz w:val="32"/>
-          <w:szCs w:val="32"/>
-        </w:rPr>
-        <w:t>time</w:t>
-      </w:r>
-      <w:r>
-        <w:rPr>
-          <w:sz w:val="32"/>
-          <w:szCs w:val="32"/>
-        </w:rPr>
-        <w:t xml:space="preserve"> module</w:t>
-      </w:r>
-    </w:p>
-    <w:p>
-      <w:pPr>
-        <w:spacing w:line="240" w:lineRule="auto"/>
-        <w:jc w:val="both"/>
-        <w:rPr>
-          <w:b/>
-          <w:bCs/>
-          <w:color w:val="D86DCB" w:themeColor="accent5" w:themeTint="99"/>
-          <w:sz w:val="32"/>
-          <w:szCs w:val="32"/>
-        </w:rPr>
-      </w:pPr>
-      <w:r>
-        <w:rPr>
-          <w:b/>
-          <w:bCs/>
-          <w:color w:val="D86DCB" w:themeColor="accent5" w:themeTint="99"/>
-          <w:sz w:val="32"/>
-          <w:szCs w:val="32"/>
-        </w:rPr>
         <w:t>import time</w:t>
       </w:r>
     </w:p>
@@ -29347,7 +29771,6 @@
           <w:sz w:val="32"/>
           <w:szCs w:val="32"/>
         </w:rPr>
-        <w:lastRenderedPageBreak/>
         <w:t>time.sleep</w:t>
       </w:r>
       <w:proofErr w:type="spellEnd"/>
@@ -29569,6 +29992,7 @@
           <w:sz w:val="32"/>
           <w:szCs w:val="32"/>
         </w:rPr>
+        <w:lastRenderedPageBreak/>
         <w:t xml:space="preserve">while </w:t>
       </w:r>
       <w:proofErr w:type="spellStart"/>
@@ -30395,7 +30819,6 @@
           <w:sz w:val="32"/>
           <w:szCs w:val="32"/>
         </w:rPr>
-        <w:lastRenderedPageBreak/>
         <w:t xml:space="preserve">25 ÷ 60 </w:t>
       </w:r>
       <w:r>
@@ -30602,6 +31025,7 @@
           <w:sz w:val="32"/>
           <w:szCs w:val="32"/>
         </w:rPr>
+        <w:lastRenderedPageBreak/>
         <w:t>{timer}</w:t>
       </w:r>
       <w:r>
@@ -31249,112 +31673,112 @@
           <w:sz w:val="32"/>
           <w:szCs w:val="32"/>
         </w:rPr>
+        <w:t xml:space="preserve">    seconds -= 1</w:t>
+      </w:r>
+    </w:p>
+    <w:p>
+      <w:pPr>
+        <w:spacing w:line="240" w:lineRule="auto"/>
+        <w:jc w:val="both"/>
+        <w:rPr>
+          <w:b/>
+          <w:bCs/>
+          <w:color w:val="D86DCB" w:themeColor="accent5" w:themeTint="99"/>
+          <w:sz w:val="32"/>
+          <w:szCs w:val="32"/>
+        </w:rPr>
+      </w:pPr>
+      <w:proofErr w:type="gramStart"/>
+      <w:r>
+        <w:rPr>
+          <w:b/>
+          <w:bCs/>
+          <w:color w:val="D86DCB" w:themeColor="accent5" w:themeTint="99"/>
+          <w:sz w:val="32"/>
+          <w:szCs w:val="32"/>
+        </w:rPr>
+        <w:t>print(</w:t>
+      </w:r>
+      <w:proofErr w:type="gramEnd"/>
+      <w:r>
+        <w:rPr>
+          <w:b/>
+          <w:bCs/>
+          <w:color w:val="D86DCB" w:themeColor="accent5" w:themeTint="99"/>
+          <w:sz w:val="32"/>
+          <w:szCs w:val="32"/>
+        </w:rPr>
+        <w:t>"\</w:t>
+      </w:r>
+      <w:proofErr w:type="spellStart"/>
+      <w:r>
+        <w:rPr>
+          <w:b/>
+          <w:bCs/>
+          <w:color w:val="D86DCB" w:themeColor="accent5" w:themeTint="99"/>
+          <w:sz w:val="32"/>
+          <w:szCs w:val="32"/>
+        </w:rPr>
+        <w:t>nTime's</w:t>
+      </w:r>
+      <w:proofErr w:type="spellEnd"/>
+      <w:r>
+        <w:rPr>
+          <w:b/>
+          <w:bCs/>
+          <w:color w:val="D86DCB" w:themeColor="accent5" w:themeTint="99"/>
+          <w:sz w:val="32"/>
+          <w:szCs w:val="32"/>
+        </w:rPr>
+        <w:t xml:space="preserve"> up!")</w:t>
+      </w:r>
+    </w:p>
+    <w:p>
+      <w:pPr>
+        <w:spacing w:line="240" w:lineRule="auto"/>
+        <w:jc w:val="both"/>
+        <w:rPr>
+          <w:sz w:val="32"/>
+          <w:szCs w:val="32"/>
+        </w:rPr>
+      </w:pPr>
+    </w:p>
+    <w:p>
+      <w:pPr>
+        <w:spacing w:line="240" w:lineRule="auto"/>
+        <w:jc w:val="both"/>
+        <w:rPr>
+          <w:b/>
+          <w:bCs/>
+          <w:sz w:val="32"/>
+          <w:szCs w:val="32"/>
+        </w:rPr>
+      </w:pPr>
+      <w:r>
+        <w:rPr>
+          <w:b/>
+          <w:bCs/>
+          <w:sz w:val="32"/>
+          <w:szCs w:val="32"/>
+        </w:rPr>
+        <w:t>OS module:</w:t>
+      </w:r>
+    </w:p>
+    <w:p>
+      <w:pPr>
+        <w:spacing w:line="240" w:lineRule="auto"/>
+        <w:jc w:val="both"/>
+        <w:rPr>
+          <w:sz w:val="32"/>
+          <w:szCs w:val="32"/>
+        </w:rPr>
+      </w:pPr>
+      <w:r>
+        <w:rPr>
+          <w:sz w:val="32"/>
+          <w:szCs w:val="32"/>
+        </w:rPr>
         <w:lastRenderedPageBreak/>
-        <w:t xml:space="preserve">    seconds -= 1</w:t>
-      </w:r>
-    </w:p>
-    <w:p>
-      <w:pPr>
-        <w:spacing w:line="240" w:lineRule="auto"/>
-        <w:jc w:val="both"/>
-        <w:rPr>
-          <w:b/>
-          <w:bCs/>
-          <w:color w:val="D86DCB" w:themeColor="accent5" w:themeTint="99"/>
-          <w:sz w:val="32"/>
-          <w:szCs w:val="32"/>
-        </w:rPr>
-      </w:pPr>
-      <w:proofErr w:type="gramStart"/>
-      <w:r>
-        <w:rPr>
-          <w:b/>
-          <w:bCs/>
-          <w:color w:val="D86DCB" w:themeColor="accent5" w:themeTint="99"/>
-          <w:sz w:val="32"/>
-          <w:szCs w:val="32"/>
-        </w:rPr>
-        <w:t>print(</w:t>
-      </w:r>
-      <w:proofErr w:type="gramEnd"/>
-      <w:r>
-        <w:rPr>
-          <w:b/>
-          <w:bCs/>
-          <w:color w:val="D86DCB" w:themeColor="accent5" w:themeTint="99"/>
-          <w:sz w:val="32"/>
-          <w:szCs w:val="32"/>
-        </w:rPr>
-        <w:t>"\</w:t>
-      </w:r>
-      <w:proofErr w:type="spellStart"/>
-      <w:r>
-        <w:rPr>
-          <w:b/>
-          <w:bCs/>
-          <w:color w:val="D86DCB" w:themeColor="accent5" w:themeTint="99"/>
-          <w:sz w:val="32"/>
-          <w:szCs w:val="32"/>
-        </w:rPr>
-        <w:t>nTime's</w:t>
-      </w:r>
-      <w:proofErr w:type="spellEnd"/>
-      <w:r>
-        <w:rPr>
-          <w:b/>
-          <w:bCs/>
-          <w:color w:val="D86DCB" w:themeColor="accent5" w:themeTint="99"/>
-          <w:sz w:val="32"/>
-          <w:szCs w:val="32"/>
-        </w:rPr>
-        <w:t xml:space="preserve"> up!")</w:t>
-      </w:r>
-    </w:p>
-    <w:p>
-      <w:pPr>
-        <w:spacing w:line="240" w:lineRule="auto"/>
-        <w:jc w:val="both"/>
-        <w:rPr>
-          <w:sz w:val="32"/>
-          <w:szCs w:val="32"/>
-        </w:rPr>
-      </w:pPr>
-    </w:p>
-    <w:p>
-      <w:pPr>
-        <w:spacing w:line="240" w:lineRule="auto"/>
-        <w:jc w:val="both"/>
-        <w:rPr>
-          <w:b/>
-          <w:bCs/>
-          <w:sz w:val="32"/>
-          <w:szCs w:val="32"/>
-        </w:rPr>
-      </w:pPr>
-      <w:r>
-        <w:rPr>
-          <w:b/>
-          <w:bCs/>
-          <w:sz w:val="32"/>
-          <w:szCs w:val="32"/>
-        </w:rPr>
-        <w:t>OS module:</w:t>
-      </w:r>
-    </w:p>
-    <w:p>
-      <w:pPr>
-        <w:spacing w:line="240" w:lineRule="auto"/>
-        <w:jc w:val="both"/>
-        <w:rPr>
-          <w:sz w:val="32"/>
-          <w:szCs w:val="32"/>
-        </w:rPr>
-      </w:pPr>
-      <w:r>
-        <w:rPr>
-          <w:sz w:val="32"/>
-          <w:szCs w:val="32"/>
-        </w:rPr>
         <w:t xml:space="preserve"># </w:t>
       </w:r>
       <w:r>
@@ -32285,7 +32709,6 @@
           <w:sz w:val="32"/>
           <w:szCs w:val="32"/>
         </w:rPr>
-        <w:lastRenderedPageBreak/>
         <w:t># Output: True or False</w:t>
       </w:r>
     </w:p>
@@ -32418,6 +32841,7 @@
           <w:sz w:val="32"/>
           <w:szCs w:val="32"/>
         </w:rPr>
+        <w:lastRenderedPageBreak/>
         <w:t># Output: 'file.txt'</w:t>
       </w:r>
     </w:p>
@@ -32969,7 +33393,6 @@
           <w:sz w:val="32"/>
           <w:szCs w:val="32"/>
         </w:rPr>
-        <w:lastRenderedPageBreak/>
         <w:t>text file</w:t>
       </w:r>
     </w:p>
@@ -33041,6 +33464,7 @@
           <w:sz w:val="32"/>
           <w:szCs w:val="32"/>
         </w:rPr>
+        <w:lastRenderedPageBreak/>
         <w:t>Opens a file by writing path and mode</w:t>
       </w:r>
     </w:p>
@@ -33655,7 +34079,6 @@
           <w:sz w:val="32"/>
           <w:szCs w:val="32"/>
         </w:rPr>
-        <w:lastRenderedPageBreak/>
         <w:t>x</w:t>
       </w:r>
       <w:r>
@@ -34503,7 +34926,6 @@
           <w:sz w:val="32"/>
           <w:szCs w:val="32"/>
         </w:rPr>
-        <w:lastRenderedPageBreak/>
         <w:t># Writes file and deletes previous contents. f-string is needed for variable writing</w:t>
       </w:r>
     </w:p>
@@ -34636,6 +35058,7 @@
           <w:sz w:val="32"/>
           <w:szCs w:val="32"/>
         </w:rPr>
+        <w:lastRenderedPageBreak/>
         <w:t># Append, writes without deleting and adds at the end</w:t>
       </w:r>
     </w:p>
@@ -35341,7 +35764,6 @@
           <w:sz w:val="32"/>
           <w:szCs w:val="32"/>
         </w:rPr>
-        <w:lastRenderedPageBreak/>
         <w:t xml:space="preserve">with </w:t>
       </w:r>
       <w:proofErr w:type="gramStart"/>
@@ -36380,6 +36802,7 @@
           <w:sz w:val="32"/>
           <w:szCs w:val="32"/>
         </w:rPr>
+        <w:lastRenderedPageBreak/>
         <w:t xml:space="preserve"># </w:t>
       </w:r>
       <w:proofErr w:type="spellStart"/>
@@ -37122,68 +37545,68 @@
           <w:sz w:val="32"/>
           <w:szCs w:val="32"/>
         </w:rPr>
+        <w:t xml:space="preserve">    print(type(</w:t>
+      </w:r>
+      <w:proofErr w:type="spellStart"/>
+      <w:r>
+        <w:rPr>
+          <w:b/>
+          <w:bCs/>
+          <w:color w:val="D86DCB" w:themeColor="accent5" w:themeTint="99"/>
+          <w:sz w:val="32"/>
+          <w:szCs w:val="32"/>
+        </w:rPr>
+        <w:t>loaded_data</w:t>
+      </w:r>
+      <w:proofErr w:type="spellEnd"/>
+      <w:r>
+        <w:rPr>
+          <w:b/>
+          <w:bCs/>
+          <w:color w:val="D86DCB" w:themeColor="accent5" w:themeTint="99"/>
+          <w:sz w:val="32"/>
+          <w:szCs w:val="32"/>
+        </w:rPr>
+        <w:t>)) # &lt;class '</w:t>
+      </w:r>
+      <w:proofErr w:type="spellStart"/>
+      <w:r>
+        <w:rPr>
+          <w:b/>
+          <w:bCs/>
+          <w:color w:val="D86DCB" w:themeColor="accent5" w:themeTint="99"/>
+          <w:sz w:val="32"/>
+          <w:szCs w:val="32"/>
+        </w:rPr>
+        <w:t>dict</w:t>
+      </w:r>
+      <w:proofErr w:type="spellEnd"/>
+      <w:r>
+        <w:rPr>
+          <w:b/>
+          <w:bCs/>
+          <w:color w:val="D86DCB" w:themeColor="accent5" w:themeTint="99"/>
+          <w:sz w:val="32"/>
+          <w:szCs w:val="32"/>
+        </w:rPr>
+        <w:t>'&gt;</w:t>
+      </w:r>
+    </w:p>
+    <w:p>
+      <w:pPr>
+        <w:spacing w:line="240" w:lineRule="auto"/>
+        <w:jc w:val="both"/>
+        <w:rPr>
+          <w:sz w:val="32"/>
+          <w:szCs w:val="32"/>
+        </w:rPr>
+      </w:pPr>
+      <w:r>
+        <w:rPr>
+          <w:sz w:val="32"/>
+          <w:szCs w:val="32"/>
+        </w:rPr>
         <w:lastRenderedPageBreak/>
-        <w:t xml:space="preserve">    print(type(</w:t>
-      </w:r>
-      <w:proofErr w:type="spellStart"/>
-      <w:r>
-        <w:rPr>
-          <w:b/>
-          <w:bCs/>
-          <w:color w:val="D86DCB" w:themeColor="accent5" w:themeTint="99"/>
-          <w:sz w:val="32"/>
-          <w:szCs w:val="32"/>
-        </w:rPr>
-        <w:t>loaded_data</w:t>
-      </w:r>
-      <w:proofErr w:type="spellEnd"/>
-      <w:r>
-        <w:rPr>
-          <w:b/>
-          <w:bCs/>
-          <w:color w:val="D86DCB" w:themeColor="accent5" w:themeTint="99"/>
-          <w:sz w:val="32"/>
-          <w:szCs w:val="32"/>
-        </w:rPr>
-        <w:t>)) # &lt;class '</w:t>
-      </w:r>
-      <w:proofErr w:type="spellStart"/>
-      <w:r>
-        <w:rPr>
-          <w:b/>
-          <w:bCs/>
-          <w:color w:val="D86DCB" w:themeColor="accent5" w:themeTint="99"/>
-          <w:sz w:val="32"/>
-          <w:szCs w:val="32"/>
-        </w:rPr>
-        <w:t>dict</w:t>
-      </w:r>
-      <w:proofErr w:type="spellEnd"/>
-      <w:r>
-        <w:rPr>
-          <w:b/>
-          <w:bCs/>
-          <w:color w:val="D86DCB" w:themeColor="accent5" w:themeTint="99"/>
-          <w:sz w:val="32"/>
-          <w:szCs w:val="32"/>
-        </w:rPr>
-        <w:t>'&gt;</w:t>
-      </w:r>
-    </w:p>
-    <w:p>
-      <w:pPr>
-        <w:spacing w:line="240" w:lineRule="auto"/>
-        <w:jc w:val="both"/>
-        <w:rPr>
-          <w:sz w:val="32"/>
-          <w:szCs w:val="32"/>
-        </w:rPr>
-      </w:pPr>
-      <w:r>
-        <w:rPr>
-          <w:sz w:val="32"/>
-          <w:szCs w:val="32"/>
-        </w:rPr>
         <w:t># Another example, here we open a JSON file in write mode. Then use the</w:t>
       </w:r>
       <w:r>
@@ -37911,87 +38334,87 @@
           <w:sz w:val="32"/>
           <w:szCs w:val="32"/>
         </w:rPr>
+        <w:t xml:space="preserve"># Example, </w:t>
+      </w:r>
+      <w:r>
+        <w:rPr>
+          <w:b/>
+          <w:bCs/>
+          <w:sz w:val="32"/>
+          <w:szCs w:val="32"/>
+        </w:rPr>
+        <w:t>10</w:t>
+      </w:r>
+      <w:r>
+        <w:rPr>
+          <w:sz w:val="32"/>
+          <w:szCs w:val="32"/>
+        </w:rPr>
+        <w:t xml:space="preserve"> ÷ </w:t>
+      </w:r>
+      <w:r>
+        <w:rPr>
+          <w:b/>
+          <w:bCs/>
+          <w:sz w:val="32"/>
+          <w:szCs w:val="32"/>
+        </w:rPr>
+        <w:t>3</w:t>
+      </w:r>
+      <w:r>
+        <w:rPr>
+          <w:sz w:val="32"/>
+          <w:szCs w:val="32"/>
+        </w:rPr>
+        <w:t xml:space="preserve"> = </w:t>
+      </w:r>
+      <w:r>
+        <w:rPr>
+          <w:b/>
+          <w:bCs/>
+          <w:sz w:val="32"/>
+          <w:szCs w:val="32"/>
+        </w:rPr>
+        <w:t>3</w:t>
+      </w:r>
+      <w:r>
+        <w:rPr>
+          <w:sz w:val="32"/>
+          <w:szCs w:val="32"/>
+        </w:rPr>
+        <w:t xml:space="preserve"> remainder </w:t>
+      </w:r>
+      <w:r>
+        <w:rPr>
+          <w:b/>
+          <w:bCs/>
+          <w:sz w:val="32"/>
+          <w:szCs w:val="32"/>
+        </w:rPr>
+        <w:t>1</w:t>
+      </w:r>
+    </w:p>
+    <w:p>
+      <w:pPr>
+        <w:spacing w:line="240" w:lineRule="auto"/>
+        <w:jc w:val="both"/>
+        <w:rPr>
+          <w:b/>
+          <w:bCs/>
+          <w:color w:val="D86DCB" w:themeColor="accent5" w:themeTint="99"/>
+          <w:sz w:val="32"/>
+          <w:szCs w:val="32"/>
+        </w:rPr>
+      </w:pPr>
+      <w:r>
+        <w:rPr>
+          <w:b/>
+          <w:bCs/>
+          <w:color w:val="D86DCB" w:themeColor="accent5" w:themeTint="99"/>
+          <w:sz w:val="32"/>
+          <w:szCs w:val="32"/>
+        </w:rPr>
         <w:lastRenderedPageBreak/>
-        <w:t xml:space="preserve"># Example, </w:t>
-      </w:r>
-      <w:r>
-        <w:rPr>
-          <w:b/>
-          <w:bCs/>
-          <w:sz w:val="32"/>
-          <w:szCs w:val="32"/>
-        </w:rPr>
-        <w:t>10</w:t>
-      </w:r>
-      <w:r>
-        <w:rPr>
-          <w:sz w:val="32"/>
-          <w:szCs w:val="32"/>
-        </w:rPr>
-        <w:t xml:space="preserve"> ÷ </w:t>
-      </w:r>
-      <w:r>
-        <w:rPr>
-          <w:b/>
-          <w:bCs/>
-          <w:sz w:val="32"/>
-          <w:szCs w:val="32"/>
-        </w:rPr>
-        <w:t>3</w:t>
-      </w:r>
-      <w:r>
-        <w:rPr>
-          <w:sz w:val="32"/>
-          <w:szCs w:val="32"/>
-        </w:rPr>
-        <w:t xml:space="preserve"> = </w:t>
-      </w:r>
-      <w:r>
-        <w:rPr>
-          <w:b/>
-          <w:bCs/>
-          <w:sz w:val="32"/>
-          <w:szCs w:val="32"/>
-        </w:rPr>
-        <w:t>3</w:t>
-      </w:r>
-      <w:r>
-        <w:rPr>
-          <w:sz w:val="32"/>
-          <w:szCs w:val="32"/>
-        </w:rPr>
-        <w:t xml:space="preserve"> remainder </w:t>
-      </w:r>
-      <w:r>
-        <w:rPr>
-          <w:b/>
-          <w:bCs/>
-          <w:sz w:val="32"/>
-          <w:szCs w:val="32"/>
-        </w:rPr>
-        <w:t>1</w:t>
-      </w:r>
-    </w:p>
-    <w:p>
-      <w:pPr>
-        <w:spacing w:line="240" w:lineRule="auto"/>
-        <w:jc w:val="both"/>
-        <w:rPr>
-          <w:b/>
-          <w:bCs/>
-          <w:color w:val="D86DCB" w:themeColor="accent5" w:themeTint="99"/>
-          <w:sz w:val="32"/>
-          <w:szCs w:val="32"/>
-        </w:rPr>
-      </w:pPr>
-      <w:r>
-        <w:rPr>
-          <w:b/>
-          <w:bCs/>
-          <w:color w:val="D86DCB" w:themeColor="accent5" w:themeTint="99"/>
-          <w:sz w:val="32"/>
-          <w:szCs w:val="32"/>
-        </w:rPr>
         <w:t xml:space="preserve">q, r = </w:t>
       </w:r>
       <w:proofErr w:type="spellStart"/>

--- a/python/p1_python_programming_language.docx
+++ b/python/p1_python_programming_language.docx
@@ -1419,7 +1419,6 @@
         </w:rPr>
         <w:t>print(</w:t>
       </w:r>
-      <w:proofErr w:type="spellStart"/>
       <w:proofErr w:type="gramEnd"/>
       <w:r>
         <w:rPr>
@@ -1429,18 +1428,7 @@
           <w:sz w:val="32"/>
           <w:szCs w:val="32"/>
         </w:rPr>
-        <w:t>fortmat</w:t>
-      </w:r>
-      <w:proofErr w:type="spellEnd"/>
-      <w:r>
-        <w:rPr>
-          <w:b/>
-          <w:bCs/>
-          <w:color w:val="D86DCB" w:themeColor="accent5" w:themeTint="99"/>
-          <w:sz w:val="32"/>
-          <w:szCs w:val="32"/>
-        </w:rPr>
-        <w:t>(variable, ".2f"))</w:t>
+        <w:t>format(variable, ".2f"))</w:t>
       </w:r>
     </w:p>
     <w:p>
@@ -2059,6 +2047,54 @@
       <w:pPr>
         <w:jc w:val="both"/>
         <w:rPr>
+          <w:sz w:val="32"/>
+          <w:szCs w:val="32"/>
+        </w:rPr>
+      </w:pPr>
+      <w:r>
+        <w:rPr>
+          <w:sz w:val="32"/>
+          <w:szCs w:val="32"/>
+        </w:rPr>
+        <w:t xml:space="preserve"># In python </w:t>
+      </w:r>
+      <w:r>
+        <w:rPr>
+          <w:b/>
+          <w:bCs/>
+          <w:sz w:val="32"/>
+          <w:szCs w:val="32"/>
+        </w:rPr>
+        <w:t>double</w:t>
+      </w:r>
+      <w:r>
+        <w:rPr>
+          <w:sz w:val="32"/>
+          <w:szCs w:val="32"/>
+        </w:rPr>
+        <w:t xml:space="preserve"> data type is </w:t>
+      </w:r>
+      <w:r>
+        <w:rPr>
+          <w:b/>
+          <w:bCs/>
+          <w:sz w:val="32"/>
+          <w:szCs w:val="32"/>
+        </w:rPr>
+        <w:t>float</w:t>
+      </w:r>
+      <w:r>
+        <w:rPr>
+          <w:sz w:val="32"/>
+          <w:szCs w:val="32"/>
+        </w:rPr>
+        <w:t xml:space="preserve"> here.</w:t>
+      </w:r>
+    </w:p>
+    <w:p>
+      <w:pPr>
+        <w:jc w:val="both"/>
+        <w:rPr>
           <w:b/>
           <w:bCs/>
           <w:color w:val="D86DCB" w:themeColor="accent5" w:themeTint="99"/>
@@ -2644,6 +2680,7 @@
           <w:sz w:val="32"/>
           <w:szCs w:val="32"/>
         </w:rPr>
+        <w:lastRenderedPageBreak/>
         <w:t xml:space="preserve">def </w:t>
       </w:r>
       <w:proofErr w:type="gramStart"/>
@@ -2688,7 +2725,6 @@
           <w:sz w:val="32"/>
           <w:szCs w:val="32"/>
         </w:rPr>
-        <w:lastRenderedPageBreak/>
         <w:t xml:space="preserve">    x, y = 20 + 10, 20 - 10</w:t>
       </w:r>
     </w:p>
@@ -3475,7 +3511,32 @@
           <w:sz w:val="32"/>
           <w:szCs w:val="32"/>
         </w:rPr>
-        <w:t xml:space="preserve"> (for only displaying answer as integer after division) </w:t>
+        <w:t xml:space="preserve"> (for only displaying answer as integer after division)</w:t>
+      </w:r>
+      <w:r>
+        <w:rPr>
+          <w:sz w:val="32"/>
+          <w:szCs w:val="32"/>
+        </w:rPr>
+        <w:t xml:space="preserve">, </w:t>
+      </w:r>
+      <w:r>
+        <w:rPr>
+          <w:b/>
+          <w:bCs/>
+          <w:sz w:val="32"/>
+          <w:szCs w:val="32"/>
+        </w:rPr>
+        <w:t>%</w:t>
+      </w:r>
+      <w:r>
+        <w:rPr>
+          <w:b/>
+          <w:bCs/>
+          <w:sz w:val="32"/>
+          <w:szCs w:val="32"/>
+        </w:rPr>
+        <w:t xml:space="preserve"> </w:t>
       </w:r>
     </w:p>
     <w:p>
@@ -3851,6 +3912,22 @@
         </w:rPr>
         <w:t>is</w:t>
       </w:r>
+      <w:r>
+        <w:rPr>
+          <w:sz w:val="32"/>
+          <w:szCs w:val="32"/>
+        </w:rPr>
+        <w:t>,</w:t>
+      </w:r>
+      <w:r>
+        <w:rPr>
+          <w:b/>
+          <w:bCs/>
+          <w:sz w:val="32"/>
+          <w:szCs w:val="32"/>
+        </w:rPr>
+        <w:t xml:space="preserve"> in</w:t>
+      </w:r>
     </w:p>
     <w:p>
       <w:pPr>
@@ -6784,15 +6861,13 @@
         </w:rPr>
         <w:t xml:space="preserve"> By </w:t>
       </w:r>
-      <w:proofErr w:type="gramStart"/>
-      <w:r>
-        <w:rPr>
-          <w:sz w:val="32"/>
-          <w:szCs w:val="32"/>
-        </w:rPr>
-        <w:t>default</w:t>
-      </w:r>
-      <w:proofErr w:type="gramEnd"/>
+      <w:r>
+        <w:rPr>
+          <w:sz w:val="32"/>
+          <w:szCs w:val="32"/>
+        </w:rPr>
+        <w:t>default,</w:t>
+      </w:r>
       <w:r>
         <w:rPr>
           <w:sz w:val="32"/>
@@ -7611,7 +7686,14 @@
           <w:sz w:val="32"/>
           <w:szCs w:val="32"/>
         </w:rPr>
-        <w:t xml:space="preserve"># </w:t>
+        <w:t>#</w:t>
+      </w:r>
+      <w:r>
+        <w:rPr>
+          <w:sz w:val="32"/>
+          <w:szCs w:val="32"/>
+        </w:rPr>
+        <w:t xml:space="preserve"> </w:t>
       </w:r>
       <w:r>
         <w:rPr>
@@ -21453,17 +21535,7 @@
           <w:sz w:val="32"/>
           <w:szCs w:val="32"/>
         </w:rPr>
-        <w:t>'age', 0)</w:t>
-      </w:r>
-      <w:r>
-        <w:rPr>
-          <w:b/>
-          <w:bCs/>
-          <w:color w:val="D86DCB" w:themeColor="accent5" w:themeTint="99"/>
-          <w:sz w:val="32"/>
-          <w:szCs w:val="32"/>
-        </w:rPr>
-        <w:t xml:space="preserve"> # Key</w:t>
+        <w:t>'age', 0) # Key</w:t>
       </w:r>
       <w:r>
         <w:rPr>
@@ -41832,6 +41904,7 @@
   <w:style w:type="character" w:default="1" w:styleId="DefaultParagraphFont">
     <w:name w:val="Default Paragraph Font"/>
     <w:uiPriority w:val="1"/>
+    <w:semiHidden/>
     <w:unhideWhenUsed/>
   </w:style>
   <w:style w:type="table" w:default="1" w:styleId="TableNormal">
